--- a/Knowledge/3-Work knowledge/1-Software Engineering/2-General Technologies/9-Databases/5-My Source/2-SQL/1-Intro to SQL/5-SQL Injection.docx
+++ b/Knowledge/3-Work knowledge/1-Software Engineering/2-General Technologies/9-Databases/5-My Source/2-SQL/1-Intro to SQL/5-SQL Injection.docx
@@ -19,30 +19,18 @@
     <w:p>
       <w:pPr>
         <w:pStyle w:val="Heading2"/>
-        <w:rPr>
-          <w:lang w:val="en-US"/>
-        </w:rPr>
       </w:pPr>
       <w:r>
         <w:rPr>
           <w:rFonts w:ascii="Segoe UI Emoji" w:hAnsi="Segoe UI Emoji" w:cs="Segoe UI Emoji"/>
-          <w:lang w:val="en-US"/>
         </w:rPr>
         <w:t>🌟</w:t>
       </w:r>
       <w:r>
-        <w:rPr>
-          <w:lang w:val="en-US"/>
-        </w:rPr>
         <w:t xml:space="preserve"> Definition</w:t>
       </w:r>
     </w:p>
     <w:p>
-      <w:pPr>
-        <w:rPr>
-          <w:lang w:val="en-US"/>
-        </w:rPr>
-      </w:pPr>
       <w:r>
         <w:rPr>
           <w:b/>
@@ -99,9 +87,6 @@
       <w:pPr>
         <w:rPr>
           <w:rFonts w:ascii="Roboto Mono" w:hAnsi="Roboto Mono"/>
-          <w:sz w:val="24"/>
-          <w:szCs w:val="24"/>
-          <w:lang w:val="en-US"/>
         </w:rPr>
       </w:pPr>
       <w:r>
@@ -109,18 +94,12 @@
           <w:rFonts w:ascii="Roboto Mono" w:hAnsi="Roboto Mono"/>
           <w:b/>
           <w:bCs/>
-          <w:sz w:val="24"/>
-          <w:szCs w:val="24"/>
-          <w:lang w:val="en-US"/>
         </w:rPr>
         <w:t>SQL Injection (SQLi)</w:t>
       </w:r>
       <w:r>
         <w:rPr>
           <w:rFonts w:ascii="Roboto Mono" w:hAnsi="Roboto Mono"/>
-          <w:sz w:val="24"/>
-          <w:szCs w:val="24"/>
-          <w:lang w:val="en-US"/>
         </w:rPr>
         <w:t xml:space="preserve"> is a cybersecurity attack where an attacker inserts malicious SQL code into an application's input fields to manipulate the database.</w:t>
       </w:r>
@@ -129,17 +108,11 @@
       <w:pPr>
         <w:rPr>
           <w:rFonts w:ascii="Roboto Mono" w:hAnsi="Roboto Mono"/>
-          <w:sz w:val="24"/>
-          <w:szCs w:val="24"/>
-          <w:lang w:val="en-US"/>
-        </w:rPr>
-      </w:pPr>
-      <w:r>
-        <w:rPr>
-          <w:rFonts w:ascii="Roboto Mono" w:hAnsi="Roboto Mono"/>
-          <w:sz w:val="24"/>
-          <w:szCs w:val="24"/>
-          <w:lang w:val="en-US"/>
+        </w:rPr>
+      </w:pPr>
+      <w:r>
+        <w:rPr>
+          <w:rFonts w:ascii="Roboto Mono" w:hAnsi="Roboto Mono"/>
         </w:rPr>
         <w:t>It happens when user input is directly included in SQL queries without proper validation or protection.</w:t>
       </w:r>
@@ -148,50 +121,32 @@
       <w:pPr>
         <w:rPr>
           <w:rFonts w:ascii="Roboto Mono" w:hAnsi="Roboto Mono"/>
-          <w:sz w:val="24"/>
-          <w:szCs w:val="24"/>
-          <w:lang w:val="en-US"/>
-        </w:rPr>
-      </w:pPr>
-      <w:r>
-        <w:rPr>
-          <w:rFonts w:ascii="Roboto Mono" w:hAnsi="Roboto Mono"/>
-          <w:sz w:val="24"/>
-          <w:szCs w:val="24"/>
-          <w:lang w:val="en-US"/>
-        </w:rPr>
-        <w:pict w14:anchorId="7003FBB6">
-          <v:rect id="_x0000_i1494" style="width:0;height:1.5pt" o:hralign="center" o:hrstd="t" o:hr="t" fillcolor="#a0a0a0" stroked="f"/>
+        </w:rPr>
+      </w:pPr>
+      <w:r>
+        <w:rPr>
+          <w:rFonts w:ascii="Roboto Mono" w:hAnsi="Roboto Mono"/>
+        </w:rPr>
+        <w:pict w14:anchorId="4D7795A0">
+          <v:rect id="_x0000_i1025" style="width:0;height:1.5pt" o:hralign="center" o:hrstd="t" o:hr="t" fillcolor="#a0a0a0" stroked="f"/>
         </w:pict>
       </w:r>
     </w:p>
     <w:p>
       <w:pPr>
         <w:pStyle w:val="Heading2"/>
-        <w:rPr>
-          <w:lang w:val="en-US"/>
-        </w:rPr>
       </w:pPr>
       <w:r>
         <w:rPr>
           <w:rFonts w:ascii="Segoe UI Emoji" w:hAnsi="Segoe UI Emoji" w:cs="Segoe UI Emoji"/>
-          <w:lang w:val="en-US"/>
         </w:rPr>
         <w:t>🎯</w:t>
       </w:r>
       <w:r>
-        <w:rPr>
-          <w:lang w:val="en-US"/>
-        </w:rPr>
         <w:t xml:space="preserve"> Goal of SQL Injection Attacks</w:t>
       </w:r>
     </w:p>
     <w:p>
-      <w:pPr>
-        <w:rPr>
-          <w:lang w:val="en-US"/>
-        </w:rPr>
-      </w:pPr>
       <w:r>
         <w:rPr>
           <w:b/>
@@ -248,17 +203,11 @@
       <w:pPr>
         <w:rPr>
           <w:rFonts w:ascii="Roboto Mono" w:hAnsi="Roboto Mono"/>
-          <w:sz w:val="24"/>
-          <w:szCs w:val="24"/>
-          <w:lang w:val="en-US"/>
-        </w:rPr>
-      </w:pPr>
-      <w:r>
-        <w:rPr>
-          <w:rFonts w:ascii="Roboto Mono" w:hAnsi="Roboto Mono"/>
-          <w:sz w:val="24"/>
-          <w:szCs w:val="24"/>
-          <w:lang w:val="en-US"/>
+        </w:rPr>
+      </w:pPr>
+      <w:r>
+        <w:rPr>
+          <w:rFonts w:ascii="Roboto Mono" w:hAnsi="Roboto Mono"/>
         </w:rPr>
         <w:t>Attackers may try to:</w:t>
       </w:r>
@@ -267,21 +216,16 @@
       <w:pPr>
         <w:numPr>
           <w:ilvl w:val="0"/>
-          <w:numId w:val="5"/>
+          <w:numId w:val="1"/>
         </w:numPr>
-        <w:rPr>
-          <w:rFonts w:ascii="Roboto Mono" w:hAnsi="Roboto Mono"/>
-          <w:sz w:val="24"/>
-          <w:szCs w:val="24"/>
-          <w:lang w:val="en-US"/>
-        </w:rPr>
-      </w:pPr>
-      <w:r>
-        <w:rPr>
-          <w:rFonts w:ascii="Roboto Mono" w:hAnsi="Roboto Mono"/>
-          <w:sz w:val="24"/>
-          <w:szCs w:val="24"/>
-          <w:lang w:val="en-US"/>
+        <w:spacing w:after="0" w:line="276" w:lineRule="auto"/>
+        <w:rPr>
+          <w:rFonts w:ascii="Roboto Mono" w:hAnsi="Roboto Mono"/>
+        </w:rPr>
+      </w:pPr>
+      <w:r>
+        <w:rPr>
+          <w:rFonts w:ascii="Roboto Mono" w:hAnsi="Roboto Mono"/>
         </w:rPr>
         <w:t>View sensitive data</w:t>
       </w:r>
@@ -290,21 +234,16 @@
       <w:pPr>
         <w:numPr>
           <w:ilvl w:val="0"/>
-          <w:numId w:val="5"/>
+          <w:numId w:val="1"/>
         </w:numPr>
-        <w:rPr>
-          <w:rFonts w:ascii="Roboto Mono" w:hAnsi="Roboto Mono"/>
-          <w:sz w:val="24"/>
-          <w:szCs w:val="24"/>
-          <w:lang w:val="en-US"/>
-        </w:rPr>
-      </w:pPr>
-      <w:r>
-        <w:rPr>
-          <w:rFonts w:ascii="Roboto Mono" w:hAnsi="Roboto Mono"/>
-          <w:sz w:val="24"/>
-          <w:szCs w:val="24"/>
-          <w:lang w:val="en-US"/>
+        <w:spacing w:after="0" w:line="276" w:lineRule="auto"/>
+        <w:rPr>
+          <w:rFonts w:ascii="Roboto Mono" w:hAnsi="Roboto Mono"/>
+        </w:rPr>
+      </w:pPr>
+      <w:r>
+        <w:rPr>
+          <w:rFonts w:ascii="Roboto Mono" w:hAnsi="Roboto Mono"/>
         </w:rPr>
         <w:t>Bypass login systems</w:t>
       </w:r>
@@ -313,21 +252,16 @@
       <w:pPr>
         <w:numPr>
           <w:ilvl w:val="0"/>
-          <w:numId w:val="5"/>
+          <w:numId w:val="1"/>
         </w:numPr>
-        <w:rPr>
-          <w:rFonts w:ascii="Roboto Mono" w:hAnsi="Roboto Mono"/>
-          <w:sz w:val="24"/>
-          <w:szCs w:val="24"/>
-          <w:lang w:val="en-US"/>
-        </w:rPr>
-      </w:pPr>
-      <w:r>
-        <w:rPr>
-          <w:rFonts w:ascii="Roboto Mono" w:hAnsi="Roboto Mono"/>
-          <w:sz w:val="24"/>
-          <w:szCs w:val="24"/>
-          <w:lang w:val="en-US"/>
+        <w:spacing w:after="0" w:line="276" w:lineRule="auto"/>
+        <w:rPr>
+          <w:rFonts w:ascii="Roboto Mono" w:hAnsi="Roboto Mono"/>
+        </w:rPr>
+      </w:pPr>
+      <w:r>
+        <w:rPr>
+          <w:rFonts w:ascii="Roboto Mono" w:hAnsi="Roboto Mono"/>
         </w:rPr>
         <w:t>Modify database records</w:t>
       </w:r>
@@ -336,21 +270,16 @@
       <w:pPr>
         <w:numPr>
           <w:ilvl w:val="0"/>
-          <w:numId w:val="5"/>
+          <w:numId w:val="1"/>
         </w:numPr>
-        <w:rPr>
-          <w:rFonts w:ascii="Roboto Mono" w:hAnsi="Roboto Mono"/>
-          <w:sz w:val="24"/>
-          <w:szCs w:val="24"/>
-          <w:lang w:val="en-US"/>
-        </w:rPr>
-      </w:pPr>
-      <w:r>
-        <w:rPr>
-          <w:rFonts w:ascii="Roboto Mono" w:hAnsi="Roboto Mono"/>
-          <w:sz w:val="24"/>
-          <w:szCs w:val="24"/>
-          <w:lang w:val="en-US"/>
+        <w:spacing w:after="0" w:line="276" w:lineRule="auto"/>
+        <w:rPr>
+          <w:rFonts w:ascii="Roboto Mono" w:hAnsi="Roboto Mono"/>
+        </w:rPr>
+      </w:pPr>
+      <w:r>
+        <w:rPr>
+          <w:rFonts w:ascii="Roboto Mono" w:hAnsi="Roboto Mono"/>
         </w:rPr>
         <w:t>Delete data</w:t>
       </w:r>
@@ -359,21 +288,16 @@
       <w:pPr>
         <w:numPr>
           <w:ilvl w:val="0"/>
-          <w:numId w:val="5"/>
+          <w:numId w:val="1"/>
         </w:numPr>
-        <w:rPr>
-          <w:rFonts w:ascii="Roboto Mono" w:hAnsi="Roboto Mono"/>
-          <w:sz w:val="24"/>
-          <w:szCs w:val="24"/>
-          <w:lang w:val="en-US"/>
-        </w:rPr>
-      </w:pPr>
-      <w:r>
-        <w:rPr>
-          <w:rFonts w:ascii="Roboto Mono" w:hAnsi="Roboto Mono"/>
-          <w:sz w:val="24"/>
-          <w:szCs w:val="24"/>
-          <w:lang w:val="en-US"/>
+        <w:spacing w:after="0" w:line="276" w:lineRule="auto"/>
+        <w:rPr>
+          <w:rFonts w:ascii="Roboto Mono" w:hAnsi="Roboto Mono"/>
+        </w:rPr>
+      </w:pPr>
+      <w:r>
+        <w:rPr>
+          <w:rFonts w:ascii="Roboto Mono" w:hAnsi="Roboto Mono"/>
         </w:rPr>
         <w:t>Gain unauthorized access</w:t>
       </w:r>
@@ -382,21 +306,16 @@
       <w:pPr>
         <w:numPr>
           <w:ilvl w:val="0"/>
-          <w:numId w:val="5"/>
+          <w:numId w:val="1"/>
         </w:numPr>
-        <w:rPr>
-          <w:rFonts w:ascii="Roboto Mono" w:hAnsi="Roboto Mono"/>
-          <w:sz w:val="24"/>
-          <w:szCs w:val="24"/>
-          <w:lang w:val="en-US"/>
-        </w:rPr>
-      </w:pPr>
-      <w:r>
-        <w:rPr>
-          <w:rFonts w:ascii="Roboto Mono" w:hAnsi="Roboto Mono"/>
-          <w:sz w:val="24"/>
-          <w:szCs w:val="24"/>
-          <w:lang w:val="en-US"/>
+        <w:spacing w:after="0" w:line="276" w:lineRule="auto"/>
+        <w:rPr>
+          <w:rFonts w:ascii="Roboto Mono" w:hAnsi="Roboto Mono"/>
+        </w:rPr>
+      </w:pPr>
+      <w:r>
+        <w:rPr>
+          <w:rFonts w:ascii="Roboto Mono" w:hAnsi="Roboto Mono"/>
         </w:rPr>
         <w:t>Take control of the application</w:t>
       </w:r>
@@ -405,50 +324,32 @@
       <w:pPr>
         <w:rPr>
           <w:rFonts w:ascii="Roboto Mono" w:hAnsi="Roboto Mono"/>
-          <w:sz w:val="24"/>
-          <w:szCs w:val="24"/>
-          <w:lang w:val="en-US"/>
-        </w:rPr>
-      </w:pPr>
-      <w:r>
-        <w:rPr>
-          <w:rFonts w:ascii="Roboto Mono" w:hAnsi="Roboto Mono"/>
-          <w:sz w:val="24"/>
-          <w:szCs w:val="24"/>
-          <w:lang w:val="en-US"/>
-        </w:rPr>
-        <w:pict w14:anchorId="63DC5B9E">
-          <v:rect id="_x0000_i1495" style="width:0;height:1.5pt" o:hralign="center" o:hrstd="t" o:hr="t" fillcolor="#a0a0a0" stroked="f"/>
+        </w:rPr>
+      </w:pPr>
+      <w:r>
+        <w:rPr>
+          <w:rFonts w:ascii="Roboto Mono" w:hAnsi="Roboto Mono"/>
+        </w:rPr>
+        <w:pict w14:anchorId="7FB40179">
+          <v:rect id="_x0000_i1026" style="width:0;height:1.5pt" o:hralign="center" o:hrstd="t" o:hr="t" fillcolor="#a0a0a0" stroked="f"/>
         </w:pict>
       </w:r>
     </w:p>
     <w:p>
       <w:pPr>
         <w:pStyle w:val="Heading2"/>
-        <w:rPr>
-          <w:lang w:val="en-US"/>
-        </w:rPr>
       </w:pPr>
       <w:r>
         <w:rPr>
           <w:rFonts w:ascii="Segoe UI Emoji" w:hAnsi="Segoe UI Emoji" w:cs="Segoe UI Emoji"/>
-          <w:lang w:val="en-US"/>
         </w:rPr>
         <w:t>🧠</w:t>
       </w:r>
       <w:r>
-        <w:rPr>
-          <w:lang w:val="en-US"/>
-        </w:rPr>
         <w:t xml:space="preserve"> How SQL Injection Happens</w:t>
       </w:r>
     </w:p>
     <w:p>
-      <w:pPr>
-        <w:rPr>
-          <w:lang w:val="en-US"/>
-        </w:rPr>
-      </w:pPr>
       <w:r>
         <w:rPr>
           <w:b/>
@@ -505,17 +406,11 @@
       <w:pPr>
         <w:rPr>
           <w:rFonts w:ascii="Roboto Mono" w:hAnsi="Roboto Mono"/>
-          <w:sz w:val="24"/>
-          <w:szCs w:val="24"/>
-          <w:lang w:val="en-US"/>
-        </w:rPr>
-      </w:pPr>
-      <w:r>
-        <w:rPr>
-          <w:rFonts w:ascii="Roboto Mono" w:hAnsi="Roboto Mono"/>
-          <w:sz w:val="24"/>
-          <w:szCs w:val="24"/>
-          <w:lang w:val="en-US"/>
+        </w:rPr>
+      </w:pPr>
+      <w:r>
+        <w:rPr>
+          <w:rFonts w:ascii="Roboto Mono" w:hAnsi="Roboto Mono"/>
         </w:rPr>
         <w:t>Imagine a login form:</w:t>
       </w:r>
@@ -524,9 +419,6 @@
       <w:pPr>
         <w:rPr>
           <w:rFonts w:ascii="Roboto Mono" w:hAnsi="Roboto Mono"/>
-          <w:sz w:val="24"/>
-          <w:szCs w:val="24"/>
-          <w:lang w:val="en-US"/>
         </w:rPr>
       </w:pPr>
       <w:r>
@@ -534,7 +426,7 @@
           <w:noProof/>
         </w:rPr>
         <w:drawing>
-          <wp:inline distT="0" distB="0" distL="0" distR="0" wp14:anchorId="043E6FD0" wp14:editId="4441CBE8">
+          <wp:inline distT="0" distB="0" distL="0" distR="0" wp14:anchorId="5CA0C37C" wp14:editId="1E7845AA">
             <wp:extent cx="5943600" cy="479425"/>
             <wp:effectExtent l="0" t="0" r="0" b="0"/>
             <wp:docPr id="410060111" name="Picture 2"/>
@@ -587,17 +479,11 @@
       <w:pPr>
         <w:rPr>
           <w:rFonts w:ascii="Roboto Mono" w:hAnsi="Roboto Mono"/>
-          <w:sz w:val="24"/>
-          <w:szCs w:val="24"/>
-          <w:lang w:val="en-US"/>
-        </w:rPr>
-      </w:pPr>
-      <w:r>
-        <w:rPr>
-          <w:rFonts w:ascii="Roboto Mono" w:hAnsi="Roboto Mono"/>
-          <w:sz w:val="24"/>
-          <w:szCs w:val="24"/>
-          <w:lang w:val="en-US"/>
+        </w:rPr>
+      </w:pPr>
+      <w:r>
+        <w:rPr>
+          <w:rFonts w:ascii="Roboto Mono" w:hAnsi="Roboto Mono"/>
         </w:rPr>
         <w:t>Username: ______</w:t>
       </w:r>
@@ -606,17 +492,11 @@
       <w:pPr>
         <w:rPr>
           <w:rFonts w:ascii="Roboto Mono" w:hAnsi="Roboto Mono"/>
-          <w:sz w:val="24"/>
-          <w:szCs w:val="24"/>
-          <w:lang w:val="en-US"/>
-        </w:rPr>
-      </w:pPr>
-      <w:r>
-        <w:rPr>
-          <w:rFonts w:ascii="Roboto Mono" w:hAnsi="Roboto Mono"/>
-          <w:sz w:val="24"/>
-          <w:szCs w:val="24"/>
-          <w:lang w:val="en-US"/>
+        </w:rPr>
+      </w:pPr>
+      <w:r>
+        <w:rPr>
+          <w:rFonts w:ascii="Roboto Mono" w:hAnsi="Roboto Mono"/>
         </w:rPr>
         <w:t>Password: ______</w:t>
       </w:r>
@@ -625,17 +505,11 @@
       <w:pPr>
         <w:rPr>
           <w:rFonts w:ascii="Roboto Mono" w:hAnsi="Roboto Mono"/>
-          <w:sz w:val="24"/>
-          <w:szCs w:val="24"/>
-          <w:lang w:val="en-US"/>
-        </w:rPr>
-      </w:pPr>
-      <w:r>
-        <w:rPr>
-          <w:rFonts w:ascii="Roboto Mono" w:hAnsi="Roboto Mono"/>
-          <w:sz w:val="24"/>
-          <w:szCs w:val="24"/>
-          <w:lang w:val="en-US"/>
+        </w:rPr>
+      </w:pPr>
+      <w:r>
+        <w:rPr>
+          <w:rFonts w:ascii="Roboto Mono" w:hAnsi="Roboto Mono"/>
         </w:rPr>
         <w:t>The application creates a query like:</w:t>
       </w:r>
@@ -644,18 +518,14 @@
       <w:pPr>
         <w:rPr>
           <w:rFonts w:ascii="Roboto Mono" w:hAnsi="Roboto Mono"/>
-          <w:sz w:val="24"/>
-          <w:szCs w:val="24"/>
-          <w:lang w:val="en-US"/>
         </w:rPr>
       </w:pPr>
       <w:r>
         <w:rPr>
           <w:noProof/>
         </w:rPr>
-        <w:lastRenderedPageBreak/>
         <w:drawing>
-          <wp:inline distT="0" distB="0" distL="0" distR="0" wp14:anchorId="21B4FF50" wp14:editId="3268AA26">
+          <wp:inline distT="0" distB="0" distL="0" distR="0" wp14:anchorId="07154787" wp14:editId="5665C56E">
             <wp:extent cx="5943600" cy="1061085"/>
             <wp:effectExtent l="0" t="0" r="0" b="5715"/>
             <wp:docPr id="594970484" name="Picture 3"/>
@@ -708,17 +578,11 @@
       <w:pPr>
         <w:rPr>
           <w:rFonts w:ascii="Roboto Mono" w:hAnsi="Roboto Mono"/>
-          <w:sz w:val="24"/>
-          <w:szCs w:val="24"/>
-          <w:lang w:val="en-US"/>
-        </w:rPr>
-      </w:pPr>
-      <w:r>
-        <w:rPr>
-          <w:rFonts w:ascii="Roboto Mono" w:hAnsi="Roboto Mono"/>
-          <w:sz w:val="24"/>
-          <w:szCs w:val="24"/>
-          <w:lang w:val="en-US"/>
+        </w:rPr>
+      </w:pPr>
+      <w:r>
+        <w:rPr>
+          <w:rFonts w:ascii="Roboto Mono" w:hAnsi="Roboto Mono"/>
         </w:rPr>
         <w:t>SELECT *</w:t>
       </w:r>
@@ -727,17 +591,11 @@
       <w:pPr>
         <w:rPr>
           <w:rFonts w:ascii="Roboto Mono" w:hAnsi="Roboto Mono"/>
-          <w:sz w:val="24"/>
-          <w:szCs w:val="24"/>
-          <w:lang w:val="en-US"/>
-        </w:rPr>
-      </w:pPr>
-      <w:r>
-        <w:rPr>
-          <w:rFonts w:ascii="Roboto Mono" w:hAnsi="Roboto Mono"/>
-          <w:sz w:val="24"/>
-          <w:szCs w:val="24"/>
-          <w:lang w:val="en-US"/>
+        </w:rPr>
+      </w:pPr>
+      <w:r>
+        <w:rPr>
+          <w:rFonts w:ascii="Roboto Mono" w:hAnsi="Roboto Mono"/>
         </w:rPr>
         <w:t>FROM Users</w:t>
       </w:r>
@@ -746,17 +604,11 @@
       <w:pPr>
         <w:rPr>
           <w:rFonts w:ascii="Roboto Mono" w:hAnsi="Roboto Mono"/>
-          <w:sz w:val="24"/>
-          <w:szCs w:val="24"/>
-          <w:lang w:val="en-US"/>
-        </w:rPr>
-      </w:pPr>
-      <w:r>
-        <w:rPr>
-          <w:rFonts w:ascii="Roboto Mono" w:hAnsi="Roboto Mono"/>
-          <w:sz w:val="24"/>
-          <w:szCs w:val="24"/>
-          <w:lang w:val="en-US"/>
+        </w:rPr>
+      </w:pPr>
+      <w:r>
+        <w:rPr>
+          <w:rFonts w:ascii="Roboto Mono" w:hAnsi="Roboto Mono"/>
         </w:rPr>
         <w:t>WHERE Username = 'Ali'</w:t>
       </w:r>
@@ -765,17 +617,11 @@
       <w:pPr>
         <w:rPr>
           <w:rFonts w:ascii="Roboto Mono" w:hAnsi="Roboto Mono"/>
-          <w:sz w:val="24"/>
-          <w:szCs w:val="24"/>
-          <w:lang w:val="en-US"/>
-        </w:rPr>
-      </w:pPr>
-      <w:r>
-        <w:rPr>
-          <w:rFonts w:ascii="Roboto Mono" w:hAnsi="Roboto Mono"/>
-          <w:sz w:val="24"/>
-          <w:szCs w:val="24"/>
-          <w:lang w:val="en-US"/>
+        </w:rPr>
+      </w:pPr>
+      <w:r>
+        <w:rPr>
+          <w:rFonts w:ascii="Roboto Mono" w:hAnsi="Roboto Mono"/>
         </w:rPr>
         <w:t>AND Password = '1234';</w:t>
       </w:r>
@@ -784,17 +630,11 @@
       <w:pPr>
         <w:rPr>
           <w:rFonts w:ascii="Roboto Mono" w:hAnsi="Roboto Mono"/>
-          <w:sz w:val="24"/>
-          <w:szCs w:val="24"/>
-          <w:lang w:val="en-US"/>
-        </w:rPr>
-      </w:pPr>
-      <w:r>
-        <w:rPr>
-          <w:rFonts w:ascii="Roboto Mono" w:hAnsi="Roboto Mono"/>
-          <w:sz w:val="24"/>
-          <w:szCs w:val="24"/>
-          <w:lang w:val="en-US"/>
+        </w:rPr>
+      </w:pPr>
+      <w:r>
+        <w:rPr>
+          <w:rFonts w:ascii="Roboto Mono" w:hAnsi="Roboto Mono"/>
         </w:rPr>
         <w:t>This works normally.</w:t>
       </w:r>
@@ -803,50 +643,32 @@
       <w:pPr>
         <w:rPr>
           <w:rFonts w:ascii="Roboto Mono" w:hAnsi="Roboto Mono"/>
-          <w:sz w:val="24"/>
-          <w:szCs w:val="24"/>
-          <w:lang w:val="en-US"/>
-        </w:rPr>
-      </w:pPr>
-      <w:r>
-        <w:rPr>
-          <w:rFonts w:ascii="Roboto Mono" w:hAnsi="Roboto Mono"/>
-          <w:sz w:val="24"/>
-          <w:szCs w:val="24"/>
-          <w:lang w:val="en-US"/>
-        </w:rPr>
-        <w:pict w14:anchorId="17B3A8D3">
-          <v:rect id="_x0000_i1496" style="width:0;height:1.5pt" o:hralign="center" o:hrstd="t" o:hr="t" fillcolor="#a0a0a0" stroked="f"/>
+        </w:rPr>
+      </w:pPr>
+      <w:r>
+        <w:rPr>
+          <w:rFonts w:ascii="Roboto Mono" w:hAnsi="Roboto Mono"/>
+        </w:rPr>
+        <w:pict w14:anchorId="37A983CE">
+          <v:rect id="_x0000_i1027" style="width:0;height:1.5pt" o:hralign="center" o:hrstd="t" o:hr="t" fillcolor="#a0a0a0" stroked="f"/>
         </w:pict>
       </w:r>
     </w:p>
     <w:p>
       <w:pPr>
         <w:pStyle w:val="Heading2"/>
-        <w:rPr>
-          <w:lang w:val="en-US"/>
-        </w:rPr>
       </w:pPr>
       <w:r>
         <w:rPr>
           <w:rFonts w:ascii="Segoe UI Emoji" w:hAnsi="Segoe UI Emoji" w:cs="Segoe UI Emoji"/>
-          <w:lang w:val="en-US"/>
         </w:rPr>
         <w:t>⚠️</w:t>
       </w:r>
       <w:r>
-        <w:rPr>
-          <w:lang w:val="en-US"/>
-        </w:rPr>
         <w:t xml:space="preserve"> Vulnerable Code Example</w:t>
       </w:r>
     </w:p>
     <w:p>
-      <w:pPr>
-        <w:rPr>
-          <w:lang w:val="en-US"/>
-        </w:rPr>
-      </w:pPr>
       <w:r>
         <w:rPr>
           <w:b/>
@@ -903,17 +725,11 @@
       <w:pPr>
         <w:rPr>
           <w:rFonts w:ascii="Roboto Mono" w:hAnsi="Roboto Mono"/>
-          <w:sz w:val="24"/>
-          <w:szCs w:val="24"/>
-          <w:lang w:val="en-US"/>
-        </w:rPr>
-      </w:pPr>
-      <w:r>
-        <w:rPr>
-          <w:rFonts w:ascii="Roboto Mono" w:hAnsi="Roboto Mono"/>
-          <w:sz w:val="24"/>
-          <w:szCs w:val="24"/>
-          <w:lang w:val="en-US"/>
+        </w:rPr>
+      </w:pPr>
+      <w:r>
+        <w:rPr>
+          <w:rFonts w:ascii="Roboto Mono" w:hAnsi="Roboto Mono"/>
         </w:rPr>
         <w:t>Suppose the application builds SQL like this:</w:t>
       </w:r>
@@ -922,9 +738,6 @@
       <w:pPr>
         <w:rPr>
           <w:rFonts w:ascii="Roboto Mono" w:hAnsi="Roboto Mono"/>
-          <w:sz w:val="24"/>
-          <w:szCs w:val="24"/>
-          <w:lang w:val="en-US"/>
         </w:rPr>
       </w:pPr>
       <w:r>
@@ -932,7 +745,7 @@
           <w:noProof/>
         </w:rPr>
         <w:drawing>
-          <wp:inline distT="0" distB="0" distL="0" distR="0" wp14:anchorId="73326475" wp14:editId="2F3247D7">
+          <wp:inline distT="0" distB="0" distL="0" distR="0" wp14:anchorId="1954006E" wp14:editId="46A12BEA">
             <wp:extent cx="5943600" cy="932180"/>
             <wp:effectExtent l="0" t="0" r="0" b="1270"/>
             <wp:docPr id="1090177750" name="Picture 4"/>
@@ -985,17 +798,11 @@
       <w:pPr>
         <w:rPr>
           <w:rFonts w:ascii="Roboto Mono" w:hAnsi="Roboto Mono"/>
-          <w:sz w:val="24"/>
-          <w:szCs w:val="24"/>
-          <w:lang w:val="en-US"/>
-        </w:rPr>
-      </w:pPr>
-      <w:r>
-        <w:rPr>
-          <w:rFonts w:ascii="Roboto Mono" w:hAnsi="Roboto Mono"/>
-          <w:sz w:val="24"/>
-          <w:szCs w:val="24"/>
-          <w:lang w:val="en-US"/>
+        </w:rPr>
+      </w:pPr>
+      <w:r>
+        <w:rPr>
+          <w:rFonts w:ascii="Roboto Mono" w:hAnsi="Roboto Mono"/>
         </w:rPr>
         <w:t>$sql = "SELECT * FROM Users</w:t>
       </w:r>
@@ -1004,17 +811,11 @@
       <w:pPr>
         <w:rPr>
           <w:rFonts w:ascii="Roboto Mono" w:hAnsi="Roboto Mono"/>
-          <w:sz w:val="24"/>
-          <w:szCs w:val="24"/>
-          <w:lang w:val="en-US"/>
-        </w:rPr>
-      </w:pPr>
-      <w:r>
-        <w:rPr>
-          <w:rFonts w:ascii="Roboto Mono" w:hAnsi="Roboto Mono"/>
-          <w:sz w:val="24"/>
-          <w:szCs w:val="24"/>
-          <w:lang w:val="en-US"/>
+        </w:rPr>
+      </w:pPr>
+      <w:r>
+        <w:rPr>
+          <w:rFonts w:ascii="Roboto Mono" w:hAnsi="Roboto Mono"/>
         </w:rPr>
         <w:t>WHERE Username = '$username'</w:t>
       </w:r>
@@ -1023,17 +824,11 @@
       <w:pPr>
         <w:rPr>
           <w:rFonts w:ascii="Roboto Mono" w:hAnsi="Roboto Mono"/>
-          <w:sz w:val="24"/>
-          <w:szCs w:val="24"/>
-          <w:lang w:val="en-US"/>
-        </w:rPr>
-      </w:pPr>
-      <w:r>
-        <w:rPr>
-          <w:rFonts w:ascii="Roboto Mono" w:hAnsi="Roboto Mono"/>
-          <w:sz w:val="24"/>
-          <w:szCs w:val="24"/>
-          <w:lang w:val="en-US"/>
+        </w:rPr>
+      </w:pPr>
+      <w:r>
+        <w:rPr>
+          <w:rFonts w:ascii="Roboto Mono" w:hAnsi="Roboto Mono"/>
         </w:rPr>
         <w:t>AND Password = '$password'";</w:t>
       </w:r>
@@ -1042,17 +837,11 @@
       <w:pPr>
         <w:rPr>
           <w:rFonts w:ascii="Roboto Mono" w:hAnsi="Roboto Mono"/>
-          <w:sz w:val="24"/>
-          <w:szCs w:val="24"/>
-          <w:lang w:val="en-US"/>
-        </w:rPr>
-      </w:pPr>
-      <w:r>
-        <w:rPr>
-          <w:rFonts w:ascii="Roboto Mono" w:hAnsi="Roboto Mono"/>
-          <w:sz w:val="24"/>
-          <w:szCs w:val="24"/>
-          <w:lang w:val="en-US"/>
+        </w:rPr>
+      </w:pPr>
+      <w:r>
+        <w:rPr>
+          <w:rFonts w:ascii="Roboto Mono" w:hAnsi="Roboto Mono"/>
         </w:rPr>
         <w:t>User input is directly inserted into the query.</w:t>
       </w:r>
@@ -1061,17 +850,11 @@
       <w:pPr>
         <w:rPr>
           <w:rFonts w:ascii="Roboto Mono" w:hAnsi="Roboto Mono"/>
-          <w:sz w:val="24"/>
-          <w:szCs w:val="24"/>
-          <w:lang w:val="en-US"/>
-        </w:rPr>
-      </w:pPr>
-      <w:r>
-        <w:rPr>
-          <w:rFonts w:ascii="Roboto Mono" w:hAnsi="Roboto Mono"/>
-          <w:sz w:val="24"/>
-          <w:szCs w:val="24"/>
-          <w:lang w:val="en-US"/>
+        </w:rPr>
+      </w:pPr>
+      <w:r>
+        <w:rPr>
+          <w:rFonts w:ascii="Roboto Mono" w:hAnsi="Roboto Mono"/>
         </w:rPr>
         <w:t>This is dangerous.</w:t>
       </w:r>
@@ -1080,50 +863,32 @@
       <w:pPr>
         <w:rPr>
           <w:rFonts w:ascii="Roboto Mono" w:hAnsi="Roboto Mono"/>
-          <w:sz w:val="24"/>
-          <w:szCs w:val="24"/>
-          <w:lang w:val="en-US"/>
-        </w:rPr>
-      </w:pPr>
-      <w:r>
-        <w:rPr>
-          <w:rFonts w:ascii="Roboto Mono" w:hAnsi="Roboto Mono"/>
-          <w:sz w:val="24"/>
-          <w:szCs w:val="24"/>
-          <w:lang w:val="en-US"/>
-        </w:rPr>
-        <w:pict w14:anchorId="626053C2">
-          <v:rect id="_x0000_i1497" style="width:0;height:1.5pt" o:hralign="center" o:hrstd="t" o:hr="t" fillcolor="#a0a0a0" stroked="f"/>
+        </w:rPr>
+      </w:pPr>
+      <w:r>
+        <w:rPr>
+          <w:rFonts w:ascii="Roboto Mono" w:hAnsi="Roboto Mono"/>
+        </w:rPr>
+        <w:pict w14:anchorId="7D32519F">
+          <v:rect id="_x0000_i1028" style="width:0;height:1.5pt" o:hralign="center" o:hrstd="t" o:hr="t" fillcolor="#a0a0a0" stroked="f"/>
         </w:pict>
       </w:r>
     </w:p>
     <w:p>
       <w:pPr>
         <w:pStyle w:val="Heading2"/>
-        <w:rPr>
-          <w:lang w:val="en-US"/>
-        </w:rPr>
       </w:pPr>
       <w:r>
         <w:rPr>
           <w:rFonts w:ascii="Segoe UI Emoji" w:hAnsi="Segoe UI Emoji" w:cs="Segoe UI Emoji"/>
-          <w:lang w:val="en-US"/>
         </w:rPr>
         <w:t>🚨</w:t>
       </w:r>
       <w:r>
-        <w:rPr>
-          <w:lang w:val="en-US"/>
-        </w:rPr>
         <w:t xml:space="preserve"> SQL Injection Example</w:t>
       </w:r>
     </w:p>
     <w:p>
-      <w:pPr>
-        <w:rPr>
-          <w:lang w:val="en-US"/>
-        </w:rPr>
-      </w:pPr>
       <w:r>
         <w:rPr>
           <w:b/>
@@ -1180,17 +945,11 @@
       <w:pPr>
         <w:rPr>
           <w:rFonts w:ascii="Roboto Mono" w:hAnsi="Roboto Mono"/>
-          <w:sz w:val="24"/>
-          <w:szCs w:val="24"/>
-          <w:lang w:val="en-US"/>
-        </w:rPr>
-      </w:pPr>
-      <w:r>
-        <w:rPr>
-          <w:rFonts w:ascii="Roboto Mono" w:hAnsi="Roboto Mono"/>
-          <w:sz w:val="24"/>
-          <w:szCs w:val="24"/>
-          <w:lang w:val="en-US"/>
+        </w:rPr>
+      </w:pPr>
+      <w:r>
+        <w:rPr>
+          <w:rFonts w:ascii="Roboto Mono" w:hAnsi="Roboto Mono"/>
         </w:rPr>
         <w:t>Attacker enters:</w:t>
       </w:r>
@@ -1201,9 +960,6 @@
           <w:rFonts w:ascii="Roboto Mono" w:hAnsi="Roboto Mono"/>
           <w:b/>
           <w:bCs/>
-          <w:sz w:val="24"/>
-          <w:szCs w:val="24"/>
-          <w:lang w:val="en-US"/>
         </w:rPr>
       </w:pPr>
       <w:r>
@@ -1211,9 +967,6 @@
           <w:rFonts w:ascii="Roboto Mono" w:hAnsi="Roboto Mono"/>
           <w:b/>
           <w:bCs/>
-          <w:sz w:val="24"/>
-          <w:szCs w:val="24"/>
-          <w:lang w:val="en-US"/>
         </w:rPr>
         <w:t>Username</w:t>
       </w:r>
@@ -1224,9 +977,6 @@
           <w:rFonts w:ascii="Roboto Mono" w:hAnsi="Roboto Mono"/>
           <w:b/>
           <w:bCs/>
-          <w:sz w:val="24"/>
-          <w:szCs w:val="24"/>
-          <w:lang w:val="en-US"/>
         </w:rPr>
       </w:pPr>
       <w:r>
@@ -1234,7 +984,7 @@
           <w:noProof/>
         </w:rPr>
         <w:drawing>
-          <wp:inline distT="0" distB="0" distL="0" distR="0" wp14:anchorId="11BED77E" wp14:editId="768578D7">
+          <wp:inline distT="0" distB="0" distL="0" distR="0" wp14:anchorId="301E9370" wp14:editId="200B0AF4">
             <wp:extent cx="5943600" cy="335915"/>
             <wp:effectExtent l="0" t="0" r="0" b="6985"/>
             <wp:docPr id="1205735317" name="Picture 5"/>
@@ -1287,17 +1037,11 @@
       <w:pPr>
         <w:rPr>
           <w:rFonts w:ascii="Roboto Mono" w:hAnsi="Roboto Mono"/>
-          <w:sz w:val="24"/>
-          <w:szCs w:val="24"/>
-          <w:lang w:val="en-US"/>
-        </w:rPr>
-      </w:pPr>
-      <w:r>
-        <w:rPr>
-          <w:rFonts w:ascii="Roboto Mono" w:hAnsi="Roboto Mono"/>
-          <w:sz w:val="24"/>
-          <w:szCs w:val="24"/>
-          <w:lang w:val="en-US"/>
+        </w:rPr>
+      </w:pPr>
+      <w:r>
+        <w:rPr>
+          <w:rFonts w:ascii="Roboto Mono" w:hAnsi="Roboto Mono"/>
         </w:rPr>
         <w:t>admin</w:t>
       </w:r>
@@ -1308,9 +1052,6 @@
           <w:rFonts w:ascii="Roboto Mono" w:hAnsi="Roboto Mono"/>
           <w:b/>
           <w:bCs/>
-          <w:sz w:val="24"/>
-          <w:szCs w:val="24"/>
-          <w:lang w:val="en-US"/>
         </w:rPr>
       </w:pPr>
       <w:r>
@@ -1318,9 +1059,6 @@
           <w:rFonts w:ascii="Roboto Mono" w:hAnsi="Roboto Mono"/>
           <w:b/>
           <w:bCs/>
-          <w:sz w:val="24"/>
-          <w:szCs w:val="24"/>
-          <w:lang w:val="en-US"/>
         </w:rPr>
         <w:t>Password</w:t>
       </w:r>
@@ -1331,18 +1069,14 @@
           <w:rFonts w:ascii="Roboto Mono" w:hAnsi="Roboto Mono"/>
           <w:b/>
           <w:bCs/>
-          <w:sz w:val="24"/>
-          <w:szCs w:val="24"/>
-          <w:lang w:val="en-US"/>
         </w:rPr>
       </w:pPr>
       <w:r>
         <w:rPr>
           <w:noProof/>
         </w:rPr>
-        <w:lastRenderedPageBreak/>
         <w:drawing>
-          <wp:inline distT="0" distB="0" distL="0" distR="0" wp14:anchorId="6176749D" wp14:editId="2868826E">
+          <wp:inline distT="0" distB="0" distL="0" distR="0" wp14:anchorId="62AFEF41" wp14:editId="127A8ECC">
             <wp:extent cx="5943600" cy="342265"/>
             <wp:effectExtent l="0" t="0" r="0" b="635"/>
             <wp:docPr id="1614549324" name="Picture 6"/>
@@ -1395,17 +1129,11 @@
       <w:pPr>
         <w:rPr>
           <w:rFonts w:ascii="Roboto Mono" w:hAnsi="Roboto Mono"/>
-          <w:sz w:val="24"/>
-          <w:szCs w:val="24"/>
-          <w:lang w:val="en-US"/>
-        </w:rPr>
-      </w:pPr>
-      <w:r>
-        <w:rPr>
-          <w:rFonts w:ascii="Roboto Mono" w:hAnsi="Roboto Mono"/>
-          <w:sz w:val="24"/>
-          <w:szCs w:val="24"/>
-          <w:lang w:val="en-US"/>
+        </w:rPr>
+      </w:pPr>
+      <w:r>
+        <w:rPr>
+          <w:rFonts w:ascii="Roboto Mono" w:hAnsi="Roboto Mono"/>
         </w:rPr>
         <w:t>' OR '1'='1</w:t>
       </w:r>
@@ -1414,17 +1142,11 @@
       <w:pPr>
         <w:rPr>
           <w:rFonts w:ascii="Roboto Mono" w:hAnsi="Roboto Mono"/>
-          <w:sz w:val="24"/>
-          <w:szCs w:val="24"/>
-          <w:lang w:val="en-US"/>
-        </w:rPr>
-      </w:pPr>
-      <w:r>
-        <w:rPr>
-          <w:rFonts w:ascii="Roboto Mono" w:hAnsi="Roboto Mono"/>
-          <w:sz w:val="24"/>
-          <w:szCs w:val="24"/>
-          <w:lang w:val="en-US"/>
+        </w:rPr>
+      </w:pPr>
+      <w:r>
+        <w:rPr>
+          <w:rFonts w:ascii="Roboto Mono" w:hAnsi="Roboto Mono"/>
         </w:rPr>
         <w:t>Resulting query:</w:t>
       </w:r>
@@ -1433,9 +1155,6 @@
       <w:pPr>
         <w:rPr>
           <w:rFonts w:ascii="Roboto Mono" w:hAnsi="Roboto Mono"/>
-          <w:sz w:val="24"/>
-          <w:szCs w:val="24"/>
-          <w:lang w:val="en-US"/>
         </w:rPr>
       </w:pPr>
       <w:r>
@@ -1443,7 +1162,7 @@
           <w:noProof/>
         </w:rPr>
         <w:drawing>
-          <wp:inline distT="0" distB="0" distL="0" distR="0" wp14:anchorId="66E06E87" wp14:editId="34A0187B">
+          <wp:inline distT="0" distB="0" distL="0" distR="0" wp14:anchorId="02C4D718" wp14:editId="547C62EC">
             <wp:extent cx="5943600" cy="1223645"/>
             <wp:effectExtent l="0" t="0" r="0" b="0"/>
             <wp:docPr id="1356957814" name="Picture 7"/>
@@ -1496,17 +1215,11 @@
       <w:pPr>
         <w:rPr>
           <w:rFonts w:ascii="Roboto Mono" w:hAnsi="Roboto Mono"/>
-          <w:sz w:val="24"/>
-          <w:szCs w:val="24"/>
-          <w:lang w:val="en-US"/>
-        </w:rPr>
-      </w:pPr>
-      <w:r>
-        <w:rPr>
-          <w:rFonts w:ascii="Roboto Mono" w:hAnsi="Roboto Mono"/>
-          <w:sz w:val="24"/>
-          <w:szCs w:val="24"/>
-          <w:lang w:val="en-US"/>
+        </w:rPr>
+      </w:pPr>
+      <w:r>
+        <w:rPr>
+          <w:rFonts w:ascii="Roboto Mono" w:hAnsi="Roboto Mono"/>
         </w:rPr>
         <w:t>SELECT *</w:t>
       </w:r>
@@ -1515,17 +1228,11 @@
       <w:pPr>
         <w:rPr>
           <w:rFonts w:ascii="Roboto Mono" w:hAnsi="Roboto Mono"/>
-          <w:sz w:val="24"/>
-          <w:szCs w:val="24"/>
-          <w:lang w:val="en-US"/>
-        </w:rPr>
-      </w:pPr>
-      <w:r>
-        <w:rPr>
-          <w:rFonts w:ascii="Roboto Mono" w:hAnsi="Roboto Mono"/>
-          <w:sz w:val="24"/>
-          <w:szCs w:val="24"/>
-          <w:lang w:val="en-US"/>
+        </w:rPr>
+      </w:pPr>
+      <w:r>
+        <w:rPr>
+          <w:rFonts w:ascii="Roboto Mono" w:hAnsi="Roboto Mono"/>
         </w:rPr>
         <w:t>FROM Users</w:t>
       </w:r>
@@ -1534,17 +1241,11 @@
       <w:pPr>
         <w:rPr>
           <w:rFonts w:ascii="Roboto Mono" w:hAnsi="Roboto Mono"/>
-          <w:sz w:val="24"/>
-          <w:szCs w:val="24"/>
-          <w:lang w:val="en-US"/>
-        </w:rPr>
-      </w:pPr>
-      <w:r>
-        <w:rPr>
-          <w:rFonts w:ascii="Roboto Mono" w:hAnsi="Roboto Mono"/>
-          <w:sz w:val="24"/>
-          <w:szCs w:val="24"/>
-          <w:lang w:val="en-US"/>
+        </w:rPr>
+      </w:pPr>
+      <w:r>
+        <w:rPr>
+          <w:rFonts w:ascii="Roboto Mono" w:hAnsi="Roboto Mono"/>
         </w:rPr>
         <w:t>WHERE Username = 'admin'</w:t>
       </w:r>
@@ -1553,17 +1254,11 @@
       <w:pPr>
         <w:rPr>
           <w:rFonts w:ascii="Roboto Mono" w:hAnsi="Roboto Mono"/>
-          <w:sz w:val="24"/>
-          <w:szCs w:val="24"/>
-          <w:lang w:val="en-US"/>
-        </w:rPr>
-      </w:pPr>
-      <w:r>
-        <w:rPr>
-          <w:rFonts w:ascii="Roboto Mono" w:hAnsi="Roboto Mono"/>
-          <w:sz w:val="24"/>
-          <w:szCs w:val="24"/>
-          <w:lang w:val="en-US"/>
+        </w:rPr>
+      </w:pPr>
+      <w:r>
+        <w:rPr>
+          <w:rFonts w:ascii="Roboto Mono" w:hAnsi="Roboto Mono"/>
         </w:rPr>
         <w:t>AND Password = ''</w:t>
       </w:r>
@@ -1572,17 +1267,11 @@
       <w:pPr>
         <w:rPr>
           <w:rFonts w:ascii="Roboto Mono" w:hAnsi="Roboto Mono"/>
-          <w:sz w:val="24"/>
-          <w:szCs w:val="24"/>
-          <w:lang w:val="en-US"/>
-        </w:rPr>
-      </w:pPr>
-      <w:r>
-        <w:rPr>
-          <w:rFonts w:ascii="Roboto Mono" w:hAnsi="Roboto Mono"/>
-          <w:sz w:val="24"/>
-          <w:szCs w:val="24"/>
-          <w:lang w:val="en-US"/>
+        </w:rPr>
+      </w:pPr>
+      <w:r>
+        <w:rPr>
+          <w:rFonts w:ascii="Roboto Mono" w:hAnsi="Roboto Mono"/>
         </w:rPr>
         <w:t>OR '1'='1';</w:t>
       </w:r>
@@ -1591,20 +1280,14 @@
       <w:pPr>
         <w:rPr>
           <w:rFonts w:ascii="Roboto Mono" w:hAnsi="Roboto Mono"/>
-          <w:sz w:val="24"/>
-          <w:szCs w:val="24"/>
-          <w:lang w:val="en-US"/>
-        </w:rPr>
-      </w:pPr>
-      <w:r>
-        <w:rPr>
-          <w:rFonts w:ascii="Roboto Mono" w:hAnsi="Roboto Mono"/>
-          <w:sz w:val="24"/>
-          <w:szCs w:val="24"/>
-          <w:lang w:val="en-US"/>
-        </w:rPr>
-        <w:pict w14:anchorId="247A20A8">
-          <v:rect id="_x0000_i1498" style="width:0;height:1.5pt" o:hralign="center" o:hrstd="t" o:hr="t" fillcolor="#a0a0a0" stroked="f"/>
+        </w:rPr>
+      </w:pPr>
+      <w:r>
+        <w:rPr>
+          <w:rFonts w:ascii="Roboto Mono" w:hAnsi="Roboto Mono"/>
+        </w:rPr>
+        <w:pict w14:anchorId="0E722E29">
+          <v:rect id="_x0000_i1029" style="width:0;height:1.5pt" o:hralign="center" o:hrstd="t" o:hr="t" fillcolor="#a0a0a0" stroked="f"/>
         </w:pict>
       </w:r>
     </w:p>
@@ -1612,17 +1295,11 @@
       <w:pPr>
         <w:rPr>
           <w:rFonts w:ascii="Roboto Mono" w:hAnsi="Roboto Mono"/>
-          <w:sz w:val="24"/>
-          <w:szCs w:val="24"/>
-          <w:lang w:val="en-US"/>
-        </w:rPr>
-      </w:pPr>
-      <w:r>
-        <w:rPr>
-          <w:rFonts w:ascii="Roboto Mono" w:hAnsi="Roboto Mono"/>
-          <w:sz w:val="24"/>
-          <w:szCs w:val="24"/>
-          <w:lang w:val="en-US"/>
+        </w:rPr>
+      </w:pPr>
+      <w:r>
+        <w:rPr>
+          <w:rFonts w:ascii="Roboto Mono" w:hAnsi="Roboto Mono"/>
         </w:rPr>
         <w:t>Since:</w:t>
       </w:r>
@@ -1631,9 +1308,6 @@
       <w:pPr>
         <w:rPr>
           <w:rFonts w:ascii="Roboto Mono" w:hAnsi="Roboto Mono"/>
-          <w:sz w:val="24"/>
-          <w:szCs w:val="24"/>
-          <w:lang w:val="en-US"/>
         </w:rPr>
       </w:pPr>
       <w:r>
@@ -1641,7 +1315,7 @@
           <w:noProof/>
         </w:rPr>
         <w:drawing>
-          <wp:inline distT="0" distB="0" distL="0" distR="0" wp14:anchorId="5F1FB575" wp14:editId="3E7C3FFD">
+          <wp:inline distT="0" distB="0" distL="0" distR="0" wp14:anchorId="42EBE236" wp14:editId="6E52005D">
             <wp:extent cx="5943600" cy="613410"/>
             <wp:effectExtent l="0" t="0" r="0" b="0"/>
             <wp:docPr id="1958055087" name="Picture 8"/>
@@ -1694,17 +1368,11 @@
       <w:pPr>
         <w:rPr>
           <w:rFonts w:ascii="Roboto Mono" w:hAnsi="Roboto Mono"/>
-          <w:sz w:val="24"/>
-          <w:szCs w:val="24"/>
-          <w:lang w:val="en-US"/>
-        </w:rPr>
-      </w:pPr>
-      <w:r>
-        <w:rPr>
-          <w:rFonts w:ascii="Roboto Mono" w:hAnsi="Roboto Mono"/>
-          <w:sz w:val="24"/>
-          <w:szCs w:val="24"/>
-          <w:lang w:val="en-US"/>
+        </w:rPr>
+      </w:pPr>
+      <w:r>
+        <w:rPr>
+          <w:rFonts w:ascii="Roboto Mono" w:hAnsi="Roboto Mono"/>
         </w:rPr>
         <w:t>'1'='1'</w:t>
       </w:r>
@@ -1713,17 +1381,11 @@
       <w:pPr>
         <w:rPr>
           <w:rFonts w:ascii="Roboto Mono" w:hAnsi="Roboto Mono"/>
-          <w:sz w:val="24"/>
-          <w:szCs w:val="24"/>
-          <w:lang w:val="en-US"/>
-        </w:rPr>
-      </w:pPr>
-      <w:r>
-        <w:rPr>
-          <w:rFonts w:ascii="Roboto Mono" w:hAnsi="Roboto Mono"/>
-          <w:sz w:val="24"/>
-          <w:szCs w:val="24"/>
-          <w:lang w:val="en-US"/>
+        </w:rPr>
+      </w:pPr>
+      <w:r>
+        <w:rPr>
+          <w:rFonts w:ascii="Roboto Mono" w:hAnsi="Roboto Mono"/>
         </w:rPr>
         <w:t>is always true,</w:t>
       </w:r>
@@ -1732,17 +1394,11 @@
       <w:pPr>
         <w:rPr>
           <w:rFonts w:ascii="Roboto Mono" w:hAnsi="Roboto Mono"/>
-          <w:sz w:val="24"/>
-          <w:szCs w:val="24"/>
-          <w:lang w:val="en-US"/>
-        </w:rPr>
-      </w:pPr>
-      <w:r>
-        <w:rPr>
-          <w:rFonts w:ascii="Roboto Mono" w:hAnsi="Roboto Mono"/>
-          <w:sz w:val="24"/>
-          <w:szCs w:val="24"/>
-          <w:lang w:val="en-US"/>
+        </w:rPr>
+      </w:pPr>
+      <w:r>
+        <w:rPr>
+          <w:rFonts w:ascii="Roboto Mono" w:hAnsi="Roboto Mono"/>
         </w:rPr>
         <w:t>the login may succeed without knowing the real password.</w:t>
       </w:r>
@@ -1751,50 +1407,32 @@
       <w:pPr>
         <w:rPr>
           <w:rFonts w:ascii="Roboto Mono" w:hAnsi="Roboto Mono"/>
-          <w:sz w:val="24"/>
-          <w:szCs w:val="24"/>
-          <w:lang w:val="en-US"/>
-        </w:rPr>
-      </w:pPr>
-      <w:r>
-        <w:rPr>
-          <w:rFonts w:ascii="Roboto Mono" w:hAnsi="Roboto Mono"/>
-          <w:sz w:val="24"/>
-          <w:szCs w:val="24"/>
-          <w:lang w:val="en-US"/>
-        </w:rPr>
-        <w:pict w14:anchorId="7C438513">
-          <v:rect id="_x0000_i1499" style="width:0;height:1.5pt" o:hralign="center" o:hrstd="t" o:hr="t" fillcolor="#a0a0a0" stroked="f"/>
+        </w:rPr>
+      </w:pPr>
+      <w:r>
+        <w:rPr>
+          <w:rFonts w:ascii="Roboto Mono" w:hAnsi="Roboto Mono"/>
+        </w:rPr>
+        <w:pict w14:anchorId="4D6195DD">
+          <v:rect id="_x0000_i1030" style="width:0;height:1.5pt" o:hralign="center" o:hrstd="t" o:hr="t" fillcolor="#a0a0a0" stroked="f"/>
         </w:pict>
       </w:r>
     </w:p>
     <w:p>
       <w:pPr>
         <w:pStyle w:val="Heading2"/>
-        <w:rPr>
-          <w:lang w:val="en-US"/>
-        </w:rPr>
       </w:pPr>
       <w:r>
         <w:rPr>
           <w:rFonts w:ascii="Segoe UI Emoji" w:hAnsi="Segoe UI Emoji" w:cs="Segoe UI Emoji"/>
-          <w:lang w:val="en-US"/>
         </w:rPr>
         <w:t>🔍</w:t>
       </w:r>
       <w:r>
-        <w:rPr>
-          <w:lang w:val="en-US"/>
-        </w:rPr>
         <w:t xml:space="preserve"> Another Example</w:t>
       </w:r>
     </w:p>
     <w:p>
-      <w:pPr>
-        <w:rPr>
-          <w:lang w:val="en-US"/>
-        </w:rPr>
-      </w:pPr>
       <w:r>
         <w:rPr>
           <w:b/>
@@ -1851,17 +1489,11 @@
       <w:pPr>
         <w:rPr>
           <w:rFonts w:ascii="Roboto Mono" w:hAnsi="Roboto Mono"/>
-          <w:sz w:val="24"/>
-          <w:szCs w:val="24"/>
-          <w:lang w:val="en-US"/>
-        </w:rPr>
-      </w:pPr>
-      <w:r>
-        <w:rPr>
-          <w:rFonts w:ascii="Roboto Mono" w:hAnsi="Roboto Mono"/>
-          <w:sz w:val="24"/>
-          <w:szCs w:val="24"/>
-          <w:lang w:val="en-US"/>
+        </w:rPr>
+      </w:pPr>
+      <w:r>
+        <w:rPr>
+          <w:rFonts w:ascii="Roboto Mono" w:hAnsi="Roboto Mono"/>
         </w:rPr>
         <w:t>User enters:</w:t>
       </w:r>
@@ -1870,9 +1502,6 @@
       <w:pPr>
         <w:rPr>
           <w:rFonts w:ascii="Roboto Mono" w:hAnsi="Roboto Mono"/>
-          <w:sz w:val="24"/>
-          <w:szCs w:val="24"/>
-          <w:lang w:val="en-US"/>
         </w:rPr>
       </w:pPr>
       <w:r>
@@ -1880,7 +1509,7 @@
           <w:noProof/>
         </w:rPr>
         <w:drawing>
-          <wp:inline distT="0" distB="0" distL="0" distR="0" wp14:anchorId="05BF9F7A" wp14:editId="7EC64950">
+          <wp:inline distT="0" distB="0" distL="0" distR="0" wp14:anchorId="5AE4EC51" wp14:editId="1B4AB512">
             <wp:extent cx="5943600" cy="328295"/>
             <wp:effectExtent l="0" t="0" r="0" b="0"/>
             <wp:docPr id="1683286363" name="Picture 10"/>
@@ -1933,17 +1562,11 @@
       <w:pPr>
         <w:rPr>
           <w:rFonts w:ascii="Roboto Mono" w:hAnsi="Roboto Mono"/>
-          <w:sz w:val="24"/>
-          <w:szCs w:val="24"/>
-          <w:lang w:val="en-US"/>
-        </w:rPr>
-      </w:pPr>
-      <w:r>
-        <w:rPr>
-          <w:rFonts w:ascii="Roboto Mono" w:hAnsi="Roboto Mono"/>
-          <w:sz w:val="24"/>
-          <w:szCs w:val="24"/>
-          <w:lang w:val="en-US"/>
+        </w:rPr>
+      </w:pPr>
+      <w:r>
+        <w:rPr>
+          <w:rFonts w:ascii="Roboto Mono" w:hAnsi="Roboto Mono"/>
         </w:rPr>
         <w:t>' OR 1=1 --</w:t>
       </w:r>
@@ -1952,17 +1575,11 @@
       <w:pPr>
         <w:rPr>
           <w:rFonts w:ascii="Roboto Mono" w:hAnsi="Roboto Mono"/>
-          <w:sz w:val="24"/>
-          <w:szCs w:val="24"/>
-          <w:lang w:val="en-US"/>
-        </w:rPr>
-      </w:pPr>
-      <w:r>
-        <w:rPr>
-          <w:rFonts w:ascii="Roboto Mono" w:hAnsi="Roboto Mono"/>
-          <w:sz w:val="24"/>
-          <w:szCs w:val="24"/>
-          <w:lang w:val="en-US"/>
+        </w:rPr>
+      </w:pPr>
+      <w:r>
+        <w:rPr>
+          <w:rFonts w:ascii="Roboto Mono" w:hAnsi="Roboto Mono"/>
         </w:rPr>
         <w:t>Query becomes:</w:t>
       </w:r>
@@ -1971,18 +1588,14 @@
       <w:pPr>
         <w:rPr>
           <w:rFonts w:ascii="Roboto Mono" w:hAnsi="Roboto Mono"/>
-          <w:sz w:val="24"/>
-          <w:szCs w:val="24"/>
-          <w:lang w:val="en-US"/>
         </w:rPr>
       </w:pPr>
       <w:r>
         <w:rPr>
           <w:noProof/>
         </w:rPr>
-        <w:lastRenderedPageBreak/>
         <w:drawing>
-          <wp:inline distT="0" distB="0" distL="0" distR="0" wp14:anchorId="357438D8" wp14:editId="2C82E564">
+          <wp:inline distT="0" distB="0" distL="0" distR="0" wp14:anchorId="1C113E9F" wp14:editId="5C9C0D63">
             <wp:extent cx="5943600" cy="1114425"/>
             <wp:effectExtent l="0" t="0" r="0" b="9525"/>
             <wp:docPr id="1154687330" name="Picture 11"/>
@@ -2035,17 +1648,11 @@
       <w:pPr>
         <w:rPr>
           <w:rFonts w:ascii="Roboto Mono" w:hAnsi="Roboto Mono"/>
-          <w:sz w:val="24"/>
-          <w:szCs w:val="24"/>
-          <w:lang w:val="en-US"/>
-        </w:rPr>
-      </w:pPr>
-      <w:r>
-        <w:rPr>
-          <w:rFonts w:ascii="Roboto Mono" w:hAnsi="Roboto Mono"/>
-          <w:sz w:val="24"/>
-          <w:szCs w:val="24"/>
-          <w:lang w:val="en-US"/>
+        </w:rPr>
+      </w:pPr>
+      <w:r>
+        <w:rPr>
+          <w:rFonts w:ascii="Roboto Mono" w:hAnsi="Roboto Mono"/>
         </w:rPr>
         <w:t>SELECT *</w:t>
       </w:r>
@@ -2054,17 +1661,11 @@
       <w:pPr>
         <w:rPr>
           <w:rFonts w:ascii="Roboto Mono" w:hAnsi="Roboto Mono"/>
-          <w:sz w:val="24"/>
-          <w:szCs w:val="24"/>
-          <w:lang w:val="en-US"/>
-        </w:rPr>
-      </w:pPr>
-      <w:r>
-        <w:rPr>
-          <w:rFonts w:ascii="Roboto Mono" w:hAnsi="Roboto Mono"/>
-          <w:sz w:val="24"/>
-          <w:szCs w:val="24"/>
-          <w:lang w:val="en-US"/>
+        </w:rPr>
+      </w:pPr>
+      <w:r>
+        <w:rPr>
+          <w:rFonts w:ascii="Roboto Mono" w:hAnsi="Roboto Mono"/>
         </w:rPr>
         <w:t>FROM Users</w:t>
       </w:r>
@@ -2073,17 +1674,11 @@
       <w:pPr>
         <w:rPr>
           <w:rFonts w:ascii="Roboto Mono" w:hAnsi="Roboto Mono"/>
-          <w:sz w:val="24"/>
-          <w:szCs w:val="24"/>
-          <w:lang w:val="en-US"/>
-        </w:rPr>
-      </w:pPr>
-      <w:r>
-        <w:rPr>
-          <w:rFonts w:ascii="Roboto Mono" w:hAnsi="Roboto Mono"/>
-          <w:sz w:val="24"/>
-          <w:szCs w:val="24"/>
-          <w:lang w:val="en-US"/>
+        </w:rPr>
+      </w:pPr>
+      <w:r>
+        <w:rPr>
+          <w:rFonts w:ascii="Roboto Mono" w:hAnsi="Roboto Mono"/>
         </w:rPr>
         <w:t>WHERE Username = ''</w:t>
       </w:r>
@@ -2092,17 +1687,11 @@
       <w:pPr>
         <w:rPr>
           <w:rFonts w:ascii="Roboto Mono" w:hAnsi="Roboto Mono"/>
-          <w:sz w:val="24"/>
-          <w:szCs w:val="24"/>
-          <w:lang w:val="en-US"/>
-        </w:rPr>
-      </w:pPr>
-      <w:r>
-        <w:rPr>
-          <w:rFonts w:ascii="Roboto Mono" w:hAnsi="Roboto Mono"/>
-          <w:sz w:val="24"/>
-          <w:szCs w:val="24"/>
-          <w:lang w:val="en-US"/>
+        </w:rPr>
+      </w:pPr>
+      <w:r>
+        <w:rPr>
+          <w:rFonts w:ascii="Roboto Mono" w:hAnsi="Roboto Mono"/>
         </w:rPr>
         <w:t>OR 1=1 --';</w:t>
       </w:r>
@@ -2111,20 +1700,14 @@
       <w:pPr>
         <w:rPr>
           <w:rFonts w:ascii="Roboto Mono" w:hAnsi="Roboto Mono"/>
-          <w:sz w:val="24"/>
-          <w:szCs w:val="24"/>
-          <w:lang w:val="en-US"/>
-        </w:rPr>
-      </w:pPr>
-      <w:r>
-        <w:rPr>
-          <w:rFonts w:ascii="Roboto Mono" w:hAnsi="Roboto Mono"/>
-          <w:sz w:val="24"/>
-          <w:szCs w:val="24"/>
-          <w:lang w:val="en-US"/>
-        </w:rPr>
-        <w:pict w14:anchorId="45552502">
-          <v:rect id="_x0000_i1500" style="width:0;height:1.5pt" o:hralign="center" o:hrstd="t" o:hr="t" fillcolor="#a0a0a0" stroked="f"/>
+        </w:rPr>
+      </w:pPr>
+      <w:r>
+        <w:rPr>
+          <w:rFonts w:ascii="Roboto Mono" w:hAnsi="Roboto Mono"/>
+        </w:rPr>
+        <w:pict w14:anchorId="33BF1741">
+          <v:rect id="_x0000_i1031" style="width:0;height:1.5pt" o:hralign="center" o:hrstd="t" o:hr="t" fillcolor="#a0a0a0" stroked="f"/>
         </w:pict>
       </w:r>
     </w:p>
@@ -2132,17 +1715,11 @@
       <w:pPr>
         <w:rPr>
           <w:rFonts w:ascii="Roboto Mono" w:hAnsi="Roboto Mono"/>
-          <w:sz w:val="24"/>
-          <w:szCs w:val="24"/>
-          <w:lang w:val="en-US"/>
-        </w:rPr>
-      </w:pPr>
-      <w:r>
-        <w:rPr>
-          <w:rFonts w:ascii="Roboto Mono" w:hAnsi="Roboto Mono"/>
-          <w:sz w:val="24"/>
-          <w:szCs w:val="24"/>
-          <w:lang w:val="en-US"/>
+        </w:rPr>
+      </w:pPr>
+      <w:r>
+        <w:rPr>
+          <w:rFonts w:ascii="Roboto Mono" w:hAnsi="Roboto Mono"/>
         </w:rPr>
         <w:t>Meaning:</w:t>
       </w:r>
@@ -2151,9 +1728,6 @@
       <w:pPr>
         <w:rPr>
           <w:rFonts w:ascii="Roboto Mono" w:hAnsi="Roboto Mono"/>
-          <w:sz w:val="24"/>
-          <w:szCs w:val="24"/>
-          <w:lang w:val="en-US"/>
         </w:rPr>
       </w:pPr>
       <w:r>
@@ -2161,7 +1735,7 @@
           <w:noProof/>
         </w:rPr>
         <w:drawing>
-          <wp:inline distT="0" distB="0" distL="0" distR="0" wp14:anchorId="13B267BF" wp14:editId="312FD4D2">
+          <wp:inline distT="0" distB="0" distL="0" distR="0" wp14:anchorId="69BA6E92" wp14:editId="3030CE8D">
             <wp:extent cx="5943600" cy="345440"/>
             <wp:effectExtent l="0" t="0" r="0" b="0"/>
             <wp:docPr id="1679270325" name="Picture 12"/>
@@ -2214,17 +1788,11 @@
       <w:pPr>
         <w:rPr>
           <w:rFonts w:ascii="Roboto Mono" w:hAnsi="Roboto Mono"/>
-          <w:sz w:val="24"/>
-          <w:szCs w:val="24"/>
-          <w:lang w:val="en-US"/>
-        </w:rPr>
-      </w:pPr>
-      <w:r>
-        <w:rPr>
-          <w:rFonts w:ascii="Roboto Mono" w:hAnsi="Roboto Mono"/>
-          <w:sz w:val="24"/>
-          <w:szCs w:val="24"/>
-          <w:lang w:val="en-US"/>
+        </w:rPr>
+      </w:pPr>
+      <w:r>
+        <w:rPr>
+          <w:rFonts w:ascii="Roboto Mono" w:hAnsi="Roboto Mono"/>
         </w:rPr>
         <w:t>OR 1=1</w:t>
       </w:r>
@@ -2233,17 +1801,11 @@
       <w:pPr>
         <w:rPr>
           <w:rFonts w:ascii="Roboto Mono" w:hAnsi="Roboto Mono"/>
-          <w:sz w:val="24"/>
-          <w:szCs w:val="24"/>
-          <w:lang w:val="en-US"/>
-        </w:rPr>
-      </w:pPr>
-      <w:r>
-        <w:rPr>
-          <w:rFonts w:ascii="Roboto Mono" w:hAnsi="Roboto Mono"/>
-          <w:sz w:val="24"/>
-          <w:szCs w:val="24"/>
-          <w:lang w:val="en-US"/>
+        </w:rPr>
+      </w:pPr>
+      <w:r>
+        <w:rPr>
+          <w:rFonts w:ascii="Roboto Mono" w:hAnsi="Roboto Mono"/>
         </w:rPr>
         <w:t>is always true.</w:t>
       </w:r>
@@ -2252,17 +1814,11 @@
       <w:pPr>
         <w:rPr>
           <w:rFonts w:ascii="Roboto Mono" w:hAnsi="Roboto Mono"/>
-          <w:sz w:val="24"/>
-          <w:szCs w:val="24"/>
-          <w:lang w:val="en-US"/>
-        </w:rPr>
-      </w:pPr>
-      <w:r>
-        <w:rPr>
-          <w:rFonts w:ascii="Roboto Mono" w:hAnsi="Roboto Mono"/>
-          <w:sz w:val="24"/>
-          <w:szCs w:val="24"/>
-          <w:lang w:val="en-US"/>
+        </w:rPr>
+      </w:pPr>
+      <w:r>
+        <w:rPr>
+          <w:rFonts w:ascii="Roboto Mono" w:hAnsi="Roboto Mono"/>
         </w:rPr>
         <w:t>The -- turns the rest into a comment.</w:t>
       </w:r>
@@ -2271,17 +1827,11 @@
       <w:pPr>
         <w:rPr>
           <w:rFonts w:ascii="Roboto Mono" w:hAnsi="Roboto Mono"/>
-          <w:sz w:val="24"/>
-          <w:szCs w:val="24"/>
-          <w:lang w:val="en-US"/>
-        </w:rPr>
-      </w:pPr>
-      <w:r>
-        <w:rPr>
-          <w:rFonts w:ascii="Roboto Mono" w:hAnsi="Roboto Mono"/>
-          <w:sz w:val="24"/>
-          <w:szCs w:val="24"/>
-          <w:lang w:val="en-US"/>
+        </w:rPr>
+      </w:pPr>
+      <w:r>
+        <w:rPr>
+          <w:rFonts w:ascii="Roboto Mono" w:hAnsi="Roboto Mono"/>
         </w:rPr>
         <w:t>This can return all users.</w:t>
       </w:r>
@@ -2290,41 +1840,28 @@
       <w:pPr>
         <w:rPr>
           <w:rFonts w:ascii="Roboto Mono" w:hAnsi="Roboto Mono"/>
-          <w:sz w:val="24"/>
-          <w:szCs w:val="24"/>
-          <w:lang w:val="en-US"/>
-        </w:rPr>
-      </w:pPr>
-      <w:r>
-        <w:rPr>
-          <w:rFonts w:ascii="Roboto Mono" w:hAnsi="Roboto Mono"/>
-          <w:sz w:val="24"/>
-          <w:szCs w:val="24"/>
-          <w:lang w:val="en-US"/>
-        </w:rPr>
-        <w:pict w14:anchorId="6E79A859">
-          <v:rect id="_x0000_i1501" style="width:0;height:1.5pt" o:hralign="center" o:hrstd="t" o:hr="t" fillcolor="#a0a0a0" stroked="f"/>
+        </w:rPr>
+      </w:pPr>
+      <w:r>
+        <w:rPr>
+          <w:rFonts w:ascii="Roboto Mono" w:hAnsi="Roboto Mono"/>
+        </w:rPr>
+        <w:pict w14:anchorId="44EBD588">
+          <v:rect id="_x0000_i1032" style="width:0;height:1.5pt" o:hralign="center" o:hrstd="t" o:hr="t" fillcolor="#a0a0a0" stroked="f"/>
         </w:pict>
       </w:r>
     </w:p>
     <w:p>
       <w:pPr>
         <w:pStyle w:val="Heading2"/>
-        <w:rPr>
-          <w:lang w:val="en-US"/>
-        </w:rPr>
       </w:pPr>
       <w:r>
         <w:rPr>
           <w:rFonts w:ascii="Segoe UI Emoji" w:hAnsi="Segoe UI Emoji" w:cs="Segoe UI Emoji"/>
-          <w:lang w:val="en-US"/>
         </w:rPr>
         <w:t>📚</w:t>
       </w:r>
       <w:r>
-        <w:rPr>
-          <w:lang w:val="en-US"/>
-        </w:rPr>
         <w:t xml:space="preserve"> Common SQL Injection Targets</w:t>
       </w:r>
     </w:p>
@@ -2388,17 +1925,12 @@
       </w:r>
     </w:p>
     <w:p>
-      <w:pPr>
-        <w:rPr>
-          <w:lang w:val="en-US"/>
-        </w:rPr>
-      </w:pPr>
       <w:r>
         <w:rPr>
           <w:noProof/>
         </w:rPr>
         <w:drawing>
-          <wp:inline distT="0" distB="0" distL="0" distR="0" wp14:anchorId="62A0D6CE" wp14:editId="7993E4DF">
+          <wp:inline distT="0" distB="0" distL="0" distR="0" wp14:anchorId="5B70C632" wp14:editId="1070573D">
             <wp:extent cx="5943600" cy="1910715"/>
             <wp:effectExtent l="0" t="0" r="0" b="0"/>
             <wp:docPr id="560965855" name="Picture 13"/>
@@ -2480,9 +2012,6 @@
                 <w:rFonts w:ascii="Roboto Mono" w:hAnsi="Roboto Mono"/>
                 <w:b/>
                 <w:bCs/>
-                <w:sz w:val="24"/>
-                <w:szCs w:val="24"/>
-                <w:lang w:val="en-US"/>
               </w:rPr>
             </w:pPr>
             <w:r>
@@ -2490,9 +2019,6 @@
                 <w:rFonts w:ascii="Roboto Mono" w:hAnsi="Roboto Mono"/>
                 <w:b/>
                 <w:bCs/>
-                <w:sz w:val="24"/>
-                <w:szCs w:val="24"/>
-                <w:lang w:val="en-US"/>
               </w:rPr>
               <w:t>Target</w:t>
             </w:r>
@@ -2510,9 +2036,6 @@
                 <w:rFonts w:ascii="Roboto Mono" w:hAnsi="Roboto Mono"/>
                 <w:b/>
                 <w:bCs/>
-                <w:sz w:val="24"/>
-                <w:szCs w:val="24"/>
-                <w:lang w:val="en-US"/>
               </w:rPr>
             </w:pPr>
             <w:r>
@@ -2520,9 +2043,6 @@
                 <w:rFonts w:ascii="Roboto Mono" w:hAnsi="Roboto Mono"/>
                 <w:b/>
                 <w:bCs/>
-                <w:sz w:val="24"/>
-                <w:szCs w:val="24"/>
-                <w:lang w:val="en-US"/>
               </w:rPr>
               <w:t>Example</w:t>
             </w:r>
@@ -2543,17 +2063,11 @@
             <w:pPr>
               <w:rPr>
                 <w:rFonts w:ascii="Roboto Mono" w:hAnsi="Roboto Mono"/>
-                <w:sz w:val="24"/>
-                <w:szCs w:val="24"/>
-                <w:lang w:val="en-US"/>
               </w:rPr>
             </w:pPr>
             <w:r>
               <w:rPr>
                 <w:rFonts w:ascii="Roboto Mono" w:hAnsi="Roboto Mono"/>
-                <w:sz w:val="24"/>
-                <w:szCs w:val="24"/>
-                <w:lang w:val="en-US"/>
               </w:rPr>
               <w:t>Login Forms</w:t>
             </w:r>
@@ -2569,17 +2083,11 @@
             <w:pPr>
               <w:rPr>
                 <w:rFonts w:ascii="Roboto Mono" w:hAnsi="Roboto Mono"/>
-                <w:sz w:val="24"/>
-                <w:szCs w:val="24"/>
-                <w:lang w:val="en-US"/>
               </w:rPr>
             </w:pPr>
             <w:r>
               <w:rPr>
                 <w:rFonts w:ascii="Roboto Mono" w:hAnsi="Roboto Mono"/>
-                <w:sz w:val="24"/>
-                <w:szCs w:val="24"/>
-                <w:lang w:val="en-US"/>
               </w:rPr>
               <w:t>Username &amp; Password</w:t>
             </w:r>
@@ -2600,17 +2108,11 @@
             <w:pPr>
               <w:rPr>
                 <w:rFonts w:ascii="Roboto Mono" w:hAnsi="Roboto Mono"/>
-                <w:sz w:val="24"/>
-                <w:szCs w:val="24"/>
-                <w:lang w:val="en-US"/>
               </w:rPr>
             </w:pPr>
             <w:r>
               <w:rPr>
                 <w:rFonts w:ascii="Roboto Mono" w:hAnsi="Roboto Mono"/>
-                <w:sz w:val="24"/>
-                <w:szCs w:val="24"/>
-                <w:lang w:val="en-US"/>
               </w:rPr>
               <w:t>Search Boxes</w:t>
             </w:r>
@@ -2626,17 +2128,11 @@
             <w:pPr>
               <w:rPr>
                 <w:rFonts w:ascii="Roboto Mono" w:hAnsi="Roboto Mono"/>
-                <w:sz w:val="24"/>
-                <w:szCs w:val="24"/>
-                <w:lang w:val="en-US"/>
               </w:rPr>
             </w:pPr>
             <w:r>
               <w:rPr>
                 <w:rFonts w:ascii="Roboto Mono" w:hAnsi="Roboto Mono"/>
-                <w:sz w:val="24"/>
-                <w:szCs w:val="24"/>
-                <w:lang w:val="en-US"/>
               </w:rPr>
               <w:t>Product Search</w:t>
             </w:r>
@@ -2657,17 +2153,11 @@
             <w:pPr>
               <w:rPr>
                 <w:rFonts w:ascii="Roboto Mono" w:hAnsi="Roboto Mono"/>
-                <w:sz w:val="24"/>
-                <w:szCs w:val="24"/>
-                <w:lang w:val="en-US"/>
               </w:rPr>
             </w:pPr>
             <w:r>
               <w:rPr>
                 <w:rFonts w:ascii="Roboto Mono" w:hAnsi="Roboto Mono"/>
-                <w:sz w:val="24"/>
-                <w:szCs w:val="24"/>
-                <w:lang w:val="en-US"/>
               </w:rPr>
               <w:t>URL Parameters</w:t>
             </w:r>
@@ -2683,17 +2173,11 @@
             <w:pPr>
               <w:rPr>
                 <w:rFonts w:ascii="Roboto Mono" w:hAnsi="Roboto Mono"/>
-                <w:sz w:val="24"/>
-                <w:szCs w:val="24"/>
-                <w:lang w:val="en-US"/>
               </w:rPr>
             </w:pPr>
             <w:r>
               <w:rPr>
                 <w:rFonts w:ascii="Roboto Mono" w:hAnsi="Roboto Mono"/>
-                <w:sz w:val="24"/>
-                <w:szCs w:val="24"/>
-                <w:lang w:val="en-US"/>
               </w:rPr>
               <w:t>User IDs</w:t>
             </w:r>
@@ -2714,19 +2198,12 @@
             <w:pPr>
               <w:rPr>
                 <w:rFonts w:ascii="Roboto Mono" w:hAnsi="Roboto Mono"/>
-                <w:sz w:val="24"/>
-                <w:szCs w:val="24"/>
-                <w:lang w:val="en-US"/>
               </w:rPr>
             </w:pPr>
             <w:r>
               <w:rPr>
                 <w:rFonts w:ascii="Roboto Mono" w:hAnsi="Roboto Mono"/>
-                <w:sz w:val="24"/>
-                <w:szCs w:val="24"/>
-                <w:lang w:val="en-US"/>
               </w:rPr>
-              <w:lastRenderedPageBreak/>
               <w:t>Contact Forms</w:t>
             </w:r>
           </w:p>
@@ -2741,17 +2218,11 @@
             <w:pPr>
               <w:rPr>
                 <w:rFonts w:ascii="Roboto Mono" w:hAnsi="Roboto Mono"/>
-                <w:sz w:val="24"/>
-                <w:szCs w:val="24"/>
-                <w:lang w:val="en-US"/>
               </w:rPr>
             </w:pPr>
             <w:r>
               <w:rPr>
                 <w:rFonts w:ascii="Roboto Mono" w:hAnsi="Roboto Mono"/>
-                <w:sz w:val="24"/>
-                <w:szCs w:val="24"/>
-                <w:lang w:val="en-US"/>
               </w:rPr>
               <w:t>Input Fields</w:t>
             </w:r>
@@ -2772,17 +2243,11 @@
             <w:pPr>
               <w:rPr>
                 <w:rFonts w:ascii="Roboto Mono" w:hAnsi="Roboto Mono"/>
-                <w:sz w:val="24"/>
-                <w:szCs w:val="24"/>
-                <w:lang w:val="en-US"/>
               </w:rPr>
             </w:pPr>
             <w:r>
               <w:rPr>
                 <w:rFonts w:ascii="Roboto Mono" w:hAnsi="Roboto Mono"/>
-                <w:sz w:val="24"/>
-                <w:szCs w:val="24"/>
-                <w:lang w:val="en-US"/>
               </w:rPr>
               <w:t>APIs</w:t>
             </w:r>
@@ -2798,17 +2263,11 @@
             <w:pPr>
               <w:rPr>
                 <w:rFonts w:ascii="Roboto Mono" w:hAnsi="Roboto Mono"/>
-                <w:sz w:val="24"/>
-                <w:szCs w:val="24"/>
-                <w:lang w:val="en-US"/>
               </w:rPr>
             </w:pPr>
             <w:r>
               <w:rPr>
                 <w:rFonts w:ascii="Roboto Mono" w:hAnsi="Roboto Mono"/>
-                <w:sz w:val="24"/>
-                <w:szCs w:val="24"/>
-                <w:lang w:val="en-US"/>
               </w:rPr>
               <w:t>Query Parameters</w:t>
             </w:r>
@@ -2820,50 +2279,32 @@
       <w:pPr>
         <w:rPr>
           <w:rFonts w:ascii="Roboto Mono" w:hAnsi="Roboto Mono"/>
-          <w:sz w:val="24"/>
-          <w:szCs w:val="24"/>
-          <w:lang w:val="en-US"/>
-        </w:rPr>
-      </w:pPr>
-      <w:r>
-        <w:rPr>
-          <w:rFonts w:ascii="Roboto Mono" w:hAnsi="Roboto Mono"/>
-          <w:sz w:val="24"/>
-          <w:szCs w:val="24"/>
-          <w:lang w:val="en-US"/>
-        </w:rPr>
-        <w:pict w14:anchorId="4C3C4A61">
-          <v:rect id="_x0000_i1502" style="width:0;height:1.5pt" o:hralign="center" o:hrstd="t" o:hr="t" fillcolor="#a0a0a0" stroked="f"/>
+        </w:rPr>
+      </w:pPr>
+      <w:r>
+        <w:rPr>
+          <w:rFonts w:ascii="Roboto Mono" w:hAnsi="Roboto Mono"/>
+        </w:rPr>
+        <w:pict w14:anchorId="266B8FBC">
+          <v:rect id="_x0000_i1033" style="width:0;height:1.5pt" o:hralign="center" o:hrstd="t" o:hr="t" fillcolor="#a0a0a0" stroked="f"/>
         </w:pict>
       </w:r>
     </w:p>
     <w:p>
       <w:pPr>
         <w:pStyle w:val="Heading2"/>
-        <w:rPr>
-          <w:lang w:val="en-US"/>
-        </w:rPr>
       </w:pPr>
       <w:r>
         <w:rPr>
           <w:rFonts w:ascii="Segoe UI Emoji" w:hAnsi="Segoe UI Emoji" w:cs="Segoe UI Emoji"/>
-          <w:lang w:val="en-US"/>
         </w:rPr>
         <w:t>🚫</w:t>
       </w:r>
       <w:r>
-        <w:rPr>
-          <w:lang w:val="en-US"/>
-        </w:rPr>
         <w:t xml:space="preserve"> Potential Damage</w:t>
       </w:r>
     </w:p>
     <w:p>
-      <w:pPr>
-        <w:rPr>
-          <w:lang w:val="en-US"/>
-        </w:rPr>
-      </w:pPr>
       <w:r>
         <w:rPr>
           <w:b/>
@@ -2920,17 +2361,11 @@
       <w:pPr>
         <w:rPr>
           <w:rFonts w:ascii="Roboto Mono" w:hAnsi="Roboto Mono"/>
-          <w:sz w:val="24"/>
-          <w:szCs w:val="24"/>
-          <w:lang w:val="en-US"/>
-        </w:rPr>
-      </w:pPr>
-      <w:r>
-        <w:rPr>
-          <w:rFonts w:ascii="Roboto Mono" w:hAnsi="Roboto Mono"/>
-          <w:sz w:val="24"/>
-          <w:szCs w:val="24"/>
-          <w:lang w:val="en-US"/>
+        </w:rPr>
+      </w:pPr>
+      <w:r>
+        <w:rPr>
+          <w:rFonts w:ascii="Roboto Mono" w:hAnsi="Roboto Mono"/>
         </w:rPr>
         <w:t>Attackers may:</w:t>
       </w:r>
@@ -2941,9 +2376,6 @@
           <w:rFonts w:ascii="Roboto Mono" w:hAnsi="Roboto Mono"/>
           <w:b/>
           <w:bCs/>
-          <w:sz w:val="24"/>
-          <w:szCs w:val="24"/>
-          <w:lang w:val="en-US"/>
         </w:rPr>
       </w:pPr>
       <w:r>
@@ -2951,9 +2383,6 @@
           <w:rFonts w:ascii="Roboto Mono" w:hAnsi="Roboto Mono"/>
           <w:b/>
           <w:bCs/>
-          <w:sz w:val="24"/>
-          <w:szCs w:val="24"/>
-          <w:lang w:val="en-US"/>
         </w:rPr>
         <w:t>Read Data</w:t>
       </w:r>
@@ -2964,9 +2393,6 @@
           <w:rFonts w:ascii="Roboto Mono" w:hAnsi="Roboto Mono"/>
           <w:b/>
           <w:bCs/>
-          <w:sz w:val="24"/>
-          <w:szCs w:val="24"/>
-          <w:lang w:val="en-US"/>
         </w:rPr>
       </w:pPr>
       <w:r>
@@ -2974,7 +2400,7 @@
           <w:noProof/>
         </w:rPr>
         <w:drawing>
-          <wp:inline distT="0" distB="0" distL="0" distR="0" wp14:anchorId="7D5BD06F" wp14:editId="6C201E50">
+          <wp:inline distT="0" distB="0" distL="0" distR="0" wp14:anchorId="40CF884A" wp14:editId="74AC6382">
             <wp:extent cx="5943600" cy="582930"/>
             <wp:effectExtent l="0" t="0" r="0" b="7620"/>
             <wp:docPr id="1894159947" name="Picture 15"/>
@@ -3027,17 +2453,11 @@
       <w:pPr>
         <w:rPr>
           <w:rFonts w:ascii="Roboto Mono" w:hAnsi="Roboto Mono"/>
-          <w:sz w:val="24"/>
-          <w:szCs w:val="24"/>
-          <w:lang w:val="en-US"/>
-        </w:rPr>
-      </w:pPr>
-      <w:r>
-        <w:rPr>
-          <w:rFonts w:ascii="Roboto Mono" w:hAnsi="Roboto Mono"/>
-          <w:sz w:val="24"/>
-          <w:szCs w:val="24"/>
-          <w:lang w:val="en-US"/>
+        </w:rPr>
+      </w:pPr>
+      <w:r>
+        <w:rPr>
+          <w:rFonts w:ascii="Roboto Mono" w:hAnsi="Roboto Mono"/>
         </w:rPr>
         <w:t>SELECT * FROM Customers;</w:t>
       </w:r>
@@ -3046,20 +2466,14 @@
       <w:pPr>
         <w:rPr>
           <w:rFonts w:ascii="Roboto Mono" w:hAnsi="Roboto Mono"/>
-          <w:sz w:val="24"/>
-          <w:szCs w:val="24"/>
-          <w:lang w:val="en-US"/>
-        </w:rPr>
-      </w:pPr>
-      <w:r>
-        <w:rPr>
-          <w:rFonts w:ascii="Roboto Mono" w:hAnsi="Roboto Mono"/>
-          <w:sz w:val="24"/>
-          <w:szCs w:val="24"/>
-          <w:lang w:val="en-US"/>
-        </w:rPr>
-        <w:pict w14:anchorId="3FFE4261">
-          <v:rect id="_x0000_i1503" style="width:0;height:1.5pt" o:hralign="center" o:hrstd="t" o:hr="t" fillcolor="#a0a0a0" stroked="f"/>
+        </w:rPr>
+      </w:pPr>
+      <w:r>
+        <w:rPr>
+          <w:rFonts w:ascii="Roboto Mono" w:hAnsi="Roboto Mono"/>
+        </w:rPr>
+        <w:pict w14:anchorId="0775E429">
+          <v:rect id="_x0000_i1034" style="width:0;height:1.5pt" o:hralign="center" o:hrstd="t" o:hr="t" fillcolor="#a0a0a0" stroked="f"/>
         </w:pict>
       </w:r>
     </w:p>
@@ -3069,9 +2483,6 @@
           <w:rFonts w:ascii="Roboto Mono" w:hAnsi="Roboto Mono"/>
           <w:b/>
           <w:bCs/>
-          <w:sz w:val="24"/>
-          <w:szCs w:val="24"/>
-          <w:lang w:val="en-US"/>
         </w:rPr>
       </w:pPr>
       <w:r>
@@ -3079,9 +2490,6 @@
           <w:rFonts w:ascii="Roboto Mono" w:hAnsi="Roboto Mono"/>
           <w:b/>
           <w:bCs/>
-          <w:sz w:val="24"/>
-          <w:szCs w:val="24"/>
-          <w:lang w:val="en-US"/>
         </w:rPr>
         <w:t>Modify Data</w:t>
       </w:r>
@@ -3092,9 +2500,6 @@
           <w:rFonts w:ascii="Roboto Mono" w:hAnsi="Roboto Mono"/>
           <w:b/>
           <w:bCs/>
-          <w:sz w:val="24"/>
-          <w:szCs w:val="24"/>
-          <w:lang w:val="en-US"/>
         </w:rPr>
       </w:pPr>
       <w:r>
@@ -3102,7 +2507,7 @@
           <w:noProof/>
         </w:rPr>
         <w:drawing>
-          <wp:inline distT="0" distB="0" distL="0" distR="0" wp14:anchorId="2F6BAA42" wp14:editId="7A7A8BDF">
+          <wp:inline distT="0" distB="0" distL="0" distR="0" wp14:anchorId="14727042" wp14:editId="05495B89">
             <wp:extent cx="5943600" cy="751205"/>
             <wp:effectExtent l="0" t="0" r="0" b="0"/>
             <wp:docPr id="1478585410" name="Picture 16"/>
@@ -3155,17 +2560,11 @@
       <w:pPr>
         <w:rPr>
           <w:rFonts w:ascii="Roboto Mono" w:hAnsi="Roboto Mono"/>
-          <w:sz w:val="24"/>
-          <w:szCs w:val="24"/>
-          <w:lang w:val="en-US"/>
-        </w:rPr>
-      </w:pPr>
-      <w:r>
-        <w:rPr>
-          <w:rFonts w:ascii="Roboto Mono" w:hAnsi="Roboto Mono"/>
-          <w:sz w:val="24"/>
-          <w:szCs w:val="24"/>
-          <w:lang w:val="en-US"/>
+        </w:rPr>
+      </w:pPr>
+      <w:r>
+        <w:rPr>
+          <w:rFonts w:ascii="Roboto Mono" w:hAnsi="Roboto Mono"/>
         </w:rPr>
         <w:t>UPDATE Users</w:t>
       </w:r>
@@ -3174,17 +2573,11 @@
       <w:pPr>
         <w:rPr>
           <w:rFonts w:ascii="Roboto Mono" w:hAnsi="Roboto Mono"/>
-          <w:sz w:val="24"/>
-          <w:szCs w:val="24"/>
-          <w:lang w:val="en-US"/>
-        </w:rPr>
-      </w:pPr>
-      <w:r>
-        <w:rPr>
-          <w:rFonts w:ascii="Roboto Mono" w:hAnsi="Roboto Mono"/>
-          <w:sz w:val="24"/>
-          <w:szCs w:val="24"/>
-          <w:lang w:val="en-US"/>
+        </w:rPr>
+      </w:pPr>
+      <w:r>
+        <w:rPr>
+          <w:rFonts w:ascii="Roboto Mono" w:hAnsi="Roboto Mono"/>
         </w:rPr>
         <w:t>SET IsAdmin = 1;</w:t>
       </w:r>
@@ -3193,20 +2586,14 @@
       <w:pPr>
         <w:rPr>
           <w:rFonts w:ascii="Roboto Mono" w:hAnsi="Roboto Mono"/>
-          <w:sz w:val="24"/>
-          <w:szCs w:val="24"/>
-          <w:lang w:val="en-US"/>
-        </w:rPr>
-      </w:pPr>
-      <w:r>
-        <w:rPr>
-          <w:rFonts w:ascii="Roboto Mono" w:hAnsi="Roboto Mono"/>
-          <w:sz w:val="24"/>
-          <w:szCs w:val="24"/>
-          <w:lang w:val="en-US"/>
-        </w:rPr>
-        <w:pict w14:anchorId="18456699">
-          <v:rect id="_x0000_i1504" style="width:0;height:1.5pt" o:hralign="center" o:hrstd="t" o:hr="t" fillcolor="#a0a0a0" stroked="f"/>
+        </w:rPr>
+      </w:pPr>
+      <w:r>
+        <w:rPr>
+          <w:rFonts w:ascii="Roboto Mono" w:hAnsi="Roboto Mono"/>
+        </w:rPr>
+        <w:pict w14:anchorId="50BEA999">
+          <v:rect id="_x0000_i1035" style="width:0;height:1.5pt" o:hralign="center" o:hrstd="t" o:hr="t" fillcolor="#a0a0a0" stroked="f"/>
         </w:pict>
       </w:r>
     </w:p>
@@ -3216,9 +2603,6 @@
           <w:rFonts w:ascii="Roboto Mono" w:hAnsi="Roboto Mono"/>
           <w:b/>
           <w:bCs/>
-          <w:sz w:val="24"/>
-          <w:szCs w:val="24"/>
-          <w:lang w:val="en-US"/>
         </w:rPr>
       </w:pPr>
       <w:r>
@@ -3226,9 +2610,6 @@
           <w:rFonts w:ascii="Roboto Mono" w:hAnsi="Roboto Mono"/>
           <w:b/>
           <w:bCs/>
-          <w:sz w:val="24"/>
-          <w:szCs w:val="24"/>
-          <w:lang w:val="en-US"/>
         </w:rPr>
         <w:t>Delete Data</w:t>
       </w:r>
@@ -3239,9 +2620,6 @@
           <w:rFonts w:ascii="Roboto Mono" w:hAnsi="Roboto Mono"/>
           <w:b/>
           <w:bCs/>
-          <w:sz w:val="24"/>
-          <w:szCs w:val="24"/>
-          <w:lang w:val="en-US"/>
         </w:rPr>
       </w:pPr>
       <w:r>
@@ -3249,7 +2627,7 @@
           <w:noProof/>
         </w:rPr>
         <w:drawing>
-          <wp:inline distT="0" distB="0" distL="0" distR="0" wp14:anchorId="224AFFCA" wp14:editId="4CB3C763">
+          <wp:inline distT="0" distB="0" distL="0" distR="0" wp14:anchorId="6A495C27" wp14:editId="1B6125A7">
             <wp:extent cx="5943600" cy="614680"/>
             <wp:effectExtent l="0" t="0" r="0" b="0"/>
             <wp:docPr id="880600023" name="Picture 17"/>
@@ -3302,17 +2680,11 @@
       <w:pPr>
         <w:rPr>
           <w:rFonts w:ascii="Roboto Mono" w:hAnsi="Roboto Mono"/>
-          <w:sz w:val="24"/>
-          <w:szCs w:val="24"/>
-          <w:lang w:val="en-US"/>
-        </w:rPr>
-      </w:pPr>
-      <w:r>
-        <w:rPr>
-          <w:rFonts w:ascii="Roboto Mono" w:hAnsi="Roboto Mono"/>
-          <w:sz w:val="24"/>
-          <w:szCs w:val="24"/>
-          <w:lang w:val="en-US"/>
+        </w:rPr>
+      </w:pPr>
+      <w:r>
+        <w:rPr>
+          <w:rFonts w:ascii="Roboto Mono" w:hAnsi="Roboto Mono"/>
         </w:rPr>
         <w:t>DELETE FROM Orders;</w:t>
       </w:r>
@@ -3321,20 +2693,14 @@
       <w:pPr>
         <w:rPr>
           <w:rFonts w:ascii="Roboto Mono" w:hAnsi="Roboto Mono"/>
-          <w:sz w:val="24"/>
-          <w:szCs w:val="24"/>
-          <w:lang w:val="en-US"/>
-        </w:rPr>
-      </w:pPr>
-      <w:r>
-        <w:rPr>
-          <w:rFonts w:ascii="Roboto Mono" w:hAnsi="Roboto Mono"/>
-          <w:sz w:val="24"/>
-          <w:szCs w:val="24"/>
-          <w:lang w:val="en-US"/>
-        </w:rPr>
-        <w:pict w14:anchorId="397DA984">
-          <v:rect id="_x0000_i1505" style="width:0;height:1.5pt" o:hralign="center" o:hrstd="t" o:hr="t" fillcolor="#a0a0a0" stroked="f"/>
+        </w:rPr>
+      </w:pPr>
+      <w:r>
+        <w:rPr>
+          <w:rFonts w:ascii="Roboto Mono" w:hAnsi="Roboto Mono"/>
+        </w:rPr>
+        <w:pict w14:anchorId="3D7D2EF8">
+          <v:rect id="_x0000_i1036" style="width:0;height:1.5pt" o:hralign="center" o:hrstd="t" o:hr="t" fillcolor="#a0a0a0" stroked="f"/>
         </w:pict>
       </w:r>
     </w:p>
@@ -3344,9 +2710,6 @@
           <w:rFonts w:ascii="Roboto Mono" w:hAnsi="Roboto Mono"/>
           <w:b/>
           <w:bCs/>
-          <w:sz w:val="24"/>
-          <w:szCs w:val="24"/>
-          <w:lang w:val="en-US"/>
         </w:rPr>
       </w:pPr>
       <w:r>
@@ -3354,9 +2717,6 @@
           <w:rFonts w:ascii="Roboto Mono" w:hAnsi="Roboto Mono"/>
           <w:b/>
           <w:bCs/>
-          <w:sz w:val="24"/>
-          <w:szCs w:val="24"/>
-          <w:lang w:val="en-US"/>
         </w:rPr>
         <w:t>Drop Tables</w:t>
       </w:r>
@@ -3367,9 +2727,6 @@
           <w:rFonts w:ascii="Roboto Mono" w:hAnsi="Roboto Mono"/>
           <w:b/>
           <w:bCs/>
-          <w:sz w:val="24"/>
-          <w:szCs w:val="24"/>
-          <w:lang w:val="en-US"/>
         </w:rPr>
       </w:pPr>
       <w:r>
@@ -3377,7 +2734,7 @@
           <w:noProof/>
         </w:rPr>
         <w:drawing>
-          <wp:inline distT="0" distB="0" distL="0" distR="0" wp14:anchorId="010D2053" wp14:editId="17BCFB0B">
+          <wp:inline distT="0" distB="0" distL="0" distR="0" wp14:anchorId="78EE3734" wp14:editId="65C8C74A">
             <wp:extent cx="5943600" cy="613410"/>
             <wp:effectExtent l="0" t="0" r="0" b="0"/>
             <wp:docPr id="1137435238" name="Picture 18"/>
@@ -3430,17 +2787,11 @@
       <w:pPr>
         <w:rPr>
           <w:rFonts w:ascii="Roboto Mono" w:hAnsi="Roboto Mono"/>
-          <w:sz w:val="24"/>
-          <w:szCs w:val="24"/>
-          <w:lang w:val="en-US"/>
-        </w:rPr>
-      </w:pPr>
-      <w:r>
-        <w:rPr>
-          <w:rFonts w:ascii="Roboto Mono" w:hAnsi="Roboto Mono"/>
-          <w:sz w:val="24"/>
-          <w:szCs w:val="24"/>
-          <w:lang w:val="en-US"/>
+        </w:rPr>
+      </w:pPr>
+      <w:r>
+        <w:rPr>
+          <w:rFonts w:ascii="Roboto Mono" w:hAnsi="Roboto Mono"/>
         </w:rPr>
         <w:t>DROP TABLE Customers;</w:t>
       </w:r>
@@ -3449,51 +2800,32 @@
       <w:pPr>
         <w:rPr>
           <w:rFonts w:ascii="Roboto Mono" w:hAnsi="Roboto Mono"/>
-          <w:sz w:val="24"/>
-          <w:szCs w:val="24"/>
-          <w:lang w:val="en-US"/>
-        </w:rPr>
-      </w:pPr>
-      <w:r>
-        <w:rPr>
-          <w:rFonts w:ascii="Roboto Mono" w:hAnsi="Roboto Mono"/>
-          <w:sz w:val="24"/>
-          <w:szCs w:val="24"/>
-          <w:lang w:val="en-US"/>
-        </w:rPr>
-        <w:pict w14:anchorId="24DCEDB1">
-          <v:rect id="_x0000_i1506" style="width:0;height:1.5pt" o:hralign="center" o:hrstd="t" o:hr="t" fillcolor="#a0a0a0" stroked="f"/>
+        </w:rPr>
+      </w:pPr>
+      <w:r>
+        <w:rPr>
+          <w:rFonts w:ascii="Roboto Mono" w:hAnsi="Roboto Mono"/>
+        </w:rPr>
+        <w:pict w14:anchorId="067FB883">
+          <v:rect id="_x0000_i1037" style="width:0;height:1.5pt" o:hralign="center" o:hrstd="t" o:hr="t" fillcolor="#a0a0a0" stroked="f"/>
         </w:pict>
       </w:r>
     </w:p>
     <w:p>
       <w:pPr>
         <w:pStyle w:val="Heading2"/>
-        <w:rPr>
-          <w:lang w:val="en-US"/>
-        </w:rPr>
       </w:pPr>
       <w:r>
         <w:rPr>
           <w:rFonts w:ascii="Segoe UI Emoji" w:hAnsi="Segoe UI Emoji" w:cs="Segoe UI Emoji"/>
-          <w:lang w:val="en-US"/>
-        </w:rPr>
-        <w:lastRenderedPageBreak/>
+        </w:rPr>
         <w:t>⚖️</w:t>
       </w:r>
       <w:r>
-        <w:rPr>
-          <w:lang w:val="en-US"/>
-        </w:rPr>
         <w:t xml:space="preserve"> Vulnerable vs Secure Code</w:t>
       </w:r>
     </w:p>
     <w:p>
-      <w:pPr>
-        <w:rPr>
-          <w:lang w:val="en-US"/>
-        </w:rPr>
-      </w:pPr>
       <w:r>
         <w:rPr>
           <w:b/>
@@ -3552,9 +2884,6 @@
           <w:rFonts w:ascii="Roboto Mono" w:hAnsi="Roboto Mono"/>
           <w:b/>
           <w:bCs/>
-          <w:sz w:val="24"/>
-          <w:szCs w:val="24"/>
-          <w:lang w:val="en-US"/>
         </w:rPr>
       </w:pPr>
       <w:r>
@@ -3562,9 +2891,6 @@
           <w:rFonts w:ascii="Segoe UI Emoji" w:hAnsi="Segoe UI Emoji" w:cs="Segoe UI Emoji"/>
           <w:b/>
           <w:bCs/>
-          <w:sz w:val="24"/>
-          <w:szCs w:val="24"/>
-          <w:lang w:val="en-US"/>
         </w:rPr>
         <w:t>❌</w:t>
       </w:r>
@@ -3573,9 +2899,6 @@
           <w:rFonts w:ascii="Roboto Mono" w:hAnsi="Roboto Mono"/>
           <w:b/>
           <w:bCs/>
-          <w:sz w:val="24"/>
-          <w:szCs w:val="24"/>
-          <w:lang w:val="en-US"/>
         </w:rPr>
         <w:t xml:space="preserve"> Vulnerable</w:t>
       </w:r>
@@ -3586,9 +2909,6 @@
           <w:rFonts w:ascii="Roboto Mono" w:hAnsi="Roboto Mono"/>
           <w:b/>
           <w:bCs/>
-          <w:sz w:val="24"/>
-          <w:szCs w:val="24"/>
-          <w:lang w:val="en-US"/>
         </w:rPr>
       </w:pPr>
       <w:r>
@@ -3596,7 +2916,7 @@
           <w:noProof/>
         </w:rPr>
         <w:drawing>
-          <wp:inline distT="0" distB="0" distL="0" distR="0" wp14:anchorId="1ABEEFE4" wp14:editId="0C4EBDFD">
+          <wp:inline distT="0" distB="0" distL="0" distR="0" wp14:anchorId="62925665" wp14:editId="23094BD7">
             <wp:extent cx="5943600" cy="925830"/>
             <wp:effectExtent l="0" t="0" r="0" b="7620"/>
             <wp:docPr id="823777117" name="Picture 19"/>
@@ -3649,17 +2969,11 @@
       <w:pPr>
         <w:rPr>
           <w:rFonts w:ascii="Roboto Mono" w:hAnsi="Roboto Mono"/>
-          <w:sz w:val="24"/>
-          <w:szCs w:val="24"/>
-          <w:lang w:val="en-US"/>
-        </w:rPr>
-      </w:pPr>
-      <w:r>
-        <w:rPr>
-          <w:rFonts w:ascii="Roboto Mono" w:hAnsi="Roboto Mono"/>
-          <w:sz w:val="24"/>
-          <w:szCs w:val="24"/>
-          <w:lang w:val="en-US"/>
+        </w:rPr>
+      </w:pPr>
+      <w:r>
+        <w:rPr>
+          <w:rFonts w:ascii="Roboto Mono" w:hAnsi="Roboto Mono"/>
         </w:rPr>
         <w:t>$sql = "SELECT *</w:t>
       </w:r>
@@ -3668,17 +2982,11 @@
       <w:pPr>
         <w:rPr>
           <w:rFonts w:ascii="Roboto Mono" w:hAnsi="Roboto Mono"/>
-          <w:sz w:val="24"/>
-          <w:szCs w:val="24"/>
-          <w:lang w:val="en-US"/>
-        </w:rPr>
-      </w:pPr>
-      <w:r>
-        <w:rPr>
-          <w:rFonts w:ascii="Roboto Mono" w:hAnsi="Roboto Mono"/>
-          <w:sz w:val="24"/>
-          <w:szCs w:val="24"/>
-          <w:lang w:val="en-US"/>
+        </w:rPr>
+      </w:pPr>
+      <w:r>
+        <w:rPr>
+          <w:rFonts w:ascii="Roboto Mono" w:hAnsi="Roboto Mono"/>
         </w:rPr>
         <w:t>FROM Users</w:t>
       </w:r>
@@ -3687,17 +2995,11 @@
       <w:pPr>
         <w:rPr>
           <w:rFonts w:ascii="Roboto Mono" w:hAnsi="Roboto Mono"/>
-          <w:sz w:val="24"/>
-          <w:szCs w:val="24"/>
-          <w:lang w:val="en-US"/>
-        </w:rPr>
-      </w:pPr>
-      <w:r>
-        <w:rPr>
-          <w:rFonts w:ascii="Roboto Mono" w:hAnsi="Roboto Mono"/>
-          <w:sz w:val="24"/>
-          <w:szCs w:val="24"/>
-          <w:lang w:val="en-US"/>
+        </w:rPr>
+      </w:pPr>
+      <w:r>
+        <w:rPr>
+          <w:rFonts w:ascii="Roboto Mono" w:hAnsi="Roboto Mono"/>
         </w:rPr>
         <w:t>WHERE Username = '$username'";</w:t>
       </w:r>
@@ -3706,17 +3008,11 @@
       <w:pPr>
         <w:rPr>
           <w:rFonts w:ascii="Roboto Mono" w:hAnsi="Roboto Mono"/>
-          <w:sz w:val="24"/>
-          <w:szCs w:val="24"/>
-          <w:lang w:val="en-US"/>
-        </w:rPr>
-      </w:pPr>
-      <w:r>
-        <w:rPr>
-          <w:rFonts w:ascii="Roboto Mono" w:hAnsi="Roboto Mono"/>
-          <w:sz w:val="24"/>
-          <w:szCs w:val="24"/>
-          <w:lang w:val="en-US"/>
+        </w:rPr>
+      </w:pPr>
+      <w:r>
+        <w:rPr>
+          <w:rFonts w:ascii="Roboto Mono" w:hAnsi="Roboto Mono"/>
         </w:rPr>
         <w:t>User input is directly concatenated.</w:t>
       </w:r>
@@ -3725,20 +3021,14 @@
       <w:pPr>
         <w:rPr>
           <w:rFonts w:ascii="Roboto Mono" w:hAnsi="Roboto Mono"/>
-          <w:sz w:val="24"/>
-          <w:szCs w:val="24"/>
-          <w:lang w:val="en-US"/>
-        </w:rPr>
-      </w:pPr>
-      <w:r>
-        <w:rPr>
-          <w:rFonts w:ascii="Roboto Mono" w:hAnsi="Roboto Mono"/>
-          <w:sz w:val="24"/>
-          <w:szCs w:val="24"/>
-          <w:lang w:val="en-US"/>
-        </w:rPr>
-        <w:pict w14:anchorId="4A9776BE">
-          <v:rect id="_x0000_i1507" style="width:0;height:1.5pt" o:hralign="center" o:hrstd="t" o:hr="t" fillcolor="#a0a0a0" stroked="f"/>
+        </w:rPr>
+      </w:pPr>
+      <w:r>
+        <w:rPr>
+          <w:rFonts w:ascii="Roboto Mono" w:hAnsi="Roboto Mono"/>
+        </w:rPr>
+        <w:pict w14:anchorId="6CD639F3">
+          <v:rect id="_x0000_i1038" style="width:0;height:1.5pt" o:hralign="center" o:hrstd="t" o:hr="t" fillcolor="#a0a0a0" stroked="f"/>
         </w:pict>
       </w:r>
     </w:p>
@@ -3748,9 +3038,6 @@
           <w:rFonts w:ascii="Roboto Mono" w:hAnsi="Roboto Mono"/>
           <w:b/>
           <w:bCs/>
-          <w:sz w:val="24"/>
-          <w:szCs w:val="24"/>
-          <w:lang w:val="en-US"/>
         </w:rPr>
       </w:pPr>
       <w:r>
@@ -3758,9 +3045,6 @@
           <w:rFonts w:ascii="Segoe UI Emoji" w:hAnsi="Segoe UI Emoji" w:cs="Segoe UI Emoji"/>
           <w:b/>
           <w:bCs/>
-          <w:sz w:val="24"/>
-          <w:szCs w:val="24"/>
-          <w:lang w:val="en-US"/>
         </w:rPr>
         <w:t>✅</w:t>
       </w:r>
@@ -3769,9 +3053,6 @@
           <w:rFonts w:ascii="Roboto Mono" w:hAnsi="Roboto Mono"/>
           <w:b/>
           <w:bCs/>
-          <w:sz w:val="24"/>
-          <w:szCs w:val="24"/>
-          <w:lang w:val="en-US"/>
         </w:rPr>
         <w:t xml:space="preserve"> Secure</w:t>
       </w:r>
@@ -3780,17 +3061,11 @@
       <w:pPr>
         <w:rPr>
           <w:rFonts w:ascii="Roboto Mono" w:hAnsi="Roboto Mono"/>
-          <w:sz w:val="24"/>
-          <w:szCs w:val="24"/>
-          <w:lang w:val="en-US"/>
-        </w:rPr>
-      </w:pPr>
-      <w:r>
-        <w:rPr>
-          <w:rFonts w:ascii="Roboto Mono" w:hAnsi="Roboto Mono"/>
-          <w:sz w:val="24"/>
-          <w:szCs w:val="24"/>
-          <w:lang w:val="en-US"/>
+        </w:rPr>
+      </w:pPr>
+      <w:r>
+        <w:rPr>
+          <w:rFonts w:ascii="Roboto Mono" w:hAnsi="Roboto Mono"/>
         </w:rPr>
         <w:t>Using Prepared Statements:</w:t>
       </w:r>
@@ -3799,9 +3074,6 @@
       <w:pPr>
         <w:rPr>
           <w:rFonts w:ascii="Roboto Mono" w:hAnsi="Roboto Mono"/>
-          <w:sz w:val="24"/>
-          <w:szCs w:val="24"/>
-          <w:lang w:val="en-US"/>
         </w:rPr>
       </w:pPr>
       <w:r>
@@ -3809,7 +3081,7 @@
           <w:noProof/>
         </w:rPr>
         <w:drawing>
-          <wp:inline distT="0" distB="0" distL="0" distR="0" wp14:anchorId="737F8D6B" wp14:editId="58A5F638">
+          <wp:inline distT="0" distB="0" distL="0" distR="0" wp14:anchorId="36AF4734" wp14:editId="7D4B7665">
             <wp:extent cx="5943600" cy="1059180"/>
             <wp:effectExtent l="0" t="0" r="0" b="7620"/>
             <wp:docPr id="1924755319" name="Picture 20"/>
@@ -3862,17 +3134,11 @@
       <w:pPr>
         <w:rPr>
           <w:rFonts w:ascii="Roboto Mono" w:hAnsi="Roboto Mono"/>
-          <w:sz w:val="24"/>
-          <w:szCs w:val="24"/>
-          <w:lang w:val="en-US"/>
-        </w:rPr>
-      </w:pPr>
-      <w:r>
-        <w:rPr>
-          <w:rFonts w:ascii="Roboto Mono" w:hAnsi="Roboto Mono"/>
-          <w:sz w:val="24"/>
-          <w:szCs w:val="24"/>
-          <w:lang w:val="en-US"/>
+        </w:rPr>
+      </w:pPr>
+      <w:r>
+        <w:rPr>
+          <w:rFonts w:ascii="Roboto Mono" w:hAnsi="Roboto Mono"/>
         </w:rPr>
         <w:t>$stmt = $conn-&gt;prepare(</w:t>
       </w:r>
@@ -3881,17 +3147,11 @@
       <w:pPr>
         <w:rPr>
           <w:rFonts w:ascii="Roboto Mono" w:hAnsi="Roboto Mono"/>
-          <w:sz w:val="24"/>
-          <w:szCs w:val="24"/>
-          <w:lang w:val="en-US"/>
-        </w:rPr>
-      </w:pPr>
-      <w:r>
-        <w:rPr>
-          <w:rFonts w:ascii="Roboto Mono" w:hAnsi="Roboto Mono"/>
-          <w:sz w:val="24"/>
-          <w:szCs w:val="24"/>
-          <w:lang w:val="en-US"/>
+        </w:rPr>
+      </w:pPr>
+      <w:r>
+        <w:rPr>
+          <w:rFonts w:ascii="Roboto Mono" w:hAnsi="Roboto Mono"/>
         </w:rPr>
         <w:t>"SELECT * FROM Users</w:t>
       </w:r>
@@ -3900,17 +3160,11 @@
       <w:pPr>
         <w:rPr>
           <w:rFonts w:ascii="Roboto Mono" w:hAnsi="Roboto Mono"/>
-          <w:sz w:val="24"/>
-          <w:szCs w:val="24"/>
-          <w:lang w:val="en-US"/>
-        </w:rPr>
-      </w:pPr>
-      <w:r>
-        <w:rPr>
-          <w:rFonts w:ascii="Roboto Mono" w:hAnsi="Roboto Mono"/>
-          <w:sz w:val="24"/>
-          <w:szCs w:val="24"/>
-          <w:lang w:val="en-US"/>
+        </w:rPr>
+      </w:pPr>
+      <w:r>
+        <w:rPr>
+          <w:rFonts w:ascii="Roboto Mono" w:hAnsi="Roboto Mono"/>
         </w:rPr>
         <w:t xml:space="preserve"> WHERE Username = ?"</w:t>
       </w:r>
@@ -3919,17 +3173,11 @@
       <w:pPr>
         <w:rPr>
           <w:rFonts w:ascii="Roboto Mono" w:hAnsi="Roboto Mono"/>
-          <w:sz w:val="24"/>
-          <w:szCs w:val="24"/>
-          <w:lang w:val="en-US"/>
-        </w:rPr>
-      </w:pPr>
-      <w:r>
-        <w:rPr>
-          <w:rFonts w:ascii="Roboto Mono" w:hAnsi="Roboto Mono"/>
-          <w:sz w:val="24"/>
-          <w:szCs w:val="24"/>
-          <w:lang w:val="en-US"/>
+        </w:rPr>
+      </w:pPr>
+      <w:r>
+        <w:rPr>
+          <w:rFonts w:ascii="Roboto Mono" w:hAnsi="Roboto Mono"/>
         </w:rPr>
         <w:t>);</w:t>
       </w:r>
@@ -3938,17 +3186,11 @@
       <w:pPr>
         <w:rPr>
           <w:rFonts w:ascii="Roboto Mono" w:hAnsi="Roboto Mono"/>
-          <w:sz w:val="24"/>
-          <w:szCs w:val="24"/>
-          <w:lang w:val="en-US"/>
-        </w:rPr>
-      </w:pPr>
-      <w:r>
-        <w:rPr>
-          <w:rFonts w:ascii="Roboto Mono" w:hAnsi="Roboto Mono"/>
-          <w:sz w:val="24"/>
-          <w:szCs w:val="24"/>
-          <w:lang w:val="en-US"/>
+        </w:rPr>
+      </w:pPr>
+      <w:r>
+        <w:rPr>
+          <w:rFonts w:ascii="Roboto Mono" w:hAnsi="Roboto Mono"/>
         </w:rPr>
         <w:t>User input is treated as data, not SQL code.</w:t>
       </w:r>
@@ -3957,50 +3199,32 @@
       <w:pPr>
         <w:rPr>
           <w:rFonts w:ascii="Roboto Mono" w:hAnsi="Roboto Mono"/>
-          <w:sz w:val="24"/>
-          <w:szCs w:val="24"/>
-          <w:lang w:val="en-US"/>
-        </w:rPr>
-      </w:pPr>
-      <w:r>
-        <w:rPr>
-          <w:rFonts w:ascii="Roboto Mono" w:hAnsi="Roboto Mono"/>
-          <w:sz w:val="24"/>
-          <w:szCs w:val="24"/>
-          <w:lang w:val="en-US"/>
-        </w:rPr>
-        <w:pict w14:anchorId="2FB32FE4">
-          <v:rect id="_x0000_i1508" style="width:0;height:1.5pt" o:hralign="center" o:hrstd="t" o:hr="t" fillcolor="#a0a0a0" stroked="f"/>
+        </w:rPr>
+      </w:pPr>
+      <w:r>
+        <w:rPr>
+          <w:rFonts w:ascii="Roboto Mono" w:hAnsi="Roboto Mono"/>
+        </w:rPr>
+        <w:pict w14:anchorId="717A209A">
+          <v:rect id="_x0000_i1039" style="width:0;height:1.5pt" o:hralign="center" o:hrstd="t" o:hr="t" fillcolor="#a0a0a0" stroked="f"/>
         </w:pict>
       </w:r>
     </w:p>
     <w:p>
       <w:pPr>
         <w:pStyle w:val="Heading2"/>
-        <w:rPr>
-          <w:lang w:val="en-US"/>
-        </w:rPr>
       </w:pPr>
       <w:r>
         <w:rPr>
           <w:rFonts w:ascii="Segoe UI Emoji" w:hAnsi="Segoe UI Emoji" w:cs="Segoe UI Emoji"/>
-          <w:lang w:val="en-US"/>
         </w:rPr>
         <w:t>🛡️</w:t>
       </w:r>
       <w:r>
-        <w:rPr>
-          <w:lang w:val="en-US"/>
-        </w:rPr>
         <w:t xml:space="preserve"> How to Prevent SQL Injection</w:t>
       </w:r>
     </w:p>
     <w:p>
-      <w:pPr>
-        <w:rPr>
-          <w:lang w:val="en-US"/>
-        </w:rPr>
-      </w:pPr>
       <w:r>
         <w:rPr>
           <w:b/>
@@ -4059,9 +3283,6 @@
           <w:rFonts w:ascii="Roboto Mono" w:hAnsi="Roboto Mono"/>
           <w:b/>
           <w:bCs/>
-          <w:sz w:val="24"/>
-          <w:szCs w:val="24"/>
-          <w:lang w:val="en-US"/>
         </w:rPr>
       </w:pPr>
       <w:r>
@@ -4069,9 +3290,6 @@
           <w:rFonts w:ascii="Roboto Mono" w:hAnsi="Roboto Mono"/>
           <w:b/>
           <w:bCs/>
-          <w:sz w:val="24"/>
-          <w:szCs w:val="24"/>
-          <w:lang w:val="en-US"/>
         </w:rPr>
         <w:t>1. Use Prepared Statements</w:t>
       </w:r>
@@ -4080,17 +3298,11 @@
       <w:pPr>
         <w:rPr>
           <w:rFonts w:ascii="Roboto Mono" w:hAnsi="Roboto Mono"/>
-          <w:sz w:val="24"/>
-          <w:szCs w:val="24"/>
-          <w:lang w:val="en-US"/>
-        </w:rPr>
-      </w:pPr>
-      <w:r>
-        <w:rPr>
-          <w:rFonts w:ascii="Roboto Mono" w:hAnsi="Roboto Mono"/>
-          <w:sz w:val="24"/>
-          <w:szCs w:val="24"/>
-          <w:lang w:val="en-US"/>
+        </w:rPr>
+      </w:pPr>
+      <w:r>
+        <w:rPr>
+          <w:rFonts w:ascii="Roboto Mono" w:hAnsi="Roboto Mono"/>
         </w:rPr>
         <w:t>Most important protection.</w:t>
       </w:r>
@@ -4099,17 +3311,11 @@
       <w:pPr>
         <w:rPr>
           <w:rFonts w:ascii="Roboto Mono" w:hAnsi="Roboto Mono"/>
-          <w:sz w:val="24"/>
-          <w:szCs w:val="24"/>
-          <w:lang w:val="en-US"/>
-        </w:rPr>
-      </w:pPr>
-      <w:r>
-        <w:rPr>
-          <w:rFonts w:ascii="Roboto Mono" w:hAnsi="Roboto Mono"/>
-          <w:sz w:val="24"/>
-          <w:szCs w:val="24"/>
-          <w:lang w:val="en-US"/>
+        </w:rPr>
+      </w:pPr>
+      <w:r>
+        <w:rPr>
+          <w:rFonts w:ascii="Roboto Mono" w:hAnsi="Roboto Mono"/>
         </w:rPr>
         <w:t>Example:</w:t>
       </w:r>
@@ -4118,18 +3324,14 @@
       <w:pPr>
         <w:rPr>
           <w:rFonts w:ascii="Roboto Mono" w:hAnsi="Roboto Mono"/>
-          <w:sz w:val="24"/>
-          <w:szCs w:val="24"/>
-          <w:lang w:val="en-US"/>
         </w:rPr>
       </w:pPr>
       <w:r>
         <w:rPr>
           <w:noProof/>
         </w:rPr>
-        <w:lastRenderedPageBreak/>
         <w:drawing>
-          <wp:inline distT="0" distB="0" distL="0" distR="0" wp14:anchorId="3BED0224" wp14:editId="48E7C5DC">
+          <wp:inline distT="0" distB="0" distL="0" distR="0" wp14:anchorId="5309FF18" wp14:editId="418C260B">
             <wp:extent cx="5943600" cy="1072515"/>
             <wp:effectExtent l="0" t="0" r="0" b="0"/>
             <wp:docPr id="1492031473" name="Picture 21"/>
@@ -4182,17 +3384,11 @@
       <w:pPr>
         <w:rPr>
           <w:rFonts w:ascii="Roboto Mono" w:hAnsi="Roboto Mono"/>
-          <w:sz w:val="24"/>
-          <w:szCs w:val="24"/>
-          <w:lang w:val="en-US"/>
-        </w:rPr>
-      </w:pPr>
-      <w:r>
-        <w:rPr>
-          <w:rFonts w:ascii="Roboto Mono" w:hAnsi="Roboto Mono"/>
-          <w:sz w:val="24"/>
-          <w:szCs w:val="24"/>
-          <w:lang w:val="en-US"/>
+        </w:rPr>
+      </w:pPr>
+      <w:r>
+        <w:rPr>
+          <w:rFonts w:ascii="Roboto Mono" w:hAnsi="Roboto Mono"/>
         </w:rPr>
         <w:t>$stmt = $pdo-&gt;prepare(</w:t>
       </w:r>
@@ -4201,17 +3397,11 @@
       <w:pPr>
         <w:rPr>
           <w:rFonts w:ascii="Roboto Mono" w:hAnsi="Roboto Mono"/>
-          <w:sz w:val="24"/>
-          <w:szCs w:val="24"/>
-          <w:lang w:val="en-US"/>
-        </w:rPr>
-      </w:pPr>
-      <w:r>
-        <w:rPr>
-          <w:rFonts w:ascii="Roboto Mono" w:hAnsi="Roboto Mono"/>
-          <w:sz w:val="24"/>
-          <w:szCs w:val="24"/>
-          <w:lang w:val="en-US"/>
+        </w:rPr>
+      </w:pPr>
+      <w:r>
+        <w:rPr>
+          <w:rFonts w:ascii="Roboto Mono" w:hAnsi="Roboto Mono"/>
         </w:rPr>
         <w:t>"SELECT * FROM Users</w:t>
       </w:r>
@@ -4220,17 +3410,11 @@
       <w:pPr>
         <w:rPr>
           <w:rFonts w:ascii="Roboto Mono" w:hAnsi="Roboto Mono"/>
-          <w:sz w:val="24"/>
-          <w:szCs w:val="24"/>
-          <w:lang w:val="en-US"/>
-        </w:rPr>
-      </w:pPr>
-      <w:r>
-        <w:rPr>
-          <w:rFonts w:ascii="Roboto Mono" w:hAnsi="Roboto Mono"/>
-          <w:sz w:val="24"/>
-          <w:szCs w:val="24"/>
-          <w:lang w:val="en-US"/>
+        </w:rPr>
+      </w:pPr>
+      <w:r>
+        <w:rPr>
+          <w:rFonts w:ascii="Roboto Mono" w:hAnsi="Roboto Mono"/>
         </w:rPr>
         <w:t xml:space="preserve"> WHERE Username = ?"</w:t>
       </w:r>
@@ -4239,17 +3423,11 @@
       <w:pPr>
         <w:rPr>
           <w:rFonts w:ascii="Roboto Mono" w:hAnsi="Roboto Mono"/>
-          <w:sz w:val="24"/>
-          <w:szCs w:val="24"/>
-          <w:lang w:val="en-US"/>
-        </w:rPr>
-      </w:pPr>
-      <w:r>
-        <w:rPr>
-          <w:rFonts w:ascii="Roboto Mono" w:hAnsi="Roboto Mono"/>
-          <w:sz w:val="24"/>
-          <w:szCs w:val="24"/>
-          <w:lang w:val="en-US"/>
+        </w:rPr>
+      </w:pPr>
+      <w:r>
+        <w:rPr>
+          <w:rFonts w:ascii="Roboto Mono" w:hAnsi="Roboto Mono"/>
         </w:rPr>
         <w:t>);</w:t>
       </w:r>
@@ -4258,20 +3436,14 @@
       <w:pPr>
         <w:rPr>
           <w:rFonts w:ascii="Roboto Mono" w:hAnsi="Roboto Mono"/>
-          <w:sz w:val="24"/>
-          <w:szCs w:val="24"/>
-          <w:lang w:val="en-US"/>
-        </w:rPr>
-      </w:pPr>
-      <w:r>
-        <w:rPr>
-          <w:rFonts w:ascii="Roboto Mono" w:hAnsi="Roboto Mono"/>
-          <w:sz w:val="24"/>
-          <w:szCs w:val="24"/>
-          <w:lang w:val="en-US"/>
-        </w:rPr>
-        <w:pict w14:anchorId="084101A4">
-          <v:rect id="_x0000_i1509" style="width:0;height:1.5pt" o:hralign="center" o:hrstd="t" o:hr="t" fillcolor="#a0a0a0" stroked="f"/>
+        </w:rPr>
+      </w:pPr>
+      <w:r>
+        <w:rPr>
+          <w:rFonts w:ascii="Roboto Mono" w:hAnsi="Roboto Mono"/>
+        </w:rPr>
+        <w:pict w14:anchorId="7541A190">
+          <v:rect id="_x0000_i1040" style="width:0;height:1.5pt" o:hralign="center" o:hrstd="t" o:hr="t" fillcolor="#a0a0a0" stroked="f"/>
         </w:pict>
       </w:r>
     </w:p>
@@ -4281,9 +3453,6 @@
           <w:rFonts w:ascii="Roboto Mono" w:hAnsi="Roboto Mono"/>
           <w:b/>
           <w:bCs/>
-          <w:sz w:val="24"/>
-          <w:szCs w:val="24"/>
-          <w:lang w:val="en-US"/>
         </w:rPr>
       </w:pPr>
       <w:r>
@@ -4291,9 +3460,6 @@
           <w:rFonts w:ascii="Roboto Mono" w:hAnsi="Roboto Mono"/>
           <w:b/>
           <w:bCs/>
-          <w:sz w:val="24"/>
-          <w:szCs w:val="24"/>
-          <w:lang w:val="en-US"/>
         </w:rPr>
         <w:t>2. Parameterized Queries</w:t>
       </w:r>
@@ -4302,17 +3468,11 @@
       <w:pPr>
         <w:rPr>
           <w:rFonts w:ascii="Roboto Mono" w:hAnsi="Roboto Mono"/>
-          <w:sz w:val="24"/>
-          <w:szCs w:val="24"/>
-          <w:lang w:val="en-US"/>
-        </w:rPr>
-      </w:pPr>
-      <w:r>
-        <w:rPr>
-          <w:rFonts w:ascii="Roboto Mono" w:hAnsi="Roboto Mono"/>
-          <w:sz w:val="24"/>
-          <w:szCs w:val="24"/>
-          <w:lang w:val="en-US"/>
+        </w:rPr>
+      </w:pPr>
+      <w:r>
+        <w:rPr>
+          <w:rFonts w:ascii="Roboto Mono" w:hAnsi="Roboto Mono"/>
         </w:rPr>
         <w:t>Separate:</w:t>
       </w:r>
@@ -4321,9 +3481,6 @@
       <w:pPr>
         <w:rPr>
           <w:rFonts w:ascii="Roboto Mono" w:hAnsi="Roboto Mono"/>
-          <w:sz w:val="24"/>
-          <w:szCs w:val="24"/>
-          <w:lang w:val="en-US"/>
         </w:rPr>
       </w:pPr>
       <w:r>
@@ -4331,7 +3488,7 @@
           <w:noProof/>
         </w:rPr>
         <w:drawing>
-          <wp:inline distT="0" distB="0" distL="0" distR="0" wp14:anchorId="1B9AA4C9" wp14:editId="4E3435B0">
+          <wp:inline distT="0" distB="0" distL="0" distR="0" wp14:anchorId="389C442C" wp14:editId="5DF00D18">
             <wp:extent cx="5943600" cy="346710"/>
             <wp:effectExtent l="0" t="0" r="0" b="0"/>
             <wp:docPr id="640738832" name="Picture 22"/>
@@ -4384,17 +3541,11 @@
       <w:pPr>
         <w:rPr>
           <w:rFonts w:ascii="Roboto Mono" w:hAnsi="Roboto Mono"/>
-          <w:sz w:val="24"/>
-          <w:szCs w:val="24"/>
-          <w:lang w:val="en-US"/>
-        </w:rPr>
-      </w:pPr>
-      <w:r>
-        <w:rPr>
-          <w:rFonts w:ascii="Roboto Mono" w:hAnsi="Roboto Mono"/>
-          <w:sz w:val="24"/>
-          <w:szCs w:val="24"/>
-          <w:lang w:val="en-US"/>
+        </w:rPr>
+      </w:pPr>
+      <w:r>
+        <w:rPr>
+          <w:rFonts w:ascii="Roboto Mono" w:hAnsi="Roboto Mono"/>
         </w:rPr>
         <w:t>SQL Code</w:t>
       </w:r>
@@ -4403,37 +3554,19 @@
       <w:pPr>
         <w:rPr>
           <w:rFonts w:ascii="Roboto Mono" w:hAnsi="Roboto Mono"/>
-          <w:sz w:val="24"/>
-          <w:szCs w:val="24"/>
-          <w:lang w:val="en-US"/>
-        </w:rPr>
-      </w:pPr>
-      <w:r>
-        <w:rPr>
-          <w:rFonts w:ascii="Roboto Mono" w:hAnsi="Roboto Mono"/>
-          <w:sz w:val="24"/>
-          <w:szCs w:val="24"/>
-          <w:lang w:val="en-US"/>
-        </w:rPr>
-        <w:t>F</w:t>
-      </w:r>
-      <w:r>
-        <w:rPr>
-          <w:rFonts w:ascii="Roboto Mono" w:hAnsi="Roboto Mono"/>
-          <w:sz w:val="24"/>
-          <w:szCs w:val="24"/>
-          <w:lang w:val="en-US"/>
-        </w:rPr>
-        <w:t>rom</w:t>
-      </w:r>
-    </w:p>
-    <w:p>
-      <w:pPr>
-        <w:rPr>
-          <w:rFonts w:ascii="Roboto Mono" w:hAnsi="Roboto Mono"/>
-          <w:sz w:val="24"/>
-          <w:szCs w:val="24"/>
-          <w:lang w:val="en-US"/>
+        </w:rPr>
+      </w:pPr>
+      <w:r>
+        <w:rPr>
+          <w:rFonts w:ascii="Roboto Mono" w:hAnsi="Roboto Mono"/>
+        </w:rPr>
+        <w:t>From</w:t>
+      </w:r>
+    </w:p>
+    <w:p>
+      <w:pPr>
+        <w:rPr>
+          <w:rFonts w:ascii="Roboto Mono" w:hAnsi="Roboto Mono"/>
         </w:rPr>
       </w:pPr>
       <w:r>
@@ -4441,7 +3574,7 @@
           <w:noProof/>
         </w:rPr>
         <w:drawing>
-          <wp:inline distT="0" distB="0" distL="0" distR="0" wp14:anchorId="6D36028B" wp14:editId="15D9F86F">
+          <wp:inline distT="0" distB="0" distL="0" distR="0" wp14:anchorId="5D334C00" wp14:editId="13F786A0">
             <wp:extent cx="5943600" cy="330200"/>
             <wp:effectExtent l="0" t="0" r="0" b="0"/>
             <wp:docPr id="1286633084" name="Picture 23"/>
@@ -4494,17 +3627,11 @@
       <w:pPr>
         <w:rPr>
           <w:rFonts w:ascii="Roboto Mono" w:hAnsi="Roboto Mono"/>
-          <w:sz w:val="24"/>
-          <w:szCs w:val="24"/>
-          <w:lang w:val="en-US"/>
-        </w:rPr>
-      </w:pPr>
-      <w:r>
-        <w:rPr>
-          <w:rFonts w:ascii="Roboto Mono" w:hAnsi="Roboto Mono"/>
-          <w:sz w:val="24"/>
-          <w:szCs w:val="24"/>
-          <w:lang w:val="en-US"/>
+        </w:rPr>
+      </w:pPr>
+      <w:r>
+        <w:rPr>
+          <w:rFonts w:ascii="Roboto Mono" w:hAnsi="Roboto Mono"/>
         </w:rPr>
         <w:t>User Data</w:t>
       </w:r>
@@ -4513,20 +3640,14 @@
       <w:pPr>
         <w:rPr>
           <w:rFonts w:ascii="Roboto Mono" w:hAnsi="Roboto Mono"/>
-          <w:sz w:val="24"/>
-          <w:szCs w:val="24"/>
-          <w:lang w:val="en-US"/>
-        </w:rPr>
-      </w:pPr>
-      <w:r>
-        <w:rPr>
-          <w:rFonts w:ascii="Roboto Mono" w:hAnsi="Roboto Mono"/>
-          <w:sz w:val="24"/>
-          <w:szCs w:val="24"/>
-          <w:lang w:val="en-US"/>
-        </w:rPr>
-        <w:pict w14:anchorId="40E8B2D1">
-          <v:rect id="_x0000_i1510" style="width:0;height:1.5pt" o:hralign="center" o:hrstd="t" o:hr="t" fillcolor="#a0a0a0" stroked="f"/>
+        </w:rPr>
+      </w:pPr>
+      <w:r>
+        <w:rPr>
+          <w:rFonts w:ascii="Roboto Mono" w:hAnsi="Roboto Mono"/>
+        </w:rPr>
+        <w:pict w14:anchorId="71E0079F">
+          <v:rect id="_x0000_i1041" style="width:0;height:1.5pt" o:hralign="center" o:hrstd="t" o:hr="t" fillcolor="#a0a0a0" stroked="f"/>
         </w:pict>
       </w:r>
     </w:p>
@@ -4536,9 +3657,6 @@
           <w:rFonts w:ascii="Roboto Mono" w:hAnsi="Roboto Mono"/>
           <w:b/>
           <w:bCs/>
-          <w:sz w:val="24"/>
-          <w:szCs w:val="24"/>
-          <w:lang w:val="en-US"/>
         </w:rPr>
       </w:pPr>
       <w:r>
@@ -4546,9 +3664,6 @@
           <w:rFonts w:ascii="Roboto Mono" w:hAnsi="Roboto Mono"/>
           <w:b/>
           <w:bCs/>
-          <w:sz w:val="24"/>
-          <w:szCs w:val="24"/>
-          <w:lang w:val="en-US"/>
         </w:rPr>
         <w:t>3. Validate Input</w:t>
       </w:r>
@@ -4557,17 +3672,11 @@
       <w:pPr>
         <w:rPr>
           <w:rFonts w:ascii="Roboto Mono" w:hAnsi="Roboto Mono"/>
-          <w:sz w:val="24"/>
-          <w:szCs w:val="24"/>
-          <w:lang w:val="en-US"/>
-        </w:rPr>
-      </w:pPr>
-      <w:r>
-        <w:rPr>
-          <w:rFonts w:ascii="Roboto Mono" w:hAnsi="Roboto Mono"/>
-          <w:sz w:val="24"/>
-          <w:szCs w:val="24"/>
-          <w:lang w:val="en-US"/>
+        </w:rPr>
+      </w:pPr>
+      <w:r>
+        <w:rPr>
+          <w:rFonts w:ascii="Roboto Mono" w:hAnsi="Roboto Mono"/>
         </w:rPr>
         <w:t>Check:</w:t>
       </w:r>
@@ -4576,21 +3685,16 @@
       <w:pPr>
         <w:numPr>
           <w:ilvl w:val="0"/>
-          <w:numId w:val="6"/>
+          <w:numId w:val="2"/>
         </w:numPr>
-        <w:rPr>
-          <w:rFonts w:ascii="Roboto Mono" w:hAnsi="Roboto Mono"/>
-          <w:sz w:val="24"/>
-          <w:szCs w:val="24"/>
-          <w:lang w:val="en-US"/>
-        </w:rPr>
-      </w:pPr>
-      <w:r>
-        <w:rPr>
-          <w:rFonts w:ascii="Roboto Mono" w:hAnsi="Roboto Mono"/>
-          <w:sz w:val="24"/>
-          <w:szCs w:val="24"/>
-          <w:lang w:val="en-US"/>
+        <w:spacing w:after="0" w:line="276" w:lineRule="auto"/>
+        <w:rPr>
+          <w:rFonts w:ascii="Roboto Mono" w:hAnsi="Roboto Mono"/>
+        </w:rPr>
+      </w:pPr>
+      <w:r>
+        <w:rPr>
+          <w:rFonts w:ascii="Roboto Mono" w:hAnsi="Roboto Mono"/>
         </w:rPr>
         <w:t>Length</w:t>
       </w:r>
@@ -4599,21 +3703,16 @@
       <w:pPr>
         <w:numPr>
           <w:ilvl w:val="0"/>
-          <w:numId w:val="6"/>
+          <w:numId w:val="2"/>
         </w:numPr>
-        <w:rPr>
-          <w:rFonts w:ascii="Roboto Mono" w:hAnsi="Roboto Mono"/>
-          <w:sz w:val="24"/>
-          <w:szCs w:val="24"/>
-          <w:lang w:val="en-US"/>
-        </w:rPr>
-      </w:pPr>
-      <w:r>
-        <w:rPr>
-          <w:rFonts w:ascii="Roboto Mono" w:hAnsi="Roboto Mono"/>
-          <w:sz w:val="24"/>
-          <w:szCs w:val="24"/>
-          <w:lang w:val="en-US"/>
+        <w:spacing w:after="0" w:line="276" w:lineRule="auto"/>
+        <w:rPr>
+          <w:rFonts w:ascii="Roboto Mono" w:hAnsi="Roboto Mono"/>
+        </w:rPr>
+      </w:pPr>
+      <w:r>
+        <w:rPr>
+          <w:rFonts w:ascii="Roboto Mono" w:hAnsi="Roboto Mono"/>
         </w:rPr>
         <w:t>Format</w:t>
       </w:r>
@@ -4622,21 +3721,16 @@
       <w:pPr>
         <w:numPr>
           <w:ilvl w:val="0"/>
-          <w:numId w:val="6"/>
+          <w:numId w:val="2"/>
         </w:numPr>
-        <w:rPr>
-          <w:rFonts w:ascii="Roboto Mono" w:hAnsi="Roboto Mono"/>
-          <w:sz w:val="24"/>
-          <w:szCs w:val="24"/>
-          <w:lang w:val="en-US"/>
-        </w:rPr>
-      </w:pPr>
-      <w:r>
-        <w:rPr>
-          <w:rFonts w:ascii="Roboto Mono" w:hAnsi="Roboto Mono"/>
-          <w:sz w:val="24"/>
-          <w:szCs w:val="24"/>
-          <w:lang w:val="en-US"/>
+        <w:spacing w:after="0" w:line="276" w:lineRule="auto"/>
+        <w:rPr>
+          <w:rFonts w:ascii="Roboto Mono" w:hAnsi="Roboto Mono"/>
+        </w:rPr>
+      </w:pPr>
+      <w:r>
+        <w:rPr>
+          <w:rFonts w:ascii="Roboto Mono" w:hAnsi="Roboto Mono"/>
         </w:rPr>
         <w:t>Allowed characters</w:t>
       </w:r>
@@ -4645,17 +3739,11 @@
       <w:pPr>
         <w:rPr>
           <w:rFonts w:ascii="Roboto Mono" w:hAnsi="Roboto Mono"/>
-          <w:sz w:val="24"/>
-          <w:szCs w:val="24"/>
-          <w:lang w:val="en-US"/>
-        </w:rPr>
-      </w:pPr>
-      <w:r>
-        <w:rPr>
-          <w:rFonts w:ascii="Roboto Mono" w:hAnsi="Roboto Mono"/>
-          <w:sz w:val="24"/>
-          <w:szCs w:val="24"/>
-          <w:lang w:val="en-US"/>
+        </w:rPr>
+      </w:pPr>
+      <w:r>
+        <w:rPr>
+          <w:rFonts w:ascii="Roboto Mono" w:hAnsi="Roboto Mono"/>
         </w:rPr>
         <w:t>Example:</w:t>
       </w:r>
@@ -4664,9 +3752,6 @@
       <w:pPr>
         <w:rPr>
           <w:rFonts w:ascii="Roboto Mono" w:hAnsi="Roboto Mono"/>
-          <w:sz w:val="24"/>
-          <w:szCs w:val="24"/>
-          <w:lang w:val="en-US"/>
         </w:rPr>
       </w:pPr>
       <w:r>
@@ -4674,7 +3759,7 @@
           <w:noProof/>
         </w:rPr>
         <w:drawing>
-          <wp:inline distT="0" distB="0" distL="0" distR="0" wp14:anchorId="196CFAFD" wp14:editId="5329843B">
+          <wp:inline distT="0" distB="0" distL="0" distR="0" wp14:anchorId="19F46DD0" wp14:editId="51257531">
             <wp:extent cx="5943600" cy="327660"/>
             <wp:effectExtent l="0" t="0" r="0" b="0"/>
             <wp:docPr id="2120545723" name="Picture 24"/>
@@ -4727,17 +3812,11 @@
       <w:pPr>
         <w:rPr>
           <w:rFonts w:ascii="Roboto Mono" w:hAnsi="Roboto Mono"/>
-          <w:sz w:val="24"/>
-          <w:szCs w:val="24"/>
-          <w:lang w:val="en-US"/>
-        </w:rPr>
-      </w:pPr>
-      <w:r>
-        <w:rPr>
-          <w:rFonts w:ascii="Roboto Mono" w:hAnsi="Roboto Mono"/>
-          <w:sz w:val="24"/>
-          <w:szCs w:val="24"/>
-          <w:lang w:val="en-US"/>
+        </w:rPr>
+      </w:pPr>
+      <w:r>
+        <w:rPr>
+          <w:rFonts w:ascii="Roboto Mono" w:hAnsi="Roboto Mono"/>
         </w:rPr>
         <w:t>Only numbers allowed for UserID</w:t>
       </w:r>
@@ -4746,20 +3825,14 @@
       <w:pPr>
         <w:rPr>
           <w:rFonts w:ascii="Roboto Mono" w:hAnsi="Roboto Mono"/>
-          <w:sz w:val="24"/>
-          <w:szCs w:val="24"/>
-          <w:lang w:val="en-US"/>
-        </w:rPr>
-      </w:pPr>
-      <w:r>
-        <w:rPr>
-          <w:rFonts w:ascii="Roboto Mono" w:hAnsi="Roboto Mono"/>
-          <w:sz w:val="24"/>
-          <w:szCs w:val="24"/>
-          <w:lang w:val="en-US"/>
-        </w:rPr>
-        <w:pict w14:anchorId="3A20C548">
-          <v:rect id="_x0000_i1511" style="width:0;height:1.5pt" o:hralign="center" o:hrstd="t" o:hr="t" fillcolor="#a0a0a0" stroked="f"/>
+        </w:rPr>
+      </w:pPr>
+      <w:r>
+        <w:rPr>
+          <w:rFonts w:ascii="Roboto Mono" w:hAnsi="Roboto Mono"/>
+        </w:rPr>
+        <w:pict w14:anchorId="3A9157C6">
+          <v:rect id="_x0000_i1042" style="width:0;height:1.5pt" o:hralign="center" o:hrstd="t" o:hr="t" fillcolor="#a0a0a0" stroked="f"/>
         </w:pict>
       </w:r>
     </w:p>
@@ -4769,9 +3842,6 @@
           <w:rFonts w:ascii="Roboto Mono" w:hAnsi="Roboto Mono"/>
           <w:b/>
           <w:bCs/>
-          <w:sz w:val="24"/>
-          <w:szCs w:val="24"/>
-          <w:lang w:val="en-US"/>
         </w:rPr>
       </w:pPr>
       <w:r>
@@ -4779,9 +3849,6 @@
           <w:rFonts w:ascii="Roboto Mono" w:hAnsi="Roboto Mono"/>
           <w:b/>
           <w:bCs/>
-          <w:sz w:val="24"/>
-          <w:szCs w:val="24"/>
-          <w:lang w:val="en-US"/>
         </w:rPr>
         <w:t>4. Escape Special Characters</w:t>
       </w:r>
@@ -4790,17 +3857,11 @@
       <w:pPr>
         <w:rPr>
           <w:rFonts w:ascii="Roboto Mono" w:hAnsi="Roboto Mono"/>
-          <w:sz w:val="24"/>
-          <w:szCs w:val="24"/>
-          <w:lang w:val="en-US"/>
-        </w:rPr>
-      </w:pPr>
-      <w:r>
-        <w:rPr>
-          <w:rFonts w:ascii="Roboto Mono" w:hAnsi="Roboto Mono"/>
-          <w:sz w:val="24"/>
-          <w:szCs w:val="24"/>
-          <w:lang w:val="en-US"/>
+        </w:rPr>
+      </w:pPr>
+      <w:r>
+        <w:rPr>
+          <w:rFonts w:ascii="Roboto Mono" w:hAnsi="Roboto Mono"/>
         </w:rPr>
         <w:t>Some systems provide escaping functions.</w:t>
       </w:r>
@@ -4809,17 +3870,11 @@
       <w:pPr>
         <w:rPr>
           <w:rFonts w:ascii="Roboto Mono" w:hAnsi="Roboto Mono"/>
-          <w:sz w:val="24"/>
-          <w:szCs w:val="24"/>
-          <w:lang w:val="en-US"/>
-        </w:rPr>
-      </w:pPr>
-      <w:r>
-        <w:rPr>
-          <w:rFonts w:ascii="Roboto Mono" w:hAnsi="Roboto Mono"/>
-          <w:sz w:val="24"/>
-          <w:szCs w:val="24"/>
-          <w:lang w:val="en-US"/>
+        </w:rPr>
+      </w:pPr>
+      <w:r>
+        <w:rPr>
+          <w:rFonts w:ascii="Roboto Mono" w:hAnsi="Roboto Mono"/>
         </w:rPr>
         <w:t>However:</w:t>
       </w:r>
@@ -4828,9 +3883,6 @@
       <w:pPr>
         <w:rPr>
           <w:rFonts w:ascii="Roboto Mono" w:hAnsi="Roboto Mono"/>
-          <w:sz w:val="24"/>
-          <w:szCs w:val="24"/>
-          <w:lang w:val="en-US"/>
         </w:rPr>
       </w:pPr>
       <w:r>
@@ -4838,7 +3890,7 @@
           <w:noProof/>
         </w:rPr>
         <w:drawing>
-          <wp:inline distT="0" distB="0" distL="0" distR="0" wp14:anchorId="27D006CE" wp14:editId="40FA694C">
+          <wp:inline distT="0" distB="0" distL="0" distR="0" wp14:anchorId="250DAE39" wp14:editId="18E176E2">
             <wp:extent cx="5943600" cy="335280"/>
             <wp:effectExtent l="0" t="0" r="0" b="7620"/>
             <wp:docPr id="448849239" name="Picture 25"/>
@@ -4891,17 +3943,11 @@
       <w:pPr>
         <w:rPr>
           <w:rFonts w:ascii="Roboto Mono" w:hAnsi="Roboto Mono"/>
-          <w:sz w:val="24"/>
-          <w:szCs w:val="24"/>
-          <w:lang w:val="en-US"/>
-        </w:rPr>
-      </w:pPr>
-      <w:r>
-        <w:rPr>
-          <w:rFonts w:ascii="Roboto Mono" w:hAnsi="Roboto Mono"/>
-          <w:sz w:val="24"/>
-          <w:szCs w:val="24"/>
-          <w:lang w:val="en-US"/>
+        </w:rPr>
+      </w:pPr>
+      <w:r>
+        <w:rPr>
+          <w:rFonts w:ascii="Roboto Mono" w:hAnsi="Roboto Mono"/>
         </w:rPr>
         <w:t>Prepared Statements</w:t>
       </w:r>
@@ -4910,17 +3956,11 @@
       <w:pPr>
         <w:rPr>
           <w:rFonts w:ascii="Roboto Mono" w:hAnsi="Roboto Mono"/>
-          <w:sz w:val="24"/>
-          <w:szCs w:val="24"/>
-          <w:lang w:val="en-US"/>
-        </w:rPr>
-      </w:pPr>
-      <w:r>
-        <w:rPr>
-          <w:rFonts w:ascii="Roboto Mono" w:hAnsi="Roboto Mono"/>
-          <w:sz w:val="24"/>
-          <w:szCs w:val="24"/>
-          <w:lang w:val="en-US"/>
+        </w:rPr>
+      </w:pPr>
+      <w:r>
+        <w:rPr>
+          <w:rFonts w:ascii="Roboto Mono" w:hAnsi="Roboto Mono"/>
         </w:rPr>
         <w:t>are preferred.</w:t>
       </w:r>
@@ -4929,21 +3969,14 @@
       <w:pPr>
         <w:rPr>
           <w:rFonts w:ascii="Roboto Mono" w:hAnsi="Roboto Mono"/>
-          <w:sz w:val="24"/>
-          <w:szCs w:val="24"/>
-          <w:lang w:val="en-US"/>
-        </w:rPr>
-      </w:pPr>
-      <w:r>
-        <w:rPr>
-          <w:rFonts w:ascii="Roboto Mono" w:hAnsi="Roboto Mono"/>
-          <w:sz w:val="24"/>
-          <w:szCs w:val="24"/>
-          <w:lang w:val="en-US"/>
-        </w:rPr>
-        <w:lastRenderedPageBreak/>
-        <w:pict w14:anchorId="163D2E54">
-          <v:rect id="_x0000_i1512" style="width:0;height:1.5pt" o:hralign="center" o:hrstd="t" o:hr="t" fillcolor="#a0a0a0" stroked="f"/>
+        </w:rPr>
+      </w:pPr>
+      <w:r>
+        <w:rPr>
+          <w:rFonts w:ascii="Roboto Mono" w:hAnsi="Roboto Mono"/>
+        </w:rPr>
+        <w:pict w14:anchorId="74E107E4">
+          <v:rect id="_x0000_i1043" style="width:0;height:1.5pt" o:hralign="center" o:hrstd="t" o:hr="t" fillcolor="#a0a0a0" stroked="f"/>
         </w:pict>
       </w:r>
     </w:p>
@@ -4953,9 +3986,6 @@
           <w:rFonts w:ascii="Roboto Mono" w:hAnsi="Roboto Mono"/>
           <w:b/>
           <w:bCs/>
-          <w:sz w:val="24"/>
-          <w:szCs w:val="24"/>
-          <w:lang w:val="en-US"/>
         </w:rPr>
       </w:pPr>
       <w:r>
@@ -4963,9 +3993,6 @@
           <w:rFonts w:ascii="Roboto Mono" w:hAnsi="Roboto Mono"/>
           <w:b/>
           <w:bCs/>
-          <w:sz w:val="24"/>
-          <w:szCs w:val="24"/>
-          <w:lang w:val="en-US"/>
         </w:rPr>
         <w:t>5. Least Privilege Principle</w:t>
       </w:r>
@@ -4974,17 +4001,11 @@
       <w:pPr>
         <w:rPr>
           <w:rFonts w:ascii="Roboto Mono" w:hAnsi="Roboto Mono"/>
-          <w:sz w:val="24"/>
-          <w:szCs w:val="24"/>
-          <w:lang w:val="en-US"/>
-        </w:rPr>
-      </w:pPr>
-      <w:r>
-        <w:rPr>
-          <w:rFonts w:ascii="Roboto Mono" w:hAnsi="Roboto Mono"/>
-          <w:sz w:val="24"/>
-          <w:szCs w:val="24"/>
-          <w:lang w:val="en-US"/>
+        </w:rPr>
+      </w:pPr>
+      <w:r>
+        <w:rPr>
+          <w:rFonts w:ascii="Roboto Mono" w:hAnsi="Roboto Mono"/>
         </w:rPr>
         <w:t>Database accounts should only have required permissions.</w:t>
       </w:r>
@@ -4993,17 +4014,11 @@
       <w:pPr>
         <w:rPr>
           <w:rFonts w:ascii="Roboto Mono" w:hAnsi="Roboto Mono"/>
-          <w:sz w:val="24"/>
-          <w:szCs w:val="24"/>
-          <w:lang w:val="en-US"/>
-        </w:rPr>
-      </w:pPr>
-      <w:r>
-        <w:rPr>
-          <w:rFonts w:ascii="Roboto Mono" w:hAnsi="Roboto Mono"/>
-          <w:sz w:val="24"/>
-          <w:szCs w:val="24"/>
-          <w:lang w:val="en-US"/>
+        </w:rPr>
+      </w:pPr>
+      <w:r>
+        <w:rPr>
+          <w:rFonts w:ascii="Roboto Mono" w:hAnsi="Roboto Mono"/>
         </w:rPr>
         <w:t>Example:</w:t>
       </w:r>
@@ -5012,9 +4027,6 @@
       <w:pPr>
         <w:rPr>
           <w:rFonts w:ascii="Roboto Mono" w:hAnsi="Roboto Mono"/>
-          <w:sz w:val="24"/>
-          <w:szCs w:val="24"/>
-          <w:lang w:val="en-US"/>
         </w:rPr>
       </w:pPr>
       <w:r>
@@ -5022,7 +4034,7 @@
           <w:noProof/>
         </w:rPr>
         <w:drawing>
-          <wp:inline distT="0" distB="0" distL="0" distR="0" wp14:anchorId="0A1BA9F2" wp14:editId="3B44A7CF">
+          <wp:inline distT="0" distB="0" distL="0" distR="0" wp14:anchorId="1C9A7C18" wp14:editId="6D975CD6">
             <wp:extent cx="5943600" cy="337185"/>
             <wp:effectExtent l="0" t="0" r="0" b="5715"/>
             <wp:docPr id="145459648" name="Picture 26"/>
@@ -5075,17 +4087,11 @@
       <w:pPr>
         <w:rPr>
           <w:rFonts w:ascii="Roboto Mono" w:hAnsi="Roboto Mono"/>
-          <w:sz w:val="24"/>
-          <w:szCs w:val="24"/>
-          <w:lang w:val="en-US"/>
-        </w:rPr>
-      </w:pPr>
-      <w:r>
-        <w:rPr>
-          <w:rFonts w:ascii="Roboto Mono" w:hAnsi="Roboto Mono"/>
-          <w:sz w:val="24"/>
-          <w:szCs w:val="24"/>
-          <w:lang w:val="en-US"/>
+        </w:rPr>
+      </w:pPr>
+      <w:r>
+        <w:rPr>
+          <w:rFonts w:ascii="Roboto Mono" w:hAnsi="Roboto Mono"/>
         </w:rPr>
         <w:t>Read-only user</w:t>
       </w:r>
@@ -5094,17 +4100,11 @@
       <w:pPr>
         <w:rPr>
           <w:rFonts w:ascii="Roboto Mono" w:hAnsi="Roboto Mono"/>
-          <w:sz w:val="24"/>
-          <w:szCs w:val="24"/>
-          <w:lang w:val="en-US"/>
-        </w:rPr>
-      </w:pPr>
-      <w:r>
-        <w:rPr>
-          <w:rFonts w:ascii="Roboto Mono" w:hAnsi="Roboto Mono"/>
-          <w:sz w:val="24"/>
-          <w:szCs w:val="24"/>
-          <w:lang w:val="en-US"/>
+        </w:rPr>
+      </w:pPr>
+      <w:r>
+        <w:rPr>
+          <w:rFonts w:ascii="Roboto Mono" w:hAnsi="Roboto Mono"/>
         </w:rPr>
         <w:t>instead of:</w:t>
       </w:r>
@@ -5113,9 +4113,6 @@
       <w:pPr>
         <w:rPr>
           <w:rFonts w:ascii="Roboto Mono" w:hAnsi="Roboto Mono"/>
-          <w:sz w:val="24"/>
-          <w:szCs w:val="24"/>
-          <w:lang w:val="en-US"/>
         </w:rPr>
       </w:pPr>
       <w:r>
@@ -5123,7 +4120,7 @@
           <w:noProof/>
         </w:rPr>
         <w:drawing>
-          <wp:inline distT="0" distB="0" distL="0" distR="0" wp14:anchorId="60635DCE" wp14:editId="6C1AA3BE">
+          <wp:inline distT="0" distB="0" distL="0" distR="0" wp14:anchorId="62D17FD1" wp14:editId="1A215B5B">
             <wp:extent cx="5943600" cy="314325"/>
             <wp:effectExtent l="0" t="0" r="0" b="9525"/>
             <wp:docPr id="668567231" name="Picture 27"/>
@@ -5176,17 +4173,11 @@
       <w:pPr>
         <w:rPr>
           <w:rFonts w:ascii="Roboto Mono" w:hAnsi="Roboto Mono"/>
-          <w:sz w:val="24"/>
-          <w:szCs w:val="24"/>
-          <w:lang w:val="en-US"/>
-        </w:rPr>
-      </w:pPr>
-      <w:r>
-        <w:rPr>
-          <w:rFonts w:ascii="Roboto Mono" w:hAnsi="Roboto Mono"/>
-          <w:sz w:val="24"/>
-          <w:szCs w:val="24"/>
-          <w:lang w:val="en-US"/>
+        </w:rPr>
+      </w:pPr>
+      <w:r>
+        <w:rPr>
+          <w:rFonts w:ascii="Roboto Mono" w:hAnsi="Roboto Mono"/>
         </w:rPr>
         <w:t>Database administrator</w:t>
       </w:r>
@@ -5195,41 +4186,28 @@
       <w:pPr>
         <w:rPr>
           <w:rFonts w:ascii="Roboto Mono" w:hAnsi="Roboto Mono"/>
-          <w:sz w:val="24"/>
-          <w:szCs w:val="24"/>
-          <w:lang w:val="en-US"/>
-        </w:rPr>
-      </w:pPr>
-      <w:r>
-        <w:rPr>
-          <w:rFonts w:ascii="Roboto Mono" w:hAnsi="Roboto Mono"/>
-          <w:sz w:val="24"/>
-          <w:szCs w:val="24"/>
-          <w:lang w:val="en-US"/>
-        </w:rPr>
-        <w:pict w14:anchorId="442717D2">
-          <v:rect id="_x0000_i1513" style="width:0;height:1.5pt" o:hralign="center" o:hrstd="t" o:hr="t" fillcolor="#a0a0a0" stroked="f"/>
+        </w:rPr>
+      </w:pPr>
+      <w:r>
+        <w:rPr>
+          <w:rFonts w:ascii="Roboto Mono" w:hAnsi="Roboto Mono"/>
+        </w:rPr>
+        <w:pict w14:anchorId="77F8A22C">
+          <v:rect id="_x0000_i1044" style="width:0;height:1.5pt" o:hralign="center" o:hrstd="t" o:hr="t" fillcolor="#a0a0a0" stroked="f"/>
         </w:pict>
       </w:r>
     </w:p>
     <w:p>
       <w:pPr>
         <w:pStyle w:val="Heading2"/>
-        <w:rPr>
-          <w:lang w:val="en-US"/>
-        </w:rPr>
       </w:pPr>
       <w:r>
         <w:rPr>
           <w:rFonts w:ascii="Segoe UI Emoji" w:hAnsi="Segoe UI Emoji" w:cs="Segoe UI Emoji"/>
-          <w:lang w:val="en-US"/>
         </w:rPr>
         <w:t>📊</w:t>
       </w:r>
       <w:r>
-        <w:rPr>
-          <w:lang w:val="en-US"/>
-        </w:rPr>
         <w:t xml:space="preserve"> Example Attack Flow</w:t>
       </w:r>
     </w:p>
@@ -5293,17 +4271,12 @@
       </w:r>
     </w:p>
     <w:p>
-      <w:pPr>
-        <w:rPr>
-          <w:lang w:val="en-US"/>
-        </w:rPr>
-      </w:pPr>
       <w:r>
         <w:rPr>
           <w:noProof/>
         </w:rPr>
         <w:drawing>
-          <wp:inline distT="0" distB="0" distL="0" distR="0" wp14:anchorId="410093F2" wp14:editId="63E91897">
+          <wp:inline distT="0" distB="0" distL="0" distR="0" wp14:anchorId="0CBA7127" wp14:editId="67939665">
             <wp:extent cx="5943600" cy="1567815"/>
             <wp:effectExtent l="0" t="0" r="0" b="0"/>
             <wp:docPr id="1723518418" name="Picture 28"/>
@@ -5356,17 +4329,11 @@
       <w:pPr>
         <w:rPr>
           <w:rFonts w:ascii="Roboto Mono" w:hAnsi="Roboto Mono"/>
-          <w:sz w:val="24"/>
-          <w:szCs w:val="24"/>
-          <w:lang w:val="en-US"/>
-        </w:rPr>
-      </w:pPr>
-      <w:r>
-        <w:rPr>
-          <w:rFonts w:ascii="Roboto Mono" w:hAnsi="Roboto Mono"/>
-          <w:sz w:val="24"/>
-          <w:szCs w:val="24"/>
-          <w:lang w:val="en-US"/>
+        </w:rPr>
+      </w:pPr>
+      <w:r>
+        <w:rPr>
+          <w:rFonts w:ascii="Roboto Mono" w:hAnsi="Roboto Mono"/>
         </w:rPr>
         <w:t>Attacker</w:t>
       </w:r>
@@ -5375,26 +4342,15 @@
       <w:pPr>
         <w:rPr>
           <w:rFonts w:ascii="Roboto Mono" w:hAnsi="Roboto Mono"/>
-          <w:sz w:val="24"/>
-          <w:szCs w:val="24"/>
-          <w:lang w:val="en-US"/>
-        </w:rPr>
-      </w:pPr>
-      <w:r>
-        <w:rPr>
-          <w:rFonts w:ascii="Roboto Mono" w:hAnsi="Roboto Mono"/>
-          <w:sz w:val="24"/>
-          <w:szCs w:val="24"/>
-          <w:lang w:val="en-US"/>
+        </w:rPr>
+      </w:pPr>
+      <w:r>
+        <w:rPr>
+          <w:rFonts w:ascii="Roboto Mono" w:hAnsi="Roboto Mono"/>
         </w:rPr>
         <w:t xml:space="preserve">    </w:t>
       </w:r>
       <w:r>
-        <w:rPr>
-          <w:sz w:val="24"/>
-          <w:szCs w:val="24"/>
-          <w:lang w:val="en-US"/>
-        </w:rPr>
         <w:t>↓</w:t>
       </w:r>
     </w:p>
@@ -5402,17 +4358,11 @@
       <w:pPr>
         <w:rPr>
           <w:rFonts w:ascii="Roboto Mono" w:hAnsi="Roboto Mono"/>
-          <w:sz w:val="24"/>
-          <w:szCs w:val="24"/>
-          <w:lang w:val="en-US"/>
-        </w:rPr>
-      </w:pPr>
-      <w:r>
-        <w:rPr>
-          <w:rFonts w:ascii="Roboto Mono" w:hAnsi="Roboto Mono"/>
-          <w:sz w:val="24"/>
-          <w:szCs w:val="24"/>
-          <w:lang w:val="en-US"/>
+        </w:rPr>
+      </w:pPr>
+      <w:r>
+        <w:rPr>
+          <w:rFonts w:ascii="Roboto Mono" w:hAnsi="Roboto Mono"/>
         </w:rPr>
         <w:t>Input Field</w:t>
       </w:r>
@@ -5421,26 +4371,15 @@
       <w:pPr>
         <w:rPr>
           <w:rFonts w:ascii="Roboto Mono" w:hAnsi="Roboto Mono"/>
-          <w:sz w:val="24"/>
-          <w:szCs w:val="24"/>
-          <w:lang w:val="en-US"/>
-        </w:rPr>
-      </w:pPr>
-      <w:r>
-        <w:rPr>
-          <w:rFonts w:ascii="Roboto Mono" w:hAnsi="Roboto Mono"/>
-          <w:sz w:val="24"/>
-          <w:szCs w:val="24"/>
-          <w:lang w:val="en-US"/>
+        </w:rPr>
+      </w:pPr>
+      <w:r>
+        <w:rPr>
+          <w:rFonts w:ascii="Roboto Mono" w:hAnsi="Roboto Mono"/>
         </w:rPr>
         <w:t xml:space="preserve">    </w:t>
       </w:r>
       <w:r>
-        <w:rPr>
-          <w:sz w:val="24"/>
-          <w:szCs w:val="24"/>
-          <w:lang w:val="en-US"/>
-        </w:rPr>
         <w:t>↓</w:t>
       </w:r>
     </w:p>
@@ -5448,17 +4387,11 @@
       <w:pPr>
         <w:rPr>
           <w:rFonts w:ascii="Roboto Mono" w:hAnsi="Roboto Mono"/>
-          <w:sz w:val="24"/>
-          <w:szCs w:val="24"/>
-          <w:lang w:val="en-US"/>
-        </w:rPr>
-      </w:pPr>
-      <w:r>
-        <w:rPr>
-          <w:rFonts w:ascii="Roboto Mono" w:hAnsi="Roboto Mono"/>
-          <w:sz w:val="24"/>
-          <w:szCs w:val="24"/>
-          <w:lang w:val="en-US"/>
+        </w:rPr>
+      </w:pPr>
+      <w:r>
+        <w:rPr>
+          <w:rFonts w:ascii="Roboto Mono" w:hAnsi="Roboto Mono"/>
         </w:rPr>
         <w:t>Application</w:t>
       </w:r>
@@ -5467,26 +4400,15 @@
       <w:pPr>
         <w:rPr>
           <w:rFonts w:ascii="Roboto Mono" w:hAnsi="Roboto Mono"/>
-          <w:sz w:val="24"/>
-          <w:szCs w:val="24"/>
-          <w:lang w:val="en-US"/>
-        </w:rPr>
-      </w:pPr>
-      <w:r>
-        <w:rPr>
-          <w:rFonts w:ascii="Roboto Mono" w:hAnsi="Roboto Mono"/>
-          <w:sz w:val="24"/>
-          <w:szCs w:val="24"/>
-          <w:lang w:val="en-US"/>
+        </w:rPr>
+      </w:pPr>
+      <w:r>
+        <w:rPr>
+          <w:rFonts w:ascii="Roboto Mono" w:hAnsi="Roboto Mono"/>
         </w:rPr>
         <w:t xml:space="preserve">    </w:t>
       </w:r>
       <w:r>
-        <w:rPr>
-          <w:sz w:val="24"/>
-          <w:szCs w:val="24"/>
-          <w:lang w:val="en-US"/>
-        </w:rPr>
         <w:t>↓</w:t>
       </w:r>
     </w:p>
@@ -5494,17 +4416,11 @@
       <w:pPr>
         <w:rPr>
           <w:rFonts w:ascii="Roboto Mono" w:hAnsi="Roboto Mono"/>
-          <w:sz w:val="24"/>
-          <w:szCs w:val="24"/>
-          <w:lang w:val="en-US"/>
-        </w:rPr>
-      </w:pPr>
-      <w:r>
-        <w:rPr>
-          <w:rFonts w:ascii="Roboto Mono" w:hAnsi="Roboto Mono"/>
-          <w:sz w:val="24"/>
-          <w:szCs w:val="24"/>
-          <w:lang w:val="en-US"/>
+        </w:rPr>
+      </w:pPr>
+      <w:r>
+        <w:rPr>
+          <w:rFonts w:ascii="Roboto Mono" w:hAnsi="Roboto Mono"/>
         </w:rPr>
         <w:t>SQL Query</w:t>
       </w:r>
@@ -5513,26 +4429,15 @@
       <w:pPr>
         <w:rPr>
           <w:rFonts w:ascii="Roboto Mono" w:hAnsi="Roboto Mono"/>
-          <w:sz w:val="24"/>
-          <w:szCs w:val="24"/>
-          <w:lang w:val="en-US"/>
-        </w:rPr>
-      </w:pPr>
-      <w:r>
-        <w:rPr>
-          <w:rFonts w:ascii="Roboto Mono" w:hAnsi="Roboto Mono"/>
-          <w:sz w:val="24"/>
-          <w:szCs w:val="24"/>
-          <w:lang w:val="en-US"/>
+        </w:rPr>
+      </w:pPr>
+      <w:r>
+        <w:rPr>
+          <w:rFonts w:ascii="Roboto Mono" w:hAnsi="Roboto Mono"/>
         </w:rPr>
         <w:t xml:space="preserve">    </w:t>
       </w:r>
       <w:r>
-        <w:rPr>
-          <w:sz w:val="24"/>
-          <w:szCs w:val="24"/>
-          <w:lang w:val="en-US"/>
-        </w:rPr>
         <w:t>↓</w:t>
       </w:r>
     </w:p>
@@ -5540,17 +4445,11 @@
       <w:pPr>
         <w:rPr>
           <w:rFonts w:ascii="Roboto Mono" w:hAnsi="Roboto Mono"/>
-          <w:sz w:val="24"/>
-          <w:szCs w:val="24"/>
-          <w:lang w:val="en-US"/>
-        </w:rPr>
-      </w:pPr>
-      <w:r>
-        <w:rPr>
-          <w:rFonts w:ascii="Roboto Mono" w:hAnsi="Roboto Mono"/>
-          <w:sz w:val="24"/>
-          <w:szCs w:val="24"/>
-          <w:lang w:val="en-US"/>
+        </w:rPr>
+      </w:pPr>
+      <w:r>
+        <w:rPr>
+          <w:rFonts w:ascii="Roboto Mono" w:hAnsi="Roboto Mono"/>
         </w:rPr>
         <w:t>Database</w:t>
       </w:r>
@@ -5559,17 +4458,11 @@
       <w:pPr>
         <w:rPr>
           <w:rFonts w:ascii="Roboto Mono" w:hAnsi="Roboto Mono"/>
-          <w:sz w:val="24"/>
-          <w:szCs w:val="24"/>
-          <w:lang w:val="en-US"/>
-        </w:rPr>
-      </w:pPr>
-      <w:r>
-        <w:rPr>
-          <w:rFonts w:ascii="Roboto Mono" w:hAnsi="Roboto Mono"/>
-          <w:sz w:val="24"/>
-          <w:szCs w:val="24"/>
-          <w:lang w:val="en-US"/>
+        </w:rPr>
+      </w:pPr>
+      <w:r>
+        <w:rPr>
+          <w:rFonts w:ascii="Roboto Mono" w:hAnsi="Roboto Mono"/>
         </w:rPr>
         <w:t>If input is not protected:</w:t>
       </w:r>
@@ -5578,9 +4471,6 @@
       <w:pPr>
         <w:rPr>
           <w:rFonts w:ascii="Roboto Mono" w:hAnsi="Roboto Mono"/>
-          <w:sz w:val="24"/>
-          <w:szCs w:val="24"/>
-          <w:lang w:val="en-US"/>
         </w:rPr>
       </w:pPr>
       <w:r>
@@ -5588,7 +4478,7 @@
           <w:noProof/>
         </w:rPr>
         <w:drawing>
-          <wp:inline distT="0" distB="0" distL="0" distR="0" wp14:anchorId="40639175" wp14:editId="1E586355">
+          <wp:inline distT="0" distB="0" distL="0" distR="0" wp14:anchorId="23FD877F" wp14:editId="5043CEB4">
             <wp:extent cx="5943600" cy="330200"/>
             <wp:effectExtent l="0" t="0" r="0" b="0"/>
             <wp:docPr id="1781392666" name="Picture 30"/>
@@ -5641,17 +4531,11 @@
       <w:pPr>
         <w:rPr>
           <w:rFonts w:ascii="Roboto Mono" w:hAnsi="Roboto Mono"/>
-          <w:sz w:val="24"/>
-          <w:szCs w:val="24"/>
-          <w:lang w:val="en-US"/>
-        </w:rPr>
-      </w:pPr>
-      <w:r>
-        <w:rPr>
-          <w:rFonts w:ascii="Roboto Mono" w:hAnsi="Roboto Mono"/>
-          <w:sz w:val="24"/>
-          <w:szCs w:val="24"/>
-          <w:lang w:val="en-US"/>
+        </w:rPr>
+      </w:pPr>
+      <w:r>
+        <w:rPr>
+          <w:rFonts w:ascii="Roboto Mono" w:hAnsi="Roboto Mono"/>
         </w:rPr>
         <w:t>Malicious SQL executes</w:t>
       </w:r>
@@ -5660,51 +4544,32 @@
       <w:pPr>
         <w:rPr>
           <w:rFonts w:ascii="Roboto Mono" w:hAnsi="Roboto Mono"/>
-          <w:sz w:val="24"/>
-          <w:szCs w:val="24"/>
-          <w:lang w:val="en-US"/>
-        </w:rPr>
-      </w:pPr>
-      <w:r>
-        <w:rPr>
-          <w:rFonts w:ascii="Roboto Mono" w:hAnsi="Roboto Mono"/>
-          <w:sz w:val="24"/>
-          <w:szCs w:val="24"/>
-          <w:lang w:val="en-US"/>
-        </w:rPr>
-        <w:pict w14:anchorId="2AC99BD2">
-          <v:rect id="_x0000_i1514" style="width:0;height:1.5pt" o:hralign="center" o:hrstd="t" o:hr="t" fillcolor="#a0a0a0" stroked="f"/>
+        </w:rPr>
+      </w:pPr>
+      <w:r>
+        <w:rPr>
+          <w:rFonts w:ascii="Roboto Mono" w:hAnsi="Roboto Mono"/>
+        </w:rPr>
+        <w:pict w14:anchorId="18726501">
+          <v:rect id="_x0000_i1045" style="width:0;height:1.5pt" o:hralign="center" o:hrstd="t" o:hr="t" fillcolor="#a0a0a0" stroked="f"/>
         </w:pict>
       </w:r>
     </w:p>
     <w:p>
       <w:pPr>
         <w:pStyle w:val="Heading2"/>
-        <w:rPr>
-          <w:lang w:val="en-US"/>
-        </w:rPr>
       </w:pPr>
       <w:r>
         <w:rPr>
           <w:rFonts w:ascii="Segoe UI Emoji" w:hAnsi="Segoe UI Emoji" w:cs="Segoe UI Emoji"/>
-          <w:lang w:val="en-US"/>
-        </w:rPr>
-        <w:lastRenderedPageBreak/>
+        </w:rPr>
         <w:t>🔢</w:t>
       </w:r>
       <w:r>
-        <w:rPr>
-          <w:lang w:val="en-US"/>
-        </w:rPr>
         <w:t xml:space="preserve"> Characteristics of SQL Injection</w:t>
       </w:r>
     </w:p>
     <w:p>
-      <w:pPr>
-        <w:rPr>
-          <w:lang w:val="en-US"/>
-        </w:rPr>
-      </w:pPr>
       <w:r>
         <w:rPr>
           <w:b/>
@@ -5761,17 +4626,11 @@
       <w:pPr>
         <w:rPr>
           <w:rFonts w:ascii="Roboto Mono" w:hAnsi="Roboto Mono"/>
-          <w:sz w:val="24"/>
-          <w:szCs w:val="24"/>
-          <w:lang w:val="en-US"/>
-        </w:rPr>
-      </w:pPr>
-      <w:r>
-        <w:rPr>
-          <w:rFonts w:ascii="Roboto Mono" w:hAnsi="Roboto Mono"/>
-          <w:sz w:val="24"/>
-          <w:szCs w:val="24"/>
-          <w:lang w:val="en-US"/>
+        </w:rPr>
+      </w:pPr>
+      <w:r>
+        <w:rPr>
+          <w:rFonts w:ascii="Roboto Mono" w:hAnsi="Roboto Mono"/>
         </w:rPr>
         <w:t>SQL Injection:</w:t>
       </w:r>
@@ -5780,21 +4639,16 @@
       <w:pPr>
         <w:numPr>
           <w:ilvl w:val="0"/>
-          <w:numId w:val="7"/>
+          <w:numId w:val="3"/>
         </w:numPr>
-        <w:rPr>
-          <w:rFonts w:ascii="Roboto Mono" w:hAnsi="Roboto Mono"/>
-          <w:sz w:val="24"/>
-          <w:szCs w:val="24"/>
-          <w:lang w:val="en-US"/>
-        </w:rPr>
-      </w:pPr>
-      <w:r>
-        <w:rPr>
-          <w:rFonts w:ascii="Roboto Mono" w:hAnsi="Roboto Mono"/>
-          <w:sz w:val="24"/>
-          <w:szCs w:val="24"/>
-          <w:lang w:val="en-US"/>
+        <w:spacing w:after="0" w:line="276" w:lineRule="auto"/>
+        <w:rPr>
+          <w:rFonts w:ascii="Roboto Mono" w:hAnsi="Roboto Mono"/>
+        </w:rPr>
+      </w:pPr>
+      <w:r>
+        <w:rPr>
+          <w:rFonts w:ascii="Roboto Mono" w:hAnsi="Roboto Mono"/>
         </w:rPr>
         <w:t>Exploits poor input handling</w:t>
       </w:r>
@@ -5803,21 +4657,16 @@
       <w:pPr>
         <w:numPr>
           <w:ilvl w:val="0"/>
-          <w:numId w:val="7"/>
+          <w:numId w:val="3"/>
         </w:numPr>
-        <w:rPr>
-          <w:rFonts w:ascii="Roboto Mono" w:hAnsi="Roboto Mono"/>
-          <w:sz w:val="24"/>
-          <w:szCs w:val="24"/>
-          <w:lang w:val="en-US"/>
-        </w:rPr>
-      </w:pPr>
-      <w:r>
-        <w:rPr>
-          <w:rFonts w:ascii="Roboto Mono" w:hAnsi="Roboto Mono"/>
-          <w:sz w:val="24"/>
-          <w:szCs w:val="24"/>
-          <w:lang w:val="en-US"/>
+        <w:spacing w:after="0" w:line="276" w:lineRule="auto"/>
+        <w:rPr>
+          <w:rFonts w:ascii="Roboto Mono" w:hAnsi="Roboto Mono"/>
+        </w:rPr>
+      </w:pPr>
+      <w:r>
+        <w:rPr>
+          <w:rFonts w:ascii="Roboto Mono" w:hAnsi="Roboto Mono"/>
         </w:rPr>
         <w:t>Targets SQL databases</w:t>
       </w:r>
@@ -5826,21 +4675,16 @@
       <w:pPr>
         <w:numPr>
           <w:ilvl w:val="0"/>
-          <w:numId w:val="7"/>
+          <w:numId w:val="3"/>
         </w:numPr>
-        <w:rPr>
-          <w:rFonts w:ascii="Roboto Mono" w:hAnsi="Roboto Mono"/>
-          <w:sz w:val="24"/>
-          <w:szCs w:val="24"/>
-          <w:lang w:val="en-US"/>
-        </w:rPr>
-      </w:pPr>
-      <w:r>
-        <w:rPr>
-          <w:rFonts w:ascii="Roboto Mono" w:hAnsi="Roboto Mono"/>
-          <w:sz w:val="24"/>
-          <w:szCs w:val="24"/>
-          <w:lang w:val="en-US"/>
+        <w:spacing w:after="0" w:line="276" w:lineRule="auto"/>
+        <w:rPr>
+          <w:rFonts w:ascii="Roboto Mono" w:hAnsi="Roboto Mono"/>
+        </w:rPr>
+      </w:pPr>
+      <w:r>
+        <w:rPr>
+          <w:rFonts w:ascii="Roboto Mono" w:hAnsi="Roboto Mono"/>
         </w:rPr>
         <w:t>Can expose sensitive information</w:t>
       </w:r>
@@ -5849,21 +4693,16 @@
       <w:pPr>
         <w:numPr>
           <w:ilvl w:val="0"/>
-          <w:numId w:val="7"/>
+          <w:numId w:val="3"/>
         </w:numPr>
-        <w:rPr>
-          <w:rFonts w:ascii="Roboto Mono" w:hAnsi="Roboto Mono"/>
-          <w:sz w:val="24"/>
-          <w:szCs w:val="24"/>
-          <w:lang w:val="en-US"/>
-        </w:rPr>
-      </w:pPr>
-      <w:r>
-        <w:rPr>
-          <w:rFonts w:ascii="Roboto Mono" w:hAnsi="Roboto Mono"/>
-          <w:sz w:val="24"/>
-          <w:szCs w:val="24"/>
-          <w:lang w:val="en-US"/>
+        <w:spacing w:after="0" w:line="276" w:lineRule="auto"/>
+        <w:rPr>
+          <w:rFonts w:ascii="Roboto Mono" w:hAnsi="Roboto Mono"/>
+        </w:rPr>
+      </w:pPr>
+      <w:r>
+        <w:rPr>
+          <w:rFonts w:ascii="Roboto Mono" w:hAnsi="Roboto Mono"/>
         </w:rPr>
         <w:t>Can alter or destroy data</w:t>
       </w:r>
@@ -5872,21 +4711,16 @@
       <w:pPr>
         <w:numPr>
           <w:ilvl w:val="0"/>
-          <w:numId w:val="7"/>
+          <w:numId w:val="3"/>
         </w:numPr>
-        <w:rPr>
-          <w:rFonts w:ascii="Roboto Mono" w:hAnsi="Roboto Mono"/>
-          <w:sz w:val="24"/>
-          <w:szCs w:val="24"/>
-          <w:lang w:val="en-US"/>
-        </w:rPr>
-      </w:pPr>
-      <w:r>
-        <w:rPr>
-          <w:rFonts w:ascii="Roboto Mono" w:hAnsi="Roboto Mono"/>
-          <w:sz w:val="24"/>
-          <w:szCs w:val="24"/>
-          <w:lang w:val="en-US"/>
+        <w:spacing w:after="0" w:line="276" w:lineRule="auto"/>
+        <w:rPr>
+          <w:rFonts w:ascii="Roboto Mono" w:hAnsi="Roboto Mono"/>
+        </w:rPr>
+      </w:pPr>
+      <w:r>
+        <w:rPr>
+          <w:rFonts w:ascii="Roboto Mono" w:hAnsi="Roboto Mono"/>
         </w:rPr>
         <w:t>Is one of the most well-known web vulnerabilities</w:t>
       </w:r>
@@ -5895,50 +4729,32 @@
       <w:pPr>
         <w:rPr>
           <w:rFonts w:ascii="Roboto Mono" w:hAnsi="Roboto Mono"/>
-          <w:sz w:val="24"/>
-          <w:szCs w:val="24"/>
-          <w:lang w:val="en-US"/>
-        </w:rPr>
-      </w:pPr>
-      <w:r>
-        <w:rPr>
-          <w:rFonts w:ascii="Roboto Mono" w:hAnsi="Roboto Mono"/>
-          <w:sz w:val="24"/>
-          <w:szCs w:val="24"/>
-          <w:lang w:val="en-US"/>
-        </w:rPr>
-        <w:pict w14:anchorId="136B9A8A">
-          <v:rect id="_x0000_i1515" style="width:0;height:1.5pt" o:hralign="center" o:hrstd="t" o:hr="t" fillcolor="#a0a0a0" stroked="f"/>
+        </w:rPr>
+      </w:pPr>
+      <w:r>
+        <w:rPr>
+          <w:rFonts w:ascii="Roboto Mono" w:hAnsi="Roboto Mono"/>
+        </w:rPr>
+        <w:pict w14:anchorId="779983F1">
+          <v:rect id="_x0000_i1046" style="width:0;height:1.5pt" o:hralign="center" o:hrstd="t" o:hr="t" fillcolor="#a0a0a0" stroked="f"/>
         </w:pict>
       </w:r>
     </w:p>
     <w:p>
       <w:pPr>
         <w:pStyle w:val="Heading2"/>
-        <w:rPr>
-          <w:lang w:val="en-US"/>
-        </w:rPr>
       </w:pPr>
       <w:r>
         <w:rPr>
           <w:rFonts w:ascii="Segoe UI Emoji" w:hAnsi="Segoe UI Emoji" w:cs="Segoe UI Emoji"/>
-          <w:lang w:val="en-US"/>
         </w:rPr>
         <w:t>🌍</w:t>
       </w:r>
       <w:r>
-        <w:rPr>
-          <w:lang w:val="en-US"/>
-        </w:rPr>
         <w:t xml:space="preserve"> Real-World Impact</w:t>
       </w:r>
     </w:p>
     <w:p>
-      <w:pPr>
-        <w:rPr>
-          <w:lang w:val="en-US"/>
-        </w:rPr>
-      </w:pPr>
       <w:r>
         <w:rPr>
           <w:b/>
@@ -5995,17 +4811,11 @@
       <w:pPr>
         <w:rPr>
           <w:rFonts w:ascii="Roboto Mono" w:hAnsi="Roboto Mono"/>
-          <w:sz w:val="24"/>
-          <w:szCs w:val="24"/>
-          <w:lang w:val="en-US"/>
-        </w:rPr>
-      </w:pPr>
-      <w:r>
-        <w:rPr>
-          <w:rFonts w:ascii="Roboto Mono" w:hAnsi="Roboto Mono"/>
-          <w:sz w:val="24"/>
-          <w:szCs w:val="24"/>
-          <w:lang w:val="en-US"/>
+        </w:rPr>
+      </w:pPr>
+      <w:r>
+        <w:rPr>
+          <w:rFonts w:ascii="Roboto Mono" w:hAnsi="Roboto Mono"/>
         </w:rPr>
         <w:t>Many historical breaches involved:</w:t>
       </w:r>
@@ -6014,9 +4824,6 @@
       <w:pPr>
         <w:rPr>
           <w:rFonts w:ascii="Roboto Mono" w:hAnsi="Roboto Mono"/>
-          <w:sz w:val="24"/>
-          <w:szCs w:val="24"/>
-          <w:lang w:val="en-US"/>
         </w:rPr>
       </w:pPr>
       <w:r>
@@ -6024,7 +4831,7 @@
           <w:noProof/>
         </w:rPr>
         <w:drawing>
-          <wp:inline distT="0" distB="0" distL="0" distR="0" wp14:anchorId="3D4F949B" wp14:editId="663F3AB9">
+          <wp:inline distT="0" distB="0" distL="0" distR="0" wp14:anchorId="545DB8BD" wp14:editId="2A851356">
             <wp:extent cx="5943600" cy="400050"/>
             <wp:effectExtent l="0" t="0" r="0" b="0"/>
             <wp:docPr id="2060943288" name="Picture 31"/>
@@ -6077,17 +4884,11 @@
       <w:pPr>
         <w:rPr>
           <w:rFonts w:ascii="Roboto Mono" w:hAnsi="Roboto Mono"/>
-          <w:sz w:val="24"/>
-          <w:szCs w:val="24"/>
-          <w:lang w:val="en-US"/>
-        </w:rPr>
-      </w:pPr>
-      <w:r>
-        <w:rPr>
-          <w:rFonts w:ascii="Roboto Mono" w:hAnsi="Roboto Mono"/>
-          <w:sz w:val="24"/>
-          <w:szCs w:val="24"/>
-          <w:lang w:val="en-US"/>
+        </w:rPr>
+      </w:pPr>
+      <w:r>
+        <w:rPr>
+          <w:rFonts w:ascii="Roboto Mono" w:hAnsi="Roboto Mono"/>
         </w:rPr>
         <w:t>SQL Injection</w:t>
       </w:r>
@@ -6096,17 +4897,11 @@
       <w:pPr>
         <w:rPr>
           <w:rFonts w:ascii="Roboto Mono" w:hAnsi="Roboto Mono"/>
-          <w:sz w:val="24"/>
-          <w:szCs w:val="24"/>
-          <w:lang w:val="en-US"/>
-        </w:rPr>
-      </w:pPr>
-      <w:r>
-        <w:rPr>
-          <w:rFonts w:ascii="Roboto Mono" w:hAnsi="Roboto Mono"/>
-          <w:sz w:val="24"/>
-          <w:szCs w:val="24"/>
-          <w:lang w:val="en-US"/>
+        </w:rPr>
+      </w:pPr>
+      <w:r>
+        <w:rPr>
+          <w:rFonts w:ascii="Roboto Mono" w:hAnsi="Roboto Mono"/>
         </w:rPr>
         <w:t>because applications trusted user input without proper protection.</w:t>
       </w:r>
@@ -6115,17 +4910,11 @@
       <w:pPr>
         <w:rPr>
           <w:rFonts w:ascii="Roboto Mono" w:hAnsi="Roboto Mono"/>
-          <w:sz w:val="24"/>
-          <w:szCs w:val="24"/>
-          <w:lang w:val="en-US"/>
-        </w:rPr>
-      </w:pPr>
-      <w:r>
-        <w:rPr>
-          <w:rFonts w:ascii="Roboto Mono" w:hAnsi="Roboto Mono"/>
-          <w:sz w:val="24"/>
-          <w:szCs w:val="24"/>
-          <w:lang w:val="en-US"/>
+        </w:rPr>
+      </w:pPr>
+      <w:r>
+        <w:rPr>
+          <w:rFonts w:ascii="Roboto Mono" w:hAnsi="Roboto Mono"/>
         </w:rPr>
         <w:t>Modern frameworks often include protections, but developers must still use them correctly.</w:t>
       </w:r>
@@ -6134,50 +4923,32 @@
       <w:pPr>
         <w:rPr>
           <w:rFonts w:ascii="Roboto Mono" w:hAnsi="Roboto Mono"/>
-          <w:sz w:val="24"/>
-          <w:szCs w:val="24"/>
-          <w:lang w:val="en-US"/>
-        </w:rPr>
-      </w:pPr>
-      <w:r>
-        <w:rPr>
-          <w:rFonts w:ascii="Roboto Mono" w:hAnsi="Roboto Mono"/>
-          <w:sz w:val="24"/>
-          <w:szCs w:val="24"/>
-          <w:lang w:val="en-US"/>
-        </w:rPr>
-        <w:pict w14:anchorId="7FB60667">
-          <v:rect id="_x0000_i1517" style="width:0;height:1.5pt" o:hralign="center" o:hrstd="t" o:hr="t" fillcolor="#a0a0a0" stroked="f"/>
+        </w:rPr>
+      </w:pPr>
+      <w:r>
+        <w:rPr>
+          <w:rFonts w:ascii="Roboto Mono" w:hAnsi="Roboto Mono"/>
+        </w:rPr>
+        <w:pict w14:anchorId="5767B7AD">
+          <v:rect id="_x0000_i1047" style="width:0;height:1.5pt" o:hralign="center" o:hrstd="t" o:hr="t" fillcolor="#a0a0a0" stroked="f"/>
         </w:pict>
       </w:r>
     </w:p>
     <w:p>
       <w:pPr>
         <w:pStyle w:val="Heading2"/>
-        <w:rPr>
-          <w:lang w:val="en-US"/>
-        </w:rPr>
       </w:pPr>
       <w:r>
         <w:rPr>
           <w:rFonts w:ascii="Segoe UI Emoji" w:hAnsi="Segoe UI Emoji" w:cs="Segoe UI Emoji"/>
-          <w:lang w:val="en-US"/>
         </w:rPr>
         <w:t>🧠</w:t>
       </w:r>
       <w:r>
-        <w:rPr>
-          <w:lang w:val="en-US"/>
-        </w:rPr>
         <w:t xml:space="preserve"> Simple Analogy</w:t>
       </w:r>
     </w:p>
     <w:p>
-      <w:pPr>
-        <w:rPr>
-          <w:lang w:val="en-US"/>
-        </w:rPr>
-      </w:pPr>
       <w:r>
         <w:rPr>
           <w:b/>
@@ -6234,17 +5005,11 @@
       <w:pPr>
         <w:rPr>
           <w:rFonts w:ascii="Roboto Mono" w:hAnsi="Roboto Mono"/>
-          <w:sz w:val="24"/>
-          <w:szCs w:val="24"/>
-          <w:lang w:val="en-US"/>
-        </w:rPr>
-      </w:pPr>
-      <w:r>
-        <w:rPr>
-          <w:rFonts w:ascii="Roboto Mono" w:hAnsi="Roboto Mono"/>
-          <w:sz w:val="24"/>
-          <w:szCs w:val="24"/>
-          <w:lang w:val="en-US"/>
+        </w:rPr>
+      </w:pPr>
+      <w:r>
+        <w:rPr>
+          <w:rFonts w:ascii="Roboto Mono" w:hAnsi="Roboto Mono"/>
         </w:rPr>
         <w:t>Imagine a receptionist asks:</w:t>
       </w:r>
@@ -6253,9 +5018,6 @@
       <w:pPr>
         <w:rPr>
           <w:rFonts w:ascii="Roboto Mono" w:hAnsi="Roboto Mono"/>
-          <w:sz w:val="24"/>
-          <w:szCs w:val="24"/>
-          <w:lang w:val="en-US"/>
         </w:rPr>
       </w:pPr>
       <w:r>
@@ -6263,7 +5025,7 @@
           <w:noProof/>
         </w:rPr>
         <w:drawing>
-          <wp:inline distT="0" distB="0" distL="0" distR="0" wp14:anchorId="0DE414F3" wp14:editId="7E5B8FC9">
+          <wp:inline distT="0" distB="0" distL="0" distR="0" wp14:anchorId="4E439A91" wp14:editId="128D7BBA">
             <wp:extent cx="5943600" cy="337820"/>
             <wp:effectExtent l="0" t="0" r="0" b="5080"/>
             <wp:docPr id="1328549921" name="Picture 32"/>
@@ -6316,17 +5078,11 @@
       <w:pPr>
         <w:rPr>
           <w:rFonts w:ascii="Roboto Mono" w:hAnsi="Roboto Mono"/>
-          <w:sz w:val="24"/>
-          <w:szCs w:val="24"/>
-          <w:lang w:val="en-US"/>
-        </w:rPr>
-      </w:pPr>
-      <w:r>
-        <w:rPr>
-          <w:rFonts w:ascii="Roboto Mono" w:hAnsi="Roboto Mono"/>
-          <w:sz w:val="24"/>
-          <w:szCs w:val="24"/>
-          <w:lang w:val="en-US"/>
+        </w:rPr>
+      </w:pPr>
+      <w:r>
+        <w:rPr>
+          <w:rFonts w:ascii="Roboto Mono" w:hAnsi="Roboto Mono"/>
         </w:rPr>
         <w:t>"What is your name?"</w:t>
       </w:r>
@@ -6335,17 +5091,11 @@
       <w:pPr>
         <w:rPr>
           <w:rFonts w:ascii="Roboto Mono" w:hAnsi="Roboto Mono"/>
-          <w:sz w:val="24"/>
-          <w:szCs w:val="24"/>
-          <w:lang w:val="en-US"/>
-        </w:rPr>
-      </w:pPr>
-      <w:r>
-        <w:rPr>
-          <w:rFonts w:ascii="Roboto Mono" w:hAnsi="Roboto Mono"/>
-          <w:sz w:val="24"/>
-          <w:szCs w:val="24"/>
-          <w:lang w:val="en-US"/>
+        </w:rPr>
+      </w:pPr>
+      <w:r>
+        <w:rPr>
+          <w:rFonts w:ascii="Roboto Mono" w:hAnsi="Roboto Mono"/>
         </w:rPr>
         <w:t>A normal visitor answers:</w:t>
       </w:r>
@@ -6354,9 +5104,6 @@
       <w:pPr>
         <w:rPr>
           <w:rFonts w:ascii="Roboto Mono" w:hAnsi="Roboto Mono"/>
-          <w:sz w:val="24"/>
-          <w:szCs w:val="24"/>
-          <w:lang w:val="en-US"/>
         </w:rPr>
       </w:pPr>
       <w:r>
@@ -6364,7 +5111,7 @@
           <w:noProof/>
         </w:rPr>
         <w:drawing>
-          <wp:inline distT="0" distB="0" distL="0" distR="0" wp14:anchorId="656B99B4" wp14:editId="3ACE3646">
+          <wp:inline distT="0" distB="0" distL="0" distR="0" wp14:anchorId="58D05A3F" wp14:editId="4C230E42">
             <wp:extent cx="5943600" cy="361315"/>
             <wp:effectExtent l="0" t="0" r="0" b="635"/>
             <wp:docPr id="89359395" name="Picture 33"/>
@@ -6417,17 +5164,11 @@
       <w:pPr>
         <w:rPr>
           <w:rFonts w:ascii="Roboto Mono" w:hAnsi="Roboto Mono"/>
-          <w:sz w:val="24"/>
-          <w:szCs w:val="24"/>
-          <w:lang w:val="en-US"/>
-        </w:rPr>
-      </w:pPr>
-      <w:r>
-        <w:rPr>
-          <w:rFonts w:ascii="Roboto Mono" w:hAnsi="Roboto Mono"/>
-          <w:sz w:val="24"/>
-          <w:szCs w:val="24"/>
-          <w:lang w:val="en-US"/>
+        </w:rPr>
+      </w:pPr>
+      <w:r>
+        <w:rPr>
+          <w:rFonts w:ascii="Roboto Mono" w:hAnsi="Roboto Mono"/>
         </w:rPr>
         <w:t>Ali</w:t>
       </w:r>
@@ -6436,17 +5177,11 @@
       <w:pPr>
         <w:rPr>
           <w:rFonts w:ascii="Roboto Mono" w:hAnsi="Roboto Mono"/>
-          <w:sz w:val="24"/>
-          <w:szCs w:val="24"/>
-          <w:lang w:val="en-US"/>
-        </w:rPr>
-      </w:pPr>
-      <w:r>
-        <w:rPr>
-          <w:rFonts w:ascii="Roboto Mono" w:hAnsi="Roboto Mono"/>
-          <w:sz w:val="24"/>
-          <w:szCs w:val="24"/>
-          <w:lang w:val="en-US"/>
+        </w:rPr>
+      </w:pPr>
+      <w:r>
+        <w:rPr>
+          <w:rFonts w:ascii="Roboto Mono" w:hAnsi="Roboto Mono"/>
         </w:rPr>
         <w:t>An attacker instead gives instructions:</w:t>
       </w:r>
@@ -6455,18 +5190,14 @@
       <w:pPr>
         <w:rPr>
           <w:rFonts w:ascii="Roboto Mono" w:hAnsi="Roboto Mono"/>
-          <w:sz w:val="24"/>
-          <w:szCs w:val="24"/>
-          <w:lang w:val="en-US"/>
         </w:rPr>
       </w:pPr>
       <w:r>
         <w:rPr>
           <w:noProof/>
         </w:rPr>
-        <w:lastRenderedPageBreak/>
         <w:drawing>
-          <wp:inline distT="0" distB="0" distL="0" distR="0" wp14:anchorId="3AFD29CD" wp14:editId="2BFD79BF">
+          <wp:inline distT="0" distB="0" distL="0" distR="0" wp14:anchorId="77E6DEFA" wp14:editId="6F051753">
             <wp:extent cx="5943600" cy="337185"/>
             <wp:effectExtent l="0" t="0" r="0" b="5715"/>
             <wp:docPr id="1182602897" name="Picture 34"/>
@@ -6519,17 +5250,11 @@
       <w:pPr>
         <w:rPr>
           <w:rFonts w:ascii="Roboto Mono" w:hAnsi="Roboto Mono"/>
-          <w:sz w:val="24"/>
-          <w:szCs w:val="24"/>
-          <w:lang w:val="en-US"/>
-        </w:rPr>
-      </w:pPr>
-      <w:r>
-        <w:rPr>
-          <w:rFonts w:ascii="Roboto Mono" w:hAnsi="Roboto Mono"/>
-          <w:sz w:val="24"/>
-          <w:szCs w:val="24"/>
-          <w:lang w:val="en-US"/>
+        </w:rPr>
+      </w:pPr>
+      <w:r>
+        <w:rPr>
+          <w:rFonts w:ascii="Roboto Mono" w:hAnsi="Roboto Mono"/>
         </w:rPr>
         <w:t>Ali and unlock every door</w:t>
       </w:r>
@@ -6538,17 +5263,11 @@
       <w:pPr>
         <w:rPr>
           <w:rFonts w:ascii="Roboto Mono" w:hAnsi="Roboto Mono"/>
-          <w:sz w:val="24"/>
-          <w:szCs w:val="24"/>
-          <w:lang w:val="en-US"/>
-        </w:rPr>
-      </w:pPr>
-      <w:r>
-        <w:rPr>
-          <w:rFonts w:ascii="Roboto Mono" w:hAnsi="Roboto Mono"/>
-          <w:sz w:val="24"/>
-          <w:szCs w:val="24"/>
-          <w:lang w:val="en-US"/>
+        </w:rPr>
+      </w:pPr>
+      <w:r>
+        <w:rPr>
+          <w:rFonts w:ascii="Roboto Mono" w:hAnsi="Roboto Mono"/>
         </w:rPr>
         <w:t>If the receptionist blindly follows the instructions, security is compromised.</w:t>
       </w:r>
@@ -6557,17 +5276,11 @@
       <w:pPr>
         <w:rPr>
           <w:rFonts w:ascii="Roboto Mono" w:hAnsi="Roboto Mono"/>
-          <w:sz w:val="24"/>
-          <w:szCs w:val="24"/>
-          <w:lang w:val="en-US"/>
-        </w:rPr>
-      </w:pPr>
-      <w:r>
-        <w:rPr>
-          <w:rFonts w:ascii="Roboto Mono" w:hAnsi="Roboto Mono"/>
-          <w:sz w:val="24"/>
-          <w:szCs w:val="24"/>
-          <w:lang w:val="en-US"/>
+        </w:rPr>
+      </w:pPr>
+      <w:r>
+        <w:rPr>
+          <w:rFonts w:ascii="Roboto Mono" w:hAnsi="Roboto Mono"/>
         </w:rPr>
         <w:t>SQL Injection works similarly:</w:t>
       </w:r>
@@ -6576,21 +5289,16 @@
       <w:pPr>
         <w:numPr>
           <w:ilvl w:val="0"/>
-          <w:numId w:val="8"/>
+          <w:numId w:val="4"/>
         </w:numPr>
-        <w:rPr>
-          <w:rFonts w:ascii="Roboto Mono" w:hAnsi="Roboto Mono"/>
-          <w:sz w:val="24"/>
-          <w:szCs w:val="24"/>
-          <w:lang w:val="en-US"/>
-        </w:rPr>
-      </w:pPr>
-      <w:r>
-        <w:rPr>
-          <w:rFonts w:ascii="Roboto Mono" w:hAnsi="Roboto Mono"/>
-          <w:sz w:val="24"/>
-          <w:szCs w:val="24"/>
-          <w:lang w:val="en-US"/>
+        <w:spacing w:after="0" w:line="276" w:lineRule="auto"/>
+        <w:rPr>
+          <w:rFonts w:ascii="Roboto Mono" w:hAnsi="Roboto Mono"/>
+        </w:rPr>
+      </w:pPr>
+      <w:r>
+        <w:rPr>
+          <w:rFonts w:ascii="Roboto Mono" w:hAnsi="Roboto Mono"/>
         </w:rPr>
         <w:t>The application expects data.</w:t>
       </w:r>
@@ -6599,21 +5307,16 @@
       <w:pPr>
         <w:numPr>
           <w:ilvl w:val="0"/>
-          <w:numId w:val="8"/>
+          <w:numId w:val="4"/>
         </w:numPr>
-        <w:rPr>
-          <w:rFonts w:ascii="Roboto Mono" w:hAnsi="Roboto Mono"/>
-          <w:sz w:val="24"/>
-          <w:szCs w:val="24"/>
-          <w:lang w:val="en-US"/>
-        </w:rPr>
-      </w:pPr>
-      <w:r>
-        <w:rPr>
-          <w:rFonts w:ascii="Roboto Mono" w:hAnsi="Roboto Mono"/>
-          <w:sz w:val="24"/>
-          <w:szCs w:val="24"/>
-          <w:lang w:val="en-US"/>
+        <w:spacing w:after="0" w:line="276" w:lineRule="auto"/>
+        <w:rPr>
+          <w:rFonts w:ascii="Roboto Mono" w:hAnsi="Roboto Mono"/>
+        </w:rPr>
+      </w:pPr>
+      <w:r>
+        <w:rPr>
+          <w:rFonts w:ascii="Roboto Mono" w:hAnsi="Roboto Mono"/>
         </w:rPr>
         <w:t>The attacker sends SQL commands.</w:t>
       </w:r>
@@ -6622,21 +5325,16 @@
       <w:pPr>
         <w:numPr>
           <w:ilvl w:val="0"/>
-          <w:numId w:val="8"/>
+          <w:numId w:val="4"/>
         </w:numPr>
-        <w:rPr>
-          <w:rFonts w:ascii="Roboto Mono" w:hAnsi="Roboto Mono"/>
-          <w:sz w:val="24"/>
-          <w:szCs w:val="24"/>
-          <w:lang w:val="en-US"/>
-        </w:rPr>
-      </w:pPr>
-      <w:r>
-        <w:rPr>
-          <w:rFonts w:ascii="Roboto Mono" w:hAnsi="Roboto Mono"/>
-          <w:sz w:val="24"/>
-          <w:szCs w:val="24"/>
-          <w:lang w:val="en-US"/>
+        <w:spacing w:after="0" w:line="276" w:lineRule="auto"/>
+        <w:rPr>
+          <w:rFonts w:ascii="Roboto Mono" w:hAnsi="Roboto Mono"/>
+        </w:rPr>
+      </w:pPr>
+      <w:r>
+        <w:rPr>
+          <w:rFonts w:ascii="Roboto Mono" w:hAnsi="Roboto Mono"/>
         </w:rPr>
         <w:t>The database mistakenly executes them.</w:t>
       </w:r>
@@ -6645,50 +5343,32 @@
       <w:pPr>
         <w:rPr>
           <w:rFonts w:ascii="Roboto Mono" w:hAnsi="Roboto Mono"/>
-          <w:sz w:val="24"/>
-          <w:szCs w:val="24"/>
-          <w:lang w:val="en-US"/>
-        </w:rPr>
-      </w:pPr>
-      <w:r>
-        <w:rPr>
-          <w:rFonts w:ascii="Roboto Mono" w:hAnsi="Roboto Mono"/>
-          <w:sz w:val="24"/>
-          <w:szCs w:val="24"/>
-          <w:lang w:val="en-US"/>
-        </w:rPr>
-        <w:pict w14:anchorId="05209768">
-          <v:rect id="_x0000_i1518" style="width:0;height:1.5pt" o:hralign="center" o:hrstd="t" o:hr="t" fillcolor="#a0a0a0" stroked="f"/>
+        </w:rPr>
+      </w:pPr>
+      <w:r>
+        <w:rPr>
+          <w:rFonts w:ascii="Roboto Mono" w:hAnsi="Roboto Mono"/>
+        </w:rPr>
+        <w:pict w14:anchorId="40FE3CE4">
+          <v:rect id="_x0000_i1048" style="width:0;height:1.5pt" o:hralign="center" o:hrstd="t" o:hr="t" fillcolor="#a0a0a0" stroked="f"/>
         </w:pict>
       </w:r>
     </w:p>
     <w:p>
       <w:pPr>
         <w:pStyle w:val="Heading2"/>
-        <w:rPr>
-          <w:lang w:val="en-US"/>
-        </w:rPr>
       </w:pPr>
       <w:r>
         <w:rPr>
           <w:rFonts w:ascii="Segoe UI Emoji" w:hAnsi="Segoe UI Emoji" w:cs="Segoe UI Emoji"/>
-          <w:lang w:val="en-US"/>
         </w:rPr>
         <w:t>🧭</w:t>
       </w:r>
       <w:r>
-        <w:rPr>
-          <w:lang w:val="en-US"/>
-        </w:rPr>
         <w:t xml:space="preserve"> Summary</w:t>
       </w:r>
     </w:p>
     <w:p>
-      <w:pPr>
-        <w:rPr>
-          <w:lang w:val="en-US"/>
-        </w:rPr>
-      </w:pPr>
       <w:r>
         <w:rPr>
           <w:b/>
@@ -6745,9 +5425,6 @@
       <w:pPr>
         <w:rPr>
           <w:rFonts w:ascii="Roboto Mono" w:hAnsi="Roboto Mono"/>
-          <w:sz w:val="24"/>
-          <w:szCs w:val="24"/>
-          <w:lang w:val="en-US"/>
         </w:rPr>
       </w:pPr>
       <w:r>
@@ -6755,18 +5432,12 @@
           <w:rFonts w:ascii="Roboto Mono" w:hAnsi="Roboto Mono"/>
           <w:b/>
           <w:bCs/>
-          <w:sz w:val="24"/>
-          <w:szCs w:val="24"/>
-          <w:lang w:val="en-US"/>
         </w:rPr>
         <w:t>SQL Injection (SQLi)</w:t>
       </w:r>
       <w:r>
         <w:rPr>
           <w:rFonts w:ascii="Roboto Mono" w:hAnsi="Roboto Mono"/>
-          <w:sz w:val="24"/>
-          <w:szCs w:val="24"/>
-          <w:lang w:val="en-US"/>
         </w:rPr>
         <w:t xml:space="preserve"> is a security vulnerability that occurs when malicious SQL code is inserted into application inputs and executed by the database. It can allow attackers to read, modify, delete, or bypass access controls on data. The most effective defenses are </w:t>
       </w:r>
@@ -6775,18 +5446,12 @@
           <w:rFonts w:ascii="Roboto Mono" w:hAnsi="Roboto Mono"/>
           <w:b/>
           <w:bCs/>
-          <w:sz w:val="24"/>
-          <w:szCs w:val="24"/>
-          <w:lang w:val="en-US"/>
         </w:rPr>
         <w:t>prepared statements</w:t>
       </w:r>
       <w:r>
         <w:rPr>
           <w:rFonts w:ascii="Roboto Mono" w:hAnsi="Roboto Mono"/>
-          <w:sz w:val="24"/>
-          <w:szCs w:val="24"/>
-          <w:lang w:val="en-US"/>
         </w:rPr>
         <w:t xml:space="preserve">, </w:t>
       </w:r>
@@ -6795,18 +5460,12 @@
           <w:rFonts w:ascii="Roboto Mono" w:hAnsi="Roboto Mono"/>
           <w:b/>
           <w:bCs/>
-          <w:sz w:val="24"/>
-          <w:szCs w:val="24"/>
-          <w:lang w:val="en-US"/>
         </w:rPr>
         <w:t>parameterized queries</w:t>
       </w:r>
       <w:r>
         <w:rPr>
           <w:rFonts w:ascii="Roboto Mono" w:hAnsi="Roboto Mono"/>
-          <w:sz w:val="24"/>
-          <w:szCs w:val="24"/>
-          <w:lang w:val="en-US"/>
         </w:rPr>
         <w:t xml:space="preserve">, proper </w:t>
       </w:r>
@@ -6815,18 +5474,12 @@
           <w:rFonts w:ascii="Roboto Mono" w:hAnsi="Roboto Mono"/>
           <w:b/>
           <w:bCs/>
-          <w:sz w:val="24"/>
-          <w:szCs w:val="24"/>
-          <w:lang w:val="en-US"/>
         </w:rPr>
         <w:t>input validation</w:t>
       </w:r>
       <w:r>
         <w:rPr>
           <w:rFonts w:ascii="Roboto Mono" w:hAnsi="Roboto Mono"/>
-          <w:sz w:val="24"/>
-          <w:szCs w:val="24"/>
-          <w:lang w:val="en-US"/>
         </w:rPr>
         <w:t xml:space="preserve">, and using </w:t>
       </w:r>
@@ -6835,18 +5488,12 @@
           <w:rFonts w:ascii="Roboto Mono" w:hAnsi="Roboto Mono"/>
           <w:b/>
           <w:bCs/>
-          <w:sz w:val="24"/>
-          <w:szCs w:val="24"/>
-          <w:lang w:val="en-US"/>
         </w:rPr>
         <w:t>least-privilege database accounts</w:t>
       </w:r>
       <w:r>
         <w:rPr>
           <w:rFonts w:ascii="Roboto Mono" w:hAnsi="Roboto Mono"/>
-          <w:sz w:val="24"/>
-          <w:szCs w:val="24"/>
-          <w:lang w:val="en-US"/>
         </w:rPr>
         <w:t>.</w:t>
       </w:r>
@@ -6855,17 +5502,15 @@
       <w:pPr>
         <w:rPr>
           <w:rFonts w:ascii="Roboto Mono" w:hAnsi="Roboto Mono"/>
-          <w:sz w:val="24"/>
-          <w:szCs w:val="24"/>
-          <w:lang w:val="en-US"/>
-        </w:rPr>
-      </w:pPr>
-    </w:p>
+        </w:rPr>
+      </w:pPr>
+    </w:p>
+    <w:p/>
     <w:sectPr>
       <w:pgSz w:w="12240" w:h="15840"/>
       <w:pgMar w:top="1440" w:right="1440" w:bottom="1440" w:left="1440" w:header="720" w:footer="720" w:gutter="0"/>
-      <w:pgNumType w:start="1"/>
       <w:cols w:space="720"/>
+      <w:docGrid w:linePitch="360"/>
     </w:sectPr>
   </w:body>
 </w:document>
@@ -7023,9 +5668,9 @@
     </w:lvl>
   </w:abstractNum>
   <w:abstractNum w:abstractNumId="1" w15:restartNumberingAfterBreak="0">
-    <w:nsid w:val="08A55F67"/>
+    <w:nsid w:val="60EB56D5"/>
     <w:multiLevelType w:val="multilevel"/>
-    <w:tmpl w:val="73C6FB3C"/>
+    <w:tmpl w:val="D0D29DA4"/>
     <w:lvl w:ilvl="0">
       <w:start w:val="1"/>
       <w:numFmt w:val="bullet"/>
@@ -7172,9 +5817,9 @@
     </w:lvl>
   </w:abstractNum>
   <w:abstractNum w:abstractNumId="2" w15:restartNumberingAfterBreak="0">
-    <w:nsid w:val="102D371D"/>
+    <w:nsid w:val="7C1D29DA"/>
     <w:multiLevelType w:val="multilevel"/>
-    <w:tmpl w:val="16FE5EA8"/>
+    <w:tmpl w:val="73286ACA"/>
     <w:lvl w:ilvl="0">
       <w:start w:val="1"/>
       <w:numFmt w:val="bullet"/>
@@ -7321,9 +5966,9 @@
     </w:lvl>
   </w:abstractNum>
   <w:abstractNum w:abstractNumId="3" w15:restartNumberingAfterBreak="0">
-    <w:nsid w:val="3F4F0216"/>
+    <w:nsid w:val="7F682001"/>
     <w:multiLevelType w:val="multilevel"/>
-    <w:tmpl w:val="8AE29676"/>
+    <w:tmpl w:val="1C94E132"/>
     <w:lvl w:ilvl="0">
       <w:start w:val="1"/>
       <w:numFmt w:val="bullet"/>
@@ -7469,625 +6114,17 @@
       </w:rPr>
     </w:lvl>
   </w:abstractNum>
-  <w:abstractNum w:abstractNumId="4" w15:restartNumberingAfterBreak="0">
-    <w:nsid w:val="548F3122"/>
-    <w:multiLevelType w:val="multilevel"/>
-    <w:tmpl w:val="217CFB9E"/>
-    <w:lvl w:ilvl="0">
-      <w:start w:val="1"/>
-      <w:numFmt w:val="bullet"/>
-      <w:lvlText w:val=""/>
-      <w:lvlJc w:val="left"/>
-      <w:pPr>
-        <w:tabs>
-          <w:tab w:val="num" w:pos="720"/>
-        </w:tabs>
-        <w:ind w:left="720" w:hanging="360"/>
-      </w:pPr>
-      <w:rPr>
-        <w:rFonts w:ascii="Symbol" w:hAnsi="Symbol" w:hint="default"/>
-        <w:sz w:val="20"/>
-      </w:rPr>
-    </w:lvl>
-    <w:lvl w:ilvl="1" w:tentative="1">
-      <w:start w:val="1"/>
-      <w:numFmt w:val="bullet"/>
-      <w:lvlText w:val="o"/>
-      <w:lvlJc w:val="left"/>
-      <w:pPr>
-        <w:tabs>
-          <w:tab w:val="num" w:pos="1440"/>
-        </w:tabs>
-        <w:ind w:left="1440" w:hanging="360"/>
-      </w:pPr>
-      <w:rPr>
-        <w:rFonts w:ascii="Courier New" w:hAnsi="Courier New" w:hint="default"/>
-        <w:sz w:val="20"/>
-      </w:rPr>
-    </w:lvl>
-    <w:lvl w:ilvl="2" w:tentative="1">
-      <w:start w:val="1"/>
-      <w:numFmt w:val="bullet"/>
-      <w:lvlText w:val=""/>
-      <w:lvlJc w:val="left"/>
-      <w:pPr>
-        <w:tabs>
-          <w:tab w:val="num" w:pos="2160"/>
-        </w:tabs>
-        <w:ind w:left="2160" w:hanging="360"/>
-      </w:pPr>
-      <w:rPr>
-        <w:rFonts w:ascii="Wingdings" w:hAnsi="Wingdings" w:hint="default"/>
-        <w:sz w:val="20"/>
-      </w:rPr>
-    </w:lvl>
-    <w:lvl w:ilvl="3" w:tentative="1">
-      <w:start w:val="1"/>
-      <w:numFmt w:val="bullet"/>
-      <w:lvlText w:val=""/>
-      <w:lvlJc w:val="left"/>
-      <w:pPr>
-        <w:tabs>
-          <w:tab w:val="num" w:pos="2880"/>
-        </w:tabs>
-        <w:ind w:left="2880" w:hanging="360"/>
-      </w:pPr>
-      <w:rPr>
-        <w:rFonts w:ascii="Wingdings" w:hAnsi="Wingdings" w:hint="default"/>
-        <w:sz w:val="20"/>
-      </w:rPr>
-    </w:lvl>
-    <w:lvl w:ilvl="4" w:tentative="1">
-      <w:start w:val="1"/>
-      <w:numFmt w:val="bullet"/>
-      <w:lvlText w:val=""/>
-      <w:lvlJc w:val="left"/>
-      <w:pPr>
-        <w:tabs>
-          <w:tab w:val="num" w:pos="3600"/>
-        </w:tabs>
-        <w:ind w:left="3600" w:hanging="360"/>
-      </w:pPr>
-      <w:rPr>
-        <w:rFonts w:ascii="Wingdings" w:hAnsi="Wingdings" w:hint="default"/>
-        <w:sz w:val="20"/>
-      </w:rPr>
-    </w:lvl>
-    <w:lvl w:ilvl="5" w:tentative="1">
-      <w:start w:val="1"/>
-      <w:numFmt w:val="bullet"/>
-      <w:lvlText w:val=""/>
-      <w:lvlJc w:val="left"/>
-      <w:pPr>
-        <w:tabs>
-          <w:tab w:val="num" w:pos="4320"/>
-        </w:tabs>
-        <w:ind w:left="4320" w:hanging="360"/>
-      </w:pPr>
-      <w:rPr>
-        <w:rFonts w:ascii="Wingdings" w:hAnsi="Wingdings" w:hint="default"/>
-        <w:sz w:val="20"/>
-      </w:rPr>
-    </w:lvl>
-    <w:lvl w:ilvl="6" w:tentative="1">
-      <w:start w:val="1"/>
-      <w:numFmt w:val="bullet"/>
-      <w:lvlText w:val=""/>
-      <w:lvlJc w:val="left"/>
-      <w:pPr>
-        <w:tabs>
-          <w:tab w:val="num" w:pos="5040"/>
-        </w:tabs>
-        <w:ind w:left="5040" w:hanging="360"/>
-      </w:pPr>
-      <w:rPr>
-        <w:rFonts w:ascii="Wingdings" w:hAnsi="Wingdings" w:hint="default"/>
-        <w:sz w:val="20"/>
-      </w:rPr>
-    </w:lvl>
-    <w:lvl w:ilvl="7" w:tentative="1">
-      <w:start w:val="1"/>
-      <w:numFmt w:val="bullet"/>
-      <w:lvlText w:val=""/>
-      <w:lvlJc w:val="left"/>
-      <w:pPr>
-        <w:tabs>
-          <w:tab w:val="num" w:pos="5760"/>
-        </w:tabs>
-        <w:ind w:left="5760" w:hanging="360"/>
-      </w:pPr>
-      <w:rPr>
-        <w:rFonts w:ascii="Wingdings" w:hAnsi="Wingdings" w:hint="default"/>
-        <w:sz w:val="20"/>
-      </w:rPr>
-    </w:lvl>
-    <w:lvl w:ilvl="8" w:tentative="1">
-      <w:start w:val="1"/>
-      <w:numFmt w:val="bullet"/>
-      <w:lvlText w:val=""/>
-      <w:lvlJc w:val="left"/>
-      <w:pPr>
-        <w:tabs>
-          <w:tab w:val="num" w:pos="6480"/>
-        </w:tabs>
-        <w:ind w:left="6480" w:hanging="360"/>
-      </w:pPr>
-      <w:rPr>
-        <w:rFonts w:ascii="Wingdings" w:hAnsi="Wingdings" w:hint="default"/>
-        <w:sz w:val="20"/>
-      </w:rPr>
-    </w:lvl>
-  </w:abstractNum>
-  <w:abstractNum w:abstractNumId="5" w15:restartNumberingAfterBreak="0">
-    <w:nsid w:val="60EB56D5"/>
-    <w:multiLevelType w:val="multilevel"/>
-    <w:tmpl w:val="D0D29DA4"/>
-    <w:lvl w:ilvl="0">
-      <w:start w:val="1"/>
-      <w:numFmt w:val="bullet"/>
-      <w:lvlText w:val=""/>
-      <w:lvlJc w:val="left"/>
-      <w:pPr>
-        <w:tabs>
-          <w:tab w:val="num" w:pos="720"/>
-        </w:tabs>
-        <w:ind w:left="720" w:hanging="360"/>
-      </w:pPr>
-      <w:rPr>
-        <w:rFonts w:ascii="Symbol" w:hAnsi="Symbol" w:hint="default"/>
-        <w:sz w:val="20"/>
-      </w:rPr>
-    </w:lvl>
-    <w:lvl w:ilvl="1" w:tentative="1">
-      <w:start w:val="1"/>
-      <w:numFmt w:val="bullet"/>
-      <w:lvlText w:val="o"/>
-      <w:lvlJc w:val="left"/>
-      <w:pPr>
-        <w:tabs>
-          <w:tab w:val="num" w:pos="1440"/>
-        </w:tabs>
-        <w:ind w:left="1440" w:hanging="360"/>
-      </w:pPr>
-      <w:rPr>
-        <w:rFonts w:ascii="Courier New" w:hAnsi="Courier New" w:hint="default"/>
-        <w:sz w:val="20"/>
-      </w:rPr>
-    </w:lvl>
-    <w:lvl w:ilvl="2" w:tentative="1">
-      <w:start w:val="1"/>
-      <w:numFmt w:val="bullet"/>
-      <w:lvlText w:val=""/>
-      <w:lvlJc w:val="left"/>
-      <w:pPr>
-        <w:tabs>
-          <w:tab w:val="num" w:pos="2160"/>
-        </w:tabs>
-        <w:ind w:left="2160" w:hanging="360"/>
-      </w:pPr>
-      <w:rPr>
-        <w:rFonts w:ascii="Wingdings" w:hAnsi="Wingdings" w:hint="default"/>
-        <w:sz w:val="20"/>
-      </w:rPr>
-    </w:lvl>
-    <w:lvl w:ilvl="3" w:tentative="1">
-      <w:start w:val="1"/>
-      <w:numFmt w:val="bullet"/>
-      <w:lvlText w:val=""/>
-      <w:lvlJc w:val="left"/>
-      <w:pPr>
-        <w:tabs>
-          <w:tab w:val="num" w:pos="2880"/>
-        </w:tabs>
-        <w:ind w:left="2880" w:hanging="360"/>
-      </w:pPr>
-      <w:rPr>
-        <w:rFonts w:ascii="Wingdings" w:hAnsi="Wingdings" w:hint="default"/>
-        <w:sz w:val="20"/>
-      </w:rPr>
-    </w:lvl>
-    <w:lvl w:ilvl="4" w:tentative="1">
-      <w:start w:val="1"/>
-      <w:numFmt w:val="bullet"/>
-      <w:lvlText w:val=""/>
-      <w:lvlJc w:val="left"/>
-      <w:pPr>
-        <w:tabs>
-          <w:tab w:val="num" w:pos="3600"/>
-        </w:tabs>
-        <w:ind w:left="3600" w:hanging="360"/>
-      </w:pPr>
-      <w:rPr>
-        <w:rFonts w:ascii="Wingdings" w:hAnsi="Wingdings" w:hint="default"/>
-        <w:sz w:val="20"/>
-      </w:rPr>
-    </w:lvl>
-    <w:lvl w:ilvl="5" w:tentative="1">
-      <w:start w:val="1"/>
-      <w:numFmt w:val="bullet"/>
-      <w:lvlText w:val=""/>
-      <w:lvlJc w:val="left"/>
-      <w:pPr>
-        <w:tabs>
-          <w:tab w:val="num" w:pos="4320"/>
-        </w:tabs>
-        <w:ind w:left="4320" w:hanging="360"/>
-      </w:pPr>
-      <w:rPr>
-        <w:rFonts w:ascii="Wingdings" w:hAnsi="Wingdings" w:hint="default"/>
-        <w:sz w:val="20"/>
-      </w:rPr>
-    </w:lvl>
-    <w:lvl w:ilvl="6" w:tentative="1">
-      <w:start w:val="1"/>
-      <w:numFmt w:val="bullet"/>
-      <w:lvlText w:val=""/>
-      <w:lvlJc w:val="left"/>
-      <w:pPr>
-        <w:tabs>
-          <w:tab w:val="num" w:pos="5040"/>
-        </w:tabs>
-        <w:ind w:left="5040" w:hanging="360"/>
-      </w:pPr>
-      <w:rPr>
-        <w:rFonts w:ascii="Wingdings" w:hAnsi="Wingdings" w:hint="default"/>
-        <w:sz w:val="20"/>
-      </w:rPr>
-    </w:lvl>
-    <w:lvl w:ilvl="7" w:tentative="1">
-      <w:start w:val="1"/>
-      <w:numFmt w:val="bullet"/>
-      <w:lvlText w:val=""/>
-      <w:lvlJc w:val="left"/>
-      <w:pPr>
-        <w:tabs>
-          <w:tab w:val="num" w:pos="5760"/>
-        </w:tabs>
-        <w:ind w:left="5760" w:hanging="360"/>
-      </w:pPr>
-      <w:rPr>
-        <w:rFonts w:ascii="Wingdings" w:hAnsi="Wingdings" w:hint="default"/>
-        <w:sz w:val="20"/>
-      </w:rPr>
-    </w:lvl>
-    <w:lvl w:ilvl="8" w:tentative="1">
-      <w:start w:val="1"/>
-      <w:numFmt w:val="bullet"/>
-      <w:lvlText w:val=""/>
-      <w:lvlJc w:val="left"/>
-      <w:pPr>
-        <w:tabs>
-          <w:tab w:val="num" w:pos="6480"/>
-        </w:tabs>
-        <w:ind w:left="6480" w:hanging="360"/>
-      </w:pPr>
-      <w:rPr>
-        <w:rFonts w:ascii="Wingdings" w:hAnsi="Wingdings" w:hint="default"/>
-        <w:sz w:val="20"/>
-      </w:rPr>
-    </w:lvl>
-  </w:abstractNum>
-  <w:abstractNum w:abstractNumId="6" w15:restartNumberingAfterBreak="0">
-    <w:nsid w:val="7C1D29DA"/>
-    <w:multiLevelType w:val="multilevel"/>
-    <w:tmpl w:val="73286ACA"/>
-    <w:lvl w:ilvl="0">
-      <w:start w:val="1"/>
-      <w:numFmt w:val="bullet"/>
-      <w:lvlText w:val=""/>
-      <w:lvlJc w:val="left"/>
-      <w:pPr>
-        <w:tabs>
-          <w:tab w:val="num" w:pos="720"/>
-        </w:tabs>
-        <w:ind w:left="720" w:hanging="360"/>
-      </w:pPr>
-      <w:rPr>
-        <w:rFonts w:ascii="Symbol" w:hAnsi="Symbol" w:hint="default"/>
-        <w:sz w:val="20"/>
-      </w:rPr>
-    </w:lvl>
-    <w:lvl w:ilvl="1" w:tentative="1">
-      <w:start w:val="1"/>
-      <w:numFmt w:val="bullet"/>
-      <w:lvlText w:val="o"/>
-      <w:lvlJc w:val="left"/>
-      <w:pPr>
-        <w:tabs>
-          <w:tab w:val="num" w:pos="1440"/>
-        </w:tabs>
-        <w:ind w:left="1440" w:hanging="360"/>
-      </w:pPr>
-      <w:rPr>
-        <w:rFonts w:ascii="Courier New" w:hAnsi="Courier New" w:hint="default"/>
-        <w:sz w:val="20"/>
-      </w:rPr>
-    </w:lvl>
-    <w:lvl w:ilvl="2" w:tentative="1">
-      <w:start w:val="1"/>
-      <w:numFmt w:val="bullet"/>
-      <w:lvlText w:val=""/>
-      <w:lvlJc w:val="left"/>
-      <w:pPr>
-        <w:tabs>
-          <w:tab w:val="num" w:pos="2160"/>
-        </w:tabs>
-        <w:ind w:left="2160" w:hanging="360"/>
-      </w:pPr>
-      <w:rPr>
-        <w:rFonts w:ascii="Wingdings" w:hAnsi="Wingdings" w:hint="default"/>
-        <w:sz w:val="20"/>
-      </w:rPr>
-    </w:lvl>
-    <w:lvl w:ilvl="3" w:tentative="1">
-      <w:start w:val="1"/>
-      <w:numFmt w:val="bullet"/>
-      <w:lvlText w:val=""/>
-      <w:lvlJc w:val="left"/>
-      <w:pPr>
-        <w:tabs>
-          <w:tab w:val="num" w:pos="2880"/>
-        </w:tabs>
-        <w:ind w:left="2880" w:hanging="360"/>
-      </w:pPr>
-      <w:rPr>
-        <w:rFonts w:ascii="Wingdings" w:hAnsi="Wingdings" w:hint="default"/>
-        <w:sz w:val="20"/>
-      </w:rPr>
-    </w:lvl>
-    <w:lvl w:ilvl="4" w:tentative="1">
-      <w:start w:val="1"/>
-      <w:numFmt w:val="bullet"/>
-      <w:lvlText w:val=""/>
-      <w:lvlJc w:val="left"/>
-      <w:pPr>
-        <w:tabs>
-          <w:tab w:val="num" w:pos="3600"/>
-        </w:tabs>
-        <w:ind w:left="3600" w:hanging="360"/>
-      </w:pPr>
-      <w:rPr>
-        <w:rFonts w:ascii="Wingdings" w:hAnsi="Wingdings" w:hint="default"/>
-        <w:sz w:val="20"/>
-      </w:rPr>
-    </w:lvl>
-    <w:lvl w:ilvl="5" w:tentative="1">
-      <w:start w:val="1"/>
-      <w:numFmt w:val="bullet"/>
-      <w:lvlText w:val=""/>
-      <w:lvlJc w:val="left"/>
-      <w:pPr>
-        <w:tabs>
-          <w:tab w:val="num" w:pos="4320"/>
-        </w:tabs>
-        <w:ind w:left="4320" w:hanging="360"/>
-      </w:pPr>
-      <w:rPr>
-        <w:rFonts w:ascii="Wingdings" w:hAnsi="Wingdings" w:hint="default"/>
-        <w:sz w:val="20"/>
-      </w:rPr>
-    </w:lvl>
-    <w:lvl w:ilvl="6" w:tentative="1">
-      <w:start w:val="1"/>
-      <w:numFmt w:val="bullet"/>
-      <w:lvlText w:val=""/>
-      <w:lvlJc w:val="left"/>
-      <w:pPr>
-        <w:tabs>
-          <w:tab w:val="num" w:pos="5040"/>
-        </w:tabs>
-        <w:ind w:left="5040" w:hanging="360"/>
-      </w:pPr>
-      <w:rPr>
-        <w:rFonts w:ascii="Wingdings" w:hAnsi="Wingdings" w:hint="default"/>
-        <w:sz w:val="20"/>
-      </w:rPr>
-    </w:lvl>
-    <w:lvl w:ilvl="7" w:tentative="1">
-      <w:start w:val="1"/>
-      <w:numFmt w:val="bullet"/>
-      <w:lvlText w:val=""/>
-      <w:lvlJc w:val="left"/>
-      <w:pPr>
-        <w:tabs>
-          <w:tab w:val="num" w:pos="5760"/>
-        </w:tabs>
-        <w:ind w:left="5760" w:hanging="360"/>
-      </w:pPr>
-      <w:rPr>
-        <w:rFonts w:ascii="Wingdings" w:hAnsi="Wingdings" w:hint="default"/>
-        <w:sz w:val="20"/>
-      </w:rPr>
-    </w:lvl>
-    <w:lvl w:ilvl="8" w:tentative="1">
-      <w:start w:val="1"/>
-      <w:numFmt w:val="bullet"/>
-      <w:lvlText w:val=""/>
-      <w:lvlJc w:val="left"/>
-      <w:pPr>
-        <w:tabs>
-          <w:tab w:val="num" w:pos="6480"/>
-        </w:tabs>
-        <w:ind w:left="6480" w:hanging="360"/>
-      </w:pPr>
-      <w:rPr>
-        <w:rFonts w:ascii="Wingdings" w:hAnsi="Wingdings" w:hint="default"/>
-        <w:sz w:val="20"/>
-      </w:rPr>
-    </w:lvl>
-  </w:abstractNum>
-  <w:abstractNum w:abstractNumId="7" w15:restartNumberingAfterBreak="0">
-    <w:nsid w:val="7F682001"/>
-    <w:multiLevelType w:val="multilevel"/>
-    <w:tmpl w:val="1C94E132"/>
-    <w:lvl w:ilvl="0">
-      <w:start w:val="1"/>
-      <w:numFmt w:val="bullet"/>
-      <w:lvlText w:val=""/>
-      <w:lvlJc w:val="left"/>
-      <w:pPr>
-        <w:tabs>
-          <w:tab w:val="num" w:pos="720"/>
-        </w:tabs>
-        <w:ind w:left="720" w:hanging="360"/>
-      </w:pPr>
-      <w:rPr>
-        <w:rFonts w:ascii="Symbol" w:hAnsi="Symbol" w:hint="default"/>
-        <w:sz w:val="20"/>
-      </w:rPr>
-    </w:lvl>
-    <w:lvl w:ilvl="1" w:tentative="1">
-      <w:start w:val="1"/>
-      <w:numFmt w:val="bullet"/>
-      <w:lvlText w:val="o"/>
-      <w:lvlJc w:val="left"/>
-      <w:pPr>
-        <w:tabs>
-          <w:tab w:val="num" w:pos="1440"/>
-        </w:tabs>
-        <w:ind w:left="1440" w:hanging="360"/>
-      </w:pPr>
-      <w:rPr>
-        <w:rFonts w:ascii="Courier New" w:hAnsi="Courier New" w:hint="default"/>
-        <w:sz w:val="20"/>
-      </w:rPr>
-    </w:lvl>
-    <w:lvl w:ilvl="2" w:tentative="1">
-      <w:start w:val="1"/>
-      <w:numFmt w:val="bullet"/>
-      <w:lvlText w:val=""/>
-      <w:lvlJc w:val="left"/>
-      <w:pPr>
-        <w:tabs>
-          <w:tab w:val="num" w:pos="2160"/>
-        </w:tabs>
-        <w:ind w:left="2160" w:hanging="360"/>
-      </w:pPr>
-      <w:rPr>
-        <w:rFonts w:ascii="Wingdings" w:hAnsi="Wingdings" w:hint="default"/>
-        <w:sz w:val="20"/>
-      </w:rPr>
-    </w:lvl>
-    <w:lvl w:ilvl="3" w:tentative="1">
-      <w:start w:val="1"/>
-      <w:numFmt w:val="bullet"/>
-      <w:lvlText w:val=""/>
-      <w:lvlJc w:val="left"/>
-      <w:pPr>
-        <w:tabs>
-          <w:tab w:val="num" w:pos="2880"/>
-        </w:tabs>
-        <w:ind w:left="2880" w:hanging="360"/>
-      </w:pPr>
-      <w:rPr>
-        <w:rFonts w:ascii="Wingdings" w:hAnsi="Wingdings" w:hint="default"/>
-        <w:sz w:val="20"/>
-      </w:rPr>
-    </w:lvl>
-    <w:lvl w:ilvl="4" w:tentative="1">
-      <w:start w:val="1"/>
-      <w:numFmt w:val="bullet"/>
-      <w:lvlText w:val=""/>
-      <w:lvlJc w:val="left"/>
-      <w:pPr>
-        <w:tabs>
-          <w:tab w:val="num" w:pos="3600"/>
-        </w:tabs>
-        <w:ind w:left="3600" w:hanging="360"/>
-      </w:pPr>
-      <w:rPr>
-        <w:rFonts w:ascii="Wingdings" w:hAnsi="Wingdings" w:hint="default"/>
-        <w:sz w:val="20"/>
-      </w:rPr>
-    </w:lvl>
-    <w:lvl w:ilvl="5" w:tentative="1">
-      <w:start w:val="1"/>
-      <w:numFmt w:val="bullet"/>
-      <w:lvlText w:val=""/>
-      <w:lvlJc w:val="left"/>
-      <w:pPr>
-        <w:tabs>
-          <w:tab w:val="num" w:pos="4320"/>
-        </w:tabs>
-        <w:ind w:left="4320" w:hanging="360"/>
-      </w:pPr>
-      <w:rPr>
-        <w:rFonts w:ascii="Wingdings" w:hAnsi="Wingdings" w:hint="default"/>
-        <w:sz w:val="20"/>
-      </w:rPr>
-    </w:lvl>
-    <w:lvl w:ilvl="6" w:tentative="1">
-      <w:start w:val="1"/>
-      <w:numFmt w:val="bullet"/>
-      <w:lvlText w:val=""/>
-      <w:lvlJc w:val="left"/>
-      <w:pPr>
-        <w:tabs>
-          <w:tab w:val="num" w:pos="5040"/>
-        </w:tabs>
-        <w:ind w:left="5040" w:hanging="360"/>
-      </w:pPr>
-      <w:rPr>
-        <w:rFonts w:ascii="Wingdings" w:hAnsi="Wingdings" w:hint="default"/>
-        <w:sz w:val="20"/>
-      </w:rPr>
-    </w:lvl>
-    <w:lvl w:ilvl="7" w:tentative="1">
-      <w:start w:val="1"/>
-      <w:numFmt w:val="bullet"/>
-      <w:lvlText w:val=""/>
-      <w:lvlJc w:val="left"/>
-      <w:pPr>
-        <w:tabs>
-          <w:tab w:val="num" w:pos="5760"/>
-        </w:tabs>
-        <w:ind w:left="5760" w:hanging="360"/>
-      </w:pPr>
-      <w:rPr>
-        <w:rFonts w:ascii="Wingdings" w:hAnsi="Wingdings" w:hint="default"/>
-        <w:sz w:val="20"/>
-      </w:rPr>
-    </w:lvl>
-    <w:lvl w:ilvl="8" w:tentative="1">
-      <w:start w:val="1"/>
-      <w:numFmt w:val="bullet"/>
-      <w:lvlText w:val=""/>
-      <w:lvlJc w:val="left"/>
-      <w:pPr>
-        <w:tabs>
-          <w:tab w:val="num" w:pos="6480"/>
-        </w:tabs>
-        <w:ind w:left="6480" w:hanging="360"/>
-      </w:pPr>
-      <w:rPr>
-        <w:rFonts w:ascii="Wingdings" w:hAnsi="Wingdings" w:hint="default"/>
-        <w:sz w:val="20"/>
-      </w:rPr>
-    </w:lvl>
-  </w:abstractNum>
-  <w:num w:numId="1" w16cid:durableId="1392074505">
-    <w:abstractNumId w:val="3"/>
-  </w:num>
-  <w:num w:numId="2" w16cid:durableId="2017489110">
+  <w:num w:numId="1" w16cid:durableId="393545304">
     <w:abstractNumId w:val="1"/>
   </w:num>
-  <w:num w:numId="3" w16cid:durableId="1507670705">
+  <w:num w:numId="2" w16cid:durableId="413362859">
+    <w:abstractNumId w:val="0"/>
+  </w:num>
+  <w:num w:numId="3" w16cid:durableId="420030893">
     <w:abstractNumId w:val="2"/>
   </w:num>
-  <w:num w:numId="4" w16cid:durableId="1115058494">
-    <w:abstractNumId w:val="4"/>
-  </w:num>
-  <w:num w:numId="5" w16cid:durableId="393545304">
-    <w:abstractNumId w:val="5"/>
-  </w:num>
-  <w:num w:numId="6" w16cid:durableId="413362859">
-    <w:abstractNumId w:val="0"/>
-  </w:num>
-  <w:num w:numId="7" w16cid:durableId="420030893">
-    <w:abstractNumId w:val="6"/>
-  </w:num>
-  <w:num w:numId="8" w16cid:durableId="1625233548">
-    <w:abstractNumId w:val="7"/>
+  <w:num w:numId="4" w16cid:durableId="1625233548">
+    <w:abstractNumId w:val="3"/>
   </w:num>
 </w:numbering>
 </file>
@@ -8097,15 +6134,17 @@
   <w:docDefaults>
     <w:rPrDefault>
       <w:rPr>
-        <w:rFonts w:ascii="Arial" w:eastAsia="Arial" w:hAnsi="Arial" w:cs="Arial"/>
-        <w:sz w:val="22"/>
-        <w:szCs w:val="22"/>
-        <w:lang w:val="en" w:eastAsia="en-US" w:bidi="ar-SA"/>
+        <w:rFonts w:asciiTheme="minorHAnsi" w:eastAsiaTheme="minorHAnsi" w:hAnsiTheme="minorHAnsi" w:cstheme="minorBidi"/>
+        <w:kern w:val="2"/>
+        <w:sz w:val="24"/>
+        <w:szCs w:val="24"/>
+        <w:lang w:val="en-US" w:eastAsia="en-US" w:bidi="ar-SA"/>
+        <w14:ligatures w14:val="standardContextual"/>
       </w:rPr>
     </w:rPrDefault>
     <w:pPrDefault>
       <w:pPr>
-        <w:spacing w:line="276" w:lineRule="auto"/>
+        <w:spacing w:after="160" w:line="278" w:lineRule="auto"/>
       </w:pPr>
     </w:pPrDefault>
   </w:docDefaults>
@@ -8495,15 +6534,19 @@
     <w:name w:val="heading 1"/>
     <w:basedOn w:val="Normal"/>
     <w:next w:val="Normal"/>
+    <w:link w:val="Heading1Char"/>
     <w:uiPriority w:val="9"/>
     <w:qFormat/>
+    <w:rsid w:val="005034BD"/>
     <w:pPr>
       <w:keepNext/>
       <w:keepLines/>
-      <w:spacing w:before="400" w:after="120"/>
+      <w:spacing w:before="360" w:after="80"/>
       <w:outlineLvl w:val="0"/>
     </w:pPr>
     <w:rPr>
+      <w:rFonts w:asciiTheme="majorHAnsi" w:eastAsiaTheme="majorEastAsia" w:hAnsiTheme="majorHAnsi" w:cstheme="majorBidi"/>
+      <w:color w:val="2F5496" w:themeColor="accent1" w:themeShade="BF"/>
       <w:sz w:val="40"/>
       <w:szCs w:val="40"/>
     </w:rPr>
@@ -8512,16 +6555,20 @@
     <w:name w:val="heading 2"/>
     <w:basedOn w:val="Normal"/>
     <w:next w:val="Normal"/>
+    <w:link w:val="Heading2Char"/>
     <w:uiPriority w:val="9"/>
     <w:unhideWhenUsed/>
     <w:qFormat/>
+    <w:rsid w:val="005034BD"/>
     <w:pPr>
       <w:keepNext/>
       <w:keepLines/>
-      <w:spacing w:before="360" w:after="120"/>
+      <w:spacing w:before="160" w:after="80"/>
       <w:outlineLvl w:val="1"/>
     </w:pPr>
     <w:rPr>
+      <w:rFonts w:asciiTheme="majorHAnsi" w:eastAsiaTheme="majorEastAsia" w:hAnsiTheme="majorHAnsi" w:cstheme="majorBidi"/>
+      <w:color w:val="2F5496" w:themeColor="accent1" w:themeShade="BF"/>
       <w:sz w:val="32"/>
       <w:szCs w:val="32"/>
     </w:rPr>
@@ -8530,18 +6577,21 @@
     <w:name w:val="heading 3"/>
     <w:basedOn w:val="Normal"/>
     <w:next w:val="Normal"/>
+    <w:link w:val="Heading3Char"/>
     <w:uiPriority w:val="9"/>
     <w:semiHidden/>
     <w:unhideWhenUsed/>
     <w:qFormat/>
+    <w:rsid w:val="005034BD"/>
     <w:pPr>
       <w:keepNext/>
       <w:keepLines/>
-      <w:spacing w:before="320" w:after="80"/>
+      <w:spacing w:before="160" w:after="80"/>
       <w:outlineLvl w:val="2"/>
     </w:pPr>
     <w:rPr>
-      <w:color w:val="434343"/>
+      <w:rFonts w:eastAsiaTheme="majorEastAsia" w:cstheme="majorBidi"/>
+      <w:color w:val="2F5496" w:themeColor="accent1" w:themeShade="BF"/>
       <w:sz w:val="28"/>
       <w:szCs w:val="28"/>
     </w:rPr>
@@ -8550,63 +6600,138 @@
     <w:name w:val="heading 4"/>
     <w:basedOn w:val="Normal"/>
     <w:next w:val="Normal"/>
+    <w:link w:val="Heading4Char"/>
     <w:uiPriority w:val="9"/>
     <w:semiHidden/>
     <w:unhideWhenUsed/>
     <w:qFormat/>
+    <w:rsid w:val="005034BD"/>
     <w:pPr>
       <w:keepNext/>
       <w:keepLines/>
-      <w:spacing w:before="280" w:after="80"/>
+      <w:spacing w:before="80" w:after="40"/>
       <w:outlineLvl w:val="3"/>
     </w:pPr>
     <w:rPr>
-      <w:color w:val="666666"/>
-      <w:sz w:val="24"/>
-      <w:szCs w:val="24"/>
+      <w:rFonts w:eastAsiaTheme="majorEastAsia" w:cstheme="majorBidi"/>
+      <w:i/>
+      <w:iCs/>
+      <w:color w:val="2F5496" w:themeColor="accent1" w:themeShade="BF"/>
     </w:rPr>
   </w:style>
   <w:style w:type="paragraph" w:styleId="Heading5">
     <w:name w:val="heading 5"/>
     <w:basedOn w:val="Normal"/>
     <w:next w:val="Normal"/>
+    <w:link w:val="Heading5Char"/>
     <w:uiPriority w:val="9"/>
     <w:semiHidden/>
     <w:unhideWhenUsed/>
     <w:qFormat/>
+    <w:rsid w:val="005034BD"/>
     <w:pPr>
       <w:keepNext/>
       <w:keepLines/>
-      <w:spacing w:before="240" w:after="80"/>
+      <w:spacing w:before="80" w:after="40"/>
       <w:outlineLvl w:val="4"/>
     </w:pPr>
     <w:rPr>
-      <w:color w:val="666666"/>
+      <w:rFonts w:eastAsiaTheme="majorEastAsia" w:cstheme="majorBidi"/>
+      <w:color w:val="2F5496" w:themeColor="accent1" w:themeShade="BF"/>
     </w:rPr>
   </w:style>
   <w:style w:type="paragraph" w:styleId="Heading6">
     <w:name w:val="heading 6"/>
     <w:basedOn w:val="Normal"/>
     <w:next w:val="Normal"/>
+    <w:link w:val="Heading6Char"/>
     <w:uiPriority w:val="9"/>
     <w:semiHidden/>
     <w:unhideWhenUsed/>
     <w:qFormat/>
+    <w:rsid w:val="005034BD"/>
     <w:pPr>
       <w:keepNext/>
       <w:keepLines/>
-      <w:spacing w:before="240" w:after="80"/>
+      <w:spacing w:before="40" w:after="0"/>
       <w:outlineLvl w:val="5"/>
     </w:pPr>
     <w:rPr>
+      <w:rFonts w:eastAsiaTheme="majorEastAsia" w:cstheme="majorBidi"/>
       <w:i/>
       <w:iCs/>
-      <w:color w:val="666666"/>
+      <w:color w:val="595959" w:themeColor="text1" w:themeTint="A6"/>
+    </w:rPr>
+  </w:style>
+  <w:style w:type="paragraph" w:styleId="Heading7">
+    <w:name w:val="heading 7"/>
+    <w:basedOn w:val="Normal"/>
+    <w:next w:val="Normal"/>
+    <w:link w:val="Heading7Char"/>
+    <w:uiPriority w:val="9"/>
+    <w:semiHidden/>
+    <w:unhideWhenUsed/>
+    <w:qFormat/>
+    <w:rsid w:val="005034BD"/>
+    <w:pPr>
+      <w:keepNext/>
+      <w:keepLines/>
+      <w:spacing w:before="40" w:after="0"/>
+      <w:outlineLvl w:val="6"/>
+    </w:pPr>
+    <w:rPr>
+      <w:rFonts w:eastAsiaTheme="majorEastAsia" w:cstheme="majorBidi"/>
+      <w:color w:val="595959" w:themeColor="text1" w:themeTint="A6"/>
+    </w:rPr>
+  </w:style>
+  <w:style w:type="paragraph" w:styleId="Heading8">
+    <w:name w:val="heading 8"/>
+    <w:basedOn w:val="Normal"/>
+    <w:next w:val="Normal"/>
+    <w:link w:val="Heading8Char"/>
+    <w:uiPriority w:val="9"/>
+    <w:semiHidden/>
+    <w:unhideWhenUsed/>
+    <w:qFormat/>
+    <w:rsid w:val="005034BD"/>
+    <w:pPr>
+      <w:keepNext/>
+      <w:keepLines/>
+      <w:spacing w:after="0"/>
+      <w:outlineLvl w:val="7"/>
+    </w:pPr>
+    <w:rPr>
+      <w:rFonts w:eastAsiaTheme="majorEastAsia" w:cstheme="majorBidi"/>
+      <w:i/>
+      <w:iCs/>
+      <w:color w:val="272727" w:themeColor="text1" w:themeTint="D8"/>
+    </w:rPr>
+  </w:style>
+  <w:style w:type="paragraph" w:styleId="Heading9">
+    <w:name w:val="heading 9"/>
+    <w:basedOn w:val="Normal"/>
+    <w:next w:val="Normal"/>
+    <w:link w:val="Heading9Char"/>
+    <w:uiPriority w:val="9"/>
+    <w:semiHidden/>
+    <w:unhideWhenUsed/>
+    <w:qFormat/>
+    <w:rsid w:val="005034BD"/>
+    <w:pPr>
+      <w:keepNext/>
+      <w:keepLines/>
+      <w:spacing w:after="0"/>
+      <w:outlineLvl w:val="8"/>
+    </w:pPr>
+    <w:rPr>
+      <w:rFonts w:eastAsiaTheme="majorEastAsia" w:cstheme="majorBidi"/>
+      <w:color w:val="272727" w:themeColor="text1" w:themeTint="D8"/>
     </w:rPr>
   </w:style>
   <w:style w:type="character" w:default="1" w:styleId="DefaultParagraphFont">
     <w:name w:val="Default Paragraph Font"/>
     <w:uiPriority w:val="1"/>
+    <w:semiHidden/>
     <w:unhideWhenUsed/>
   </w:style>
   <w:style w:type="table" w:default="1" w:styleId="TableNormal">
@@ -8630,48 +6755,294 @@
     <w:semiHidden/>
     <w:unhideWhenUsed/>
   </w:style>
-  <w:style w:type="table" w:customStyle="1" w:styleId="TableNormal0">
-    <w:name w:val="TableNormal"/>
-    <w:tblPr>
-      <w:tblCellMar>
-        <w:top w:w="100" w:type="dxa"/>
-        <w:left w:w="100" w:type="dxa"/>
-        <w:bottom w:w="100" w:type="dxa"/>
-        <w:right w:w="100" w:type="dxa"/>
-      </w:tblCellMar>
-    </w:tblPr>
+  <w:style w:type="character" w:customStyle="1" w:styleId="Heading1Char">
+    <w:name w:val="Heading 1 Char"/>
+    <w:basedOn w:val="DefaultParagraphFont"/>
+    <w:link w:val="Heading1"/>
+    <w:uiPriority w:val="9"/>
+    <w:rsid w:val="005034BD"/>
+    <w:rPr>
+      <w:rFonts w:asciiTheme="majorHAnsi" w:eastAsiaTheme="majorEastAsia" w:hAnsiTheme="majorHAnsi" w:cstheme="majorBidi"/>
+      <w:color w:val="2F5496" w:themeColor="accent1" w:themeShade="BF"/>
+      <w:sz w:val="40"/>
+      <w:szCs w:val="40"/>
+    </w:rPr>
+  </w:style>
+  <w:style w:type="character" w:customStyle="1" w:styleId="Heading2Char">
+    <w:name w:val="Heading 2 Char"/>
+    <w:basedOn w:val="DefaultParagraphFont"/>
+    <w:link w:val="Heading2"/>
+    <w:uiPriority w:val="9"/>
+    <w:semiHidden/>
+    <w:rsid w:val="005034BD"/>
+    <w:rPr>
+      <w:rFonts w:asciiTheme="majorHAnsi" w:eastAsiaTheme="majorEastAsia" w:hAnsiTheme="majorHAnsi" w:cstheme="majorBidi"/>
+      <w:color w:val="2F5496" w:themeColor="accent1" w:themeShade="BF"/>
+      <w:sz w:val="32"/>
+      <w:szCs w:val="32"/>
+    </w:rPr>
+  </w:style>
+  <w:style w:type="character" w:customStyle="1" w:styleId="Heading3Char">
+    <w:name w:val="Heading 3 Char"/>
+    <w:basedOn w:val="DefaultParagraphFont"/>
+    <w:link w:val="Heading3"/>
+    <w:uiPriority w:val="9"/>
+    <w:semiHidden/>
+    <w:rsid w:val="005034BD"/>
+    <w:rPr>
+      <w:rFonts w:eastAsiaTheme="majorEastAsia" w:cstheme="majorBidi"/>
+      <w:color w:val="2F5496" w:themeColor="accent1" w:themeShade="BF"/>
+      <w:sz w:val="28"/>
+      <w:szCs w:val="28"/>
+    </w:rPr>
+  </w:style>
+  <w:style w:type="character" w:customStyle="1" w:styleId="Heading4Char">
+    <w:name w:val="Heading 4 Char"/>
+    <w:basedOn w:val="DefaultParagraphFont"/>
+    <w:link w:val="Heading4"/>
+    <w:uiPriority w:val="9"/>
+    <w:semiHidden/>
+    <w:rsid w:val="005034BD"/>
+    <w:rPr>
+      <w:rFonts w:eastAsiaTheme="majorEastAsia" w:cstheme="majorBidi"/>
+      <w:i/>
+      <w:iCs/>
+      <w:color w:val="2F5496" w:themeColor="accent1" w:themeShade="BF"/>
+    </w:rPr>
+  </w:style>
+  <w:style w:type="character" w:customStyle="1" w:styleId="Heading5Char">
+    <w:name w:val="Heading 5 Char"/>
+    <w:basedOn w:val="DefaultParagraphFont"/>
+    <w:link w:val="Heading5"/>
+    <w:uiPriority w:val="9"/>
+    <w:semiHidden/>
+    <w:rsid w:val="005034BD"/>
+    <w:rPr>
+      <w:rFonts w:eastAsiaTheme="majorEastAsia" w:cstheme="majorBidi"/>
+      <w:color w:val="2F5496" w:themeColor="accent1" w:themeShade="BF"/>
+    </w:rPr>
+  </w:style>
+  <w:style w:type="character" w:customStyle="1" w:styleId="Heading6Char">
+    <w:name w:val="Heading 6 Char"/>
+    <w:basedOn w:val="DefaultParagraphFont"/>
+    <w:link w:val="Heading6"/>
+    <w:uiPriority w:val="9"/>
+    <w:semiHidden/>
+    <w:rsid w:val="005034BD"/>
+    <w:rPr>
+      <w:rFonts w:eastAsiaTheme="majorEastAsia" w:cstheme="majorBidi"/>
+      <w:i/>
+      <w:iCs/>
+      <w:color w:val="595959" w:themeColor="text1" w:themeTint="A6"/>
+    </w:rPr>
+  </w:style>
+  <w:style w:type="character" w:customStyle="1" w:styleId="Heading7Char">
+    <w:name w:val="Heading 7 Char"/>
+    <w:basedOn w:val="DefaultParagraphFont"/>
+    <w:link w:val="Heading7"/>
+    <w:uiPriority w:val="9"/>
+    <w:semiHidden/>
+    <w:rsid w:val="005034BD"/>
+    <w:rPr>
+      <w:rFonts w:eastAsiaTheme="majorEastAsia" w:cstheme="majorBidi"/>
+      <w:color w:val="595959" w:themeColor="text1" w:themeTint="A6"/>
+    </w:rPr>
+  </w:style>
+  <w:style w:type="character" w:customStyle="1" w:styleId="Heading8Char">
+    <w:name w:val="Heading 8 Char"/>
+    <w:basedOn w:val="DefaultParagraphFont"/>
+    <w:link w:val="Heading8"/>
+    <w:uiPriority w:val="9"/>
+    <w:semiHidden/>
+    <w:rsid w:val="005034BD"/>
+    <w:rPr>
+      <w:rFonts w:eastAsiaTheme="majorEastAsia" w:cstheme="majorBidi"/>
+      <w:i/>
+      <w:iCs/>
+      <w:color w:val="272727" w:themeColor="text1" w:themeTint="D8"/>
+    </w:rPr>
+  </w:style>
+  <w:style w:type="character" w:customStyle="1" w:styleId="Heading9Char">
+    <w:name w:val="Heading 9 Char"/>
+    <w:basedOn w:val="DefaultParagraphFont"/>
+    <w:link w:val="Heading9"/>
+    <w:uiPriority w:val="9"/>
+    <w:semiHidden/>
+    <w:rsid w:val="005034BD"/>
+    <w:rPr>
+      <w:rFonts w:eastAsiaTheme="majorEastAsia" w:cstheme="majorBidi"/>
+      <w:color w:val="272727" w:themeColor="text1" w:themeTint="D8"/>
+    </w:rPr>
   </w:style>
   <w:style w:type="paragraph" w:styleId="Title">
     <w:name w:val="Title"/>
     <w:basedOn w:val="Normal"/>
     <w:next w:val="Normal"/>
+    <w:link w:val="TitleChar"/>
     <w:uiPriority w:val="10"/>
     <w:qFormat/>
+    <w:rsid w:val="005034BD"/>
     <w:pPr>
-      <w:keepNext/>
-      <w:keepLines/>
-      <w:spacing w:after="60"/>
+      <w:spacing w:after="80" w:line="240" w:lineRule="auto"/>
+      <w:contextualSpacing/>
     </w:pPr>
     <w:rPr>
-      <w:sz w:val="52"/>
-      <w:szCs w:val="52"/>
+      <w:rFonts w:asciiTheme="majorHAnsi" w:eastAsiaTheme="majorEastAsia" w:hAnsiTheme="majorHAnsi" w:cstheme="majorBidi"/>
+      <w:spacing w:val="-10"/>
+      <w:kern w:val="28"/>
+      <w:sz w:val="56"/>
+      <w:szCs w:val="56"/>
+    </w:rPr>
+  </w:style>
+  <w:style w:type="character" w:customStyle="1" w:styleId="TitleChar">
+    <w:name w:val="Title Char"/>
+    <w:basedOn w:val="DefaultParagraphFont"/>
+    <w:link w:val="Title"/>
+    <w:uiPriority w:val="10"/>
+    <w:rsid w:val="005034BD"/>
+    <w:rPr>
+      <w:rFonts w:asciiTheme="majorHAnsi" w:eastAsiaTheme="majorEastAsia" w:hAnsiTheme="majorHAnsi" w:cstheme="majorBidi"/>
+      <w:spacing w:val="-10"/>
+      <w:kern w:val="28"/>
+      <w:sz w:val="56"/>
+      <w:szCs w:val="56"/>
     </w:rPr>
   </w:style>
   <w:style w:type="paragraph" w:styleId="Subtitle">
     <w:name w:val="Subtitle"/>
     <w:basedOn w:val="Normal"/>
     <w:next w:val="Normal"/>
+    <w:link w:val="SubtitleChar"/>
     <w:uiPriority w:val="11"/>
     <w:qFormat/>
+    <w:rsid w:val="005034BD"/>
     <w:pPr>
-      <w:keepNext/>
-      <w:keepLines/>
-      <w:spacing w:after="320"/>
+      <w:numPr>
+        <w:ilvl w:val="1"/>
+      </w:numPr>
     </w:pPr>
     <w:rPr>
-      <w:color w:val="666666"/>
-      <w:sz w:val="30"/>
-      <w:szCs w:val="30"/>
+      <w:rFonts w:eastAsiaTheme="majorEastAsia" w:cstheme="majorBidi"/>
+      <w:color w:val="595959" w:themeColor="text1" w:themeTint="A6"/>
+      <w:spacing w:val="15"/>
+      <w:sz w:val="28"/>
+      <w:szCs w:val="28"/>
+    </w:rPr>
+  </w:style>
+  <w:style w:type="character" w:customStyle="1" w:styleId="SubtitleChar">
+    <w:name w:val="Subtitle Char"/>
+    <w:basedOn w:val="DefaultParagraphFont"/>
+    <w:link w:val="Subtitle"/>
+    <w:uiPriority w:val="11"/>
+    <w:rsid w:val="005034BD"/>
+    <w:rPr>
+      <w:rFonts w:eastAsiaTheme="majorEastAsia" w:cstheme="majorBidi"/>
+      <w:color w:val="595959" w:themeColor="text1" w:themeTint="A6"/>
+      <w:spacing w:val="15"/>
+      <w:sz w:val="28"/>
+      <w:szCs w:val="28"/>
+    </w:rPr>
+  </w:style>
+  <w:style w:type="paragraph" w:styleId="Quote">
+    <w:name w:val="Quote"/>
+    <w:basedOn w:val="Normal"/>
+    <w:next w:val="Normal"/>
+    <w:link w:val="QuoteChar"/>
+    <w:uiPriority w:val="29"/>
+    <w:qFormat/>
+    <w:rsid w:val="005034BD"/>
+    <w:pPr>
+      <w:spacing w:before="160"/>
+      <w:jc w:val="center"/>
+    </w:pPr>
+    <w:rPr>
+      <w:i/>
+      <w:iCs/>
+      <w:color w:val="404040" w:themeColor="text1" w:themeTint="BF"/>
+    </w:rPr>
+  </w:style>
+  <w:style w:type="character" w:customStyle="1" w:styleId="QuoteChar">
+    <w:name w:val="Quote Char"/>
+    <w:basedOn w:val="DefaultParagraphFont"/>
+    <w:link w:val="Quote"/>
+    <w:uiPriority w:val="29"/>
+    <w:rsid w:val="005034BD"/>
+    <w:rPr>
+      <w:i/>
+      <w:iCs/>
+      <w:color w:val="404040" w:themeColor="text1" w:themeTint="BF"/>
+    </w:rPr>
+  </w:style>
+  <w:style w:type="paragraph" w:styleId="ListParagraph">
+    <w:name w:val="List Paragraph"/>
+    <w:basedOn w:val="Normal"/>
+    <w:uiPriority w:val="34"/>
+    <w:qFormat/>
+    <w:rsid w:val="005034BD"/>
+    <w:pPr>
+      <w:ind w:left="720"/>
+      <w:contextualSpacing/>
+    </w:pPr>
+  </w:style>
+  <w:style w:type="character" w:styleId="IntenseEmphasis">
+    <w:name w:val="Intense Emphasis"/>
+    <w:basedOn w:val="DefaultParagraphFont"/>
+    <w:uiPriority w:val="21"/>
+    <w:qFormat/>
+    <w:rsid w:val="005034BD"/>
+    <w:rPr>
+      <w:i/>
+      <w:iCs/>
+      <w:color w:val="2F5496" w:themeColor="accent1" w:themeShade="BF"/>
+    </w:rPr>
+  </w:style>
+  <w:style w:type="paragraph" w:styleId="IntenseQuote">
+    <w:name w:val="Intense Quote"/>
+    <w:basedOn w:val="Normal"/>
+    <w:next w:val="Normal"/>
+    <w:link w:val="IntenseQuoteChar"/>
+    <w:uiPriority w:val="30"/>
+    <w:qFormat/>
+    <w:rsid w:val="005034BD"/>
+    <w:pPr>
+      <w:pBdr>
+        <w:top w:val="single" w:sz="4" w:space="10" w:color="2F5496" w:themeColor="accent1" w:themeShade="BF"/>
+        <w:bottom w:val="single" w:sz="4" w:space="10" w:color="2F5496" w:themeColor="accent1" w:themeShade="BF"/>
+      </w:pBdr>
+      <w:spacing w:before="360" w:after="360"/>
+      <w:ind w:left="864" w:right="864"/>
+      <w:jc w:val="center"/>
+    </w:pPr>
+    <w:rPr>
+      <w:i/>
+      <w:iCs/>
+      <w:color w:val="2F5496" w:themeColor="accent1" w:themeShade="BF"/>
+    </w:rPr>
+  </w:style>
+  <w:style w:type="character" w:customStyle="1" w:styleId="IntenseQuoteChar">
+    <w:name w:val="Intense Quote Char"/>
+    <w:basedOn w:val="DefaultParagraphFont"/>
+    <w:link w:val="IntenseQuote"/>
+    <w:uiPriority w:val="30"/>
+    <w:rsid w:val="005034BD"/>
+    <w:rPr>
+      <w:i/>
+      <w:iCs/>
+      <w:color w:val="2F5496" w:themeColor="accent1" w:themeShade="BF"/>
+    </w:rPr>
+  </w:style>
+  <w:style w:type="character" w:styleId="IntenseReference">
+    <w:name w:val="Intense Reference"/>
+    <w:basedOn w:val="DefaultParagraphFont"/>
+    <w:uiPriority w:val="32"/>
+    <w:qFormat/>
+    <w:rsid w:val="005034BD"/>
+    <w:rPr>
+      <w:b/>
+      <w:bCs/>
+      <w:smallCaps/>
+      <w:color w:val="2F5496" w:themeColor="accent1" w:themeShade="BF"/>
+      <w:spacing w:val="5"/>
     </w:rPr>
   </w:style>
 </w:styles>
@@ -8688,44 +7059,44 @@
         <a:sysClr val="window" lastClr="FFFFFF"/>
       </a:lt1>
       <a:dk2>
-        <a:srgbClr val="1F497D"/>
+        <a:srgbClr val="44546A"/>
       </a:dk2>
       <a:lt2>
-        <a:srgbClr val="EEECE1"/>
+        <a:srgbClr val="E7E6E6"/>
       </a:lt2>
       <a:accent1>
-        <a:srgbClr val="4F81BD"/>
+        <a:srgbClr val="4472C4"/>
       </a:accent1>
       <a:accent2>
-        <a:srgbClr val="C0504D"/>
+        <a:srgbClr val="ED7D31"/>
       </a:accent2>
       <a:accent3>
-        <a:srgbClr val="9BBB59"/>
+        <a:srgbClr val="A5A5A5"/>
       </a:accent3>
       <a:accent4>
-        <a:srgbClr val="8064A2"/>
+        <a:srgbClr val="FFC000"/>
       </a:accent4>
       <a:accent5>
-        <a:srgbClr val="4BACC6"/>
+        <a:srgbClr val="5B9BD5"/>
       </a:accent5>
       <a:accent6>
-        <a:srgbClr val="F79646"/>
+        <a:srgbClr val="70AD47"/>
       </a:accent6>
       <a:hlink>
-        <a:srgbClr val="0000FF"/>
+        <a:srgbClr val="0563C1"/>
       </a:hlink>
       <a:folHlink>
-        <a:srgbClr val="800080"/>
+        <a:srgbClr val="954F72"/>
       </a:folHlink>
     </a:clrScheme>
     <a:fontScheme name="Office">
       <a:majorFont>
-        <a:latin typeface="Calibri"/>
+        <a:latin typeface="Calibri Light" panose="020F0302020204030204"/>
         <a:ea typeface=""/>
         <a:cs typeface=""/>
-        <a:font script="Jpan" typeface="ＭＳ ゴシック"/>
+        <a:font script="Jpan" typeface="游ゴシック Light"/>
         <a:font script="Hang" typeface="맑은 고딕"/>
-        <a:font script="Hans" typeface="宋体"/>
+        <a:font script="Hans" typeface="等线 Light"/>
         <a:font script="Hant" typeface="新細明體"/>
         <a:font script="Arab" typeface="Times New Roman"/>
         <a:font script="Hebr" typeface="Times New Roman"/>
@@ -8753,14 +7124,31 @@
         <a:font script="Viet" typeface="Times New Roman"/>
         <a:font script="Uigh" typeface="Microsoft Uighur"/>
         <a:font script="Geor" typeface="Sylfaen"/>
+        <a:font script="Armn" typeface="Arial"/>
+        <a:font script="Bugi" typeface="Leelawadee UI"/>
+        <a:font script="Bopo" typeface="Microsoft JhengHei"/>
+        <a:font script="Java" typeface="Javanese Text"/>
+        <a:font script="Lisu" typeface="Segoe UI"/>
+        <a:font script="Mymr" typeface="Myanmar Text"/>
+        <a:font script="Nkoo" typeface="Ebrima"/>
+        <a:font script="Olck" typeface="Nirmala UI"/>
+        <a:font script="Osma" typeface="Ebrima"/>
+        <a:font script="Phag" typeface="Phagspa"/>
+        <a:font script="Syrn" typeface="Estrangelo Edessa"/>
+        <a:font script="Syrj" typeface="Estrangelo Edessa"/>
+        <a:font script="Syre" typeface="Estrangelo Edessa"/>
+        <a:font script="Sora" typeface="Nirmala UI"/>
+        <a:font script="Tale" typeface="Microsoft Tai Le"/>
+        <a:font script="Talu" typeface="Microsoft New Tai Lue"/>
+        <a:font script="Tfng" typeface="Ebrima"/>
       </a:majorFont>
       <a:minorFont>
-        <a:latin typeface="Cambria"/>
+        <a:latin typeface="Calibri" panose="020F0502020204030204"/>
         <a:ea typeface=""/>
         <a:cs typeface=""/>
-        <a:font script="Jpan" typeface="ＭＳ 明朝"/>
+        <a:font script="Jpan" typeface="游ゴシック"/>
         <a:font script="Hang" typeface="맑은 고딕"/>
-        <a:font script="Hans" typeface="宋体"/>
+        <a:font script="Hans" typeface="等线"/>
         <a:font script="Hant" typeface="新細明體"/>
         <a:font script="Arab" typeface="Arial"/>
         <a:font script="Hebr" typeface="Arial"/>
@@ -8788,6 +7176,23 @@
         <a:font script="Viet" typeface="Arial"/>
         <a:font script="Uigh" typeface="Microsoft Uighur"/>
         <a:font script="Geor" typeface="Sylfaen"/>
+        <a:font script="Armn" typeface="Arial"/>
+        <a:font script="Bugi" typeface="Leelawadee UI"/>
+        <a:font script="Bopo" typeface="Microsoft JhengHei"/>
+        <a:font script="Java" typeface="Javanese Text"/>
+        <a:font script="Lisu" typeface="Segoe UI"/>
+        <a:font script="Mymr" typeface="Myanmar Text"/>
+        <a:font script="Nkoo" typeface="Ebrima"/>
+        <a:font script="Olck" typeface="Nirmala UI"/>
+        <a:font script="Osma" typeface="Ebrima"/>
+        <a:font script="Phag" typeface="Phagspa"/>
+        <a:font script="Syrn" typeface="Estrangelo Edessa"/>
+        <a:font script="Syrj" typeface="Estrangelo Edessa"/>
+        <a:font script="Syre" typeface="Estrangelo Edessa"/>
+        <a:font script="Sora" typeface="Nirmala UI"/>
+        <a:font script="Tale" typeface="Microsoft Tai Le"/>
+        <a:font script="Talu" typeface="Microsoft New Tai Lue"/>
+        <a:font script="Tfng" typeface="Ebrima"/>
       </a:minorFont>
     </a:fontScheme>
     <a:fmtScheme name="Office">
@@ -8799,200 +7204,141 @@
           <a:gsLst>
             <a:gs pos="0">
               <a:schemeClr val="phClr">
-                <a:tint val="50000"/>
-                <a:satMod val="300000"/>
+                <a:lumMod val="110000"/>
+                <a:satMod val="105000"/>
+                <a:tint val="67000"/>
               </a:schemeClr>
             </a:gs>
-            <a:gs pos="35000">
+            <a:gs pos="50000">
               <a:schemeClr val="phClr">
-                <a:tint val="37000"/>
-                <a:satMod val="300000"/>
+                <a:lumMod val="105000"/>
+                <a:satMod val="103000"/>
+                <a:tint val="73000"/>
               </a:schemeClr>
             </a:gs>
             <a:gs pos="100000">
               <a:schemeClr val="phClr">
-                <a:tint val="15000"/>
-                <a:satMod val="350000"/>
+                <a:lumMod val="105000"/>
+                <a:satMod val="109000"/>
+                <a:tint val="81000"/>
               </a:schemeClr>
             </a:gs>
           </a:gsLst>
-          <a:lin ang="16200000" scaled="1"/>
+          <a:lin ang="5400000" scaled="0"/>
         </a:gradFill>
         <a:gradFill rotWithShape="1">
           <a:gsLst>
             <a:gs pos="0">
               <a:schemeClr val="phClr">
-                <a:tint val="100000"/>
+                <a:satMod val="103000"/>
+                <a:lumMod val="102000"/>
+                <a:tint val="94000"/>
+              </a:schemeClr>
+            </a:gs>
+            <a:gs pos="50000">
+              <a:schemeClr val="phClr">
+                <a:satMod val="110000"/>
+                <a:lumMod val="100000"/>
                 <a:shade val="100000"/>
-                <a:satMod val="130000"/>
               </a:schemeClr>
             </a:gs>
             <a:gs pos="100000">
               <a:schemeClr val="phClr">
-                <a:tint val="50000"/>
-                <a:shade val="100000"/>
-                <a:satMod val="350000"/>
+                <a:lumMod val="99000"/>
+                <a:satMod val="120000"/>
+                <a:shade val="78000"/>
               </a:schemeClr>
             </a:gs>
           </a:gsLst>
-          <a:lin ang="16200000" scaled="0"/>
+          <a:lin ang="5400000" scaled="0"/>
         </a:gradFill>
       </a:fillStyleLst>
       <a:lnStyleLst>
-        <a:ln w="9525" cap="flat" cmpd="sng" algn="ctr">
-          <a:solidFill>
-            <a:schemeClr val="phClr">
-              <a:shade val="95000"/>
-              <a:satMod val="105000"/>
-            </a:schemeClr>
-          </a:solidFill>
-          <a:prstDash val="solid"/>
-        </a:ln>
-        <a:ln w="25400" cap="flat" cmpd="sng" algn="ctr">
+        <a:ln w="6350" cap="flat" cmpd="sng" algn="ctr">
           <a:solidFill>
             <a:schemeClr val="phClr"/>
           </a:solidFill>
           <a:prstDash val="solid"/>
+          <a:miter lim="800000"/>
         </a:ln>
-        <a:ln w="38100" cap="flat" cmpd="sng" algn="ctr">
+        <a:ln w="12700" cap="flat" cmpd="sng" algn="ctr">
           <a:solidFill>
             <a:schemeClr val="phClr"/>
           </a:solidFill>
           <a:prstDash val="solid"/>
+          <a:miter lim="800000"/>
+        </a:ln>
+        <a:ln w="19050" cap="flat" cmpd="sng" algn="ctr">
+          <a:solidFill>
+            <a:schemeClr val="phClr"/>
+          </a:solidFill>
+          <a:prstDash val="solid"/>
+          <a:miter lim="800000"/>
         </a:ln>
       </a:lnStyleLst>
       <a:effectStyleLst>
         <a:effectStyle>
+          <a:effectLst/>
+        </a:effectStyle>
+        <a:effectStyle>
+          <a:effectLst/>
+        </a:effectStyle>
+        <a:effectStyle>
           <a:effectLst>
-            <a:outerShdw blurRad="40000" dist="20000" dir="5400000" rotWithShape="0">
+            <a:outerShdw blurRad="57150" dist="19050" dir="5400000" algn="ctr" rotWithShape="0">
               <a:srgbClr val="000000">
-                <a:alpha val="38000"/>
+                <a:alpha val="63000"/>
               </a:srgbClr>
             </a:outerShdw>
           </a:effectLst>
-        </a:effectStyle>
-        <a:effectStyle>
-          <a:effectLst>
-            <a:outerShdw blurRad="40000" dist="23000" dir="5400000" rotWithShape="0">
-              <a:srgbClr val="000000">
-                <a:alpha val="35000"/>
-              </a:srgbClr>
-            </a:outerShdw>
-          </a:effectLst>
-        </a:effectStyle>
-        <a:effectStyle>
-          <a:effectLst>
-            <a:outerShdw blurRad="40000" dist="23000" dir="5400000" rotWithShape="0">
-              <a:srgbClr val="000000">
-                <a:alpha val="35000"/>
-              </a:srgbClr>
-            </a:outerShdw>
-          </a:effectLst>
-          <a:scene3d>
-            <a:camera prst="orthographicFront">
-              <a:rot lat="0" lon="0" rev="0"/>
-            </a:camera>
-            <a:lightRig rig="threePt" dir="t">
-              <a:rot lat="0" lon="0" rev="1200000"/>
-            </a:lightRig>
-          </a:scene3d>
-          <a:sp3d>
-            <a:bevelT w="63500" h="25400"/>
-          </a:sp3d>
         </a:effectStyle>
       </a:effectStyleLst>
       <a:bgFillStyleLst>
         <a:solidFill>
           <a:schemeClr val="phClr"/>
         </a:solidFill>
+        <a:solidFill>
+          <a:schemeClr val="phClr">
+            <a:tint val="95000"/>
+            <a:satMod val="170000"/>
+          </a:schemeClr>
+        </a:solidFill>
         <a:gradFill rotWithShape="1">
           <a:gsLst>
             <a:gs pos="0">
               <a:schemeClr val="phClr">
-                <a:tint val="40000"/>
-                <a:satMod val="350000"/>
+                <a:tint val="93000"/>
+                <a:satMod val="150000"/>
+                <a:shade val="98000"/>
+                <a:lumMod val="102000"/>
               </a:schemeClr>
             </a:gs>
-            <a:gs pos="40000">
+            <a:gs pos="50000">
               <a:schemeClr val="phClr">
-                <a:tint val="45000"/>
-                <a:shade val="99000"/>
-                <a:satMod val="350000"/>
+                <a:tint val="98000"/>
+                <a:satMod val="130000"/>
+                <a:shade val="90000"/>
+                <a:lumMod val="103000"/>
               </a:schemeClr>
             </a:gs>
             <a:gs pos="100000">
               <a:schemeClr val="phClr">
-                <a:shade val="20000"/>
-                <a:satMod val="255000"/>
+                <a:shade val="63000"/>
+                <a:satMod val="120000"/>
               </a:schemeClr>
             </a:gs>
           </a:gsLst>
-          <a:path path="circle">
-            <a:fillToRect l="50000" t="-80000" r="50000" b="180000"/>
-          </a:path>
-        </a:gradFill>
-        <a:gradFill rotWithShape="1">
-          <a:gsLst>
-            <a:gs pos="0">
-              <a:schemeClr val="phClr">
-                <a:tint val="80000"/>
-                <a:satMod val="300000"/>
-              </a:schemeClr>
-            </a:gs>
-            <a:gs pos="100000">
-              <a:schemeClr val="phClr">
-                <a:shade val="30000"/>
-                <a:satMod val="200000"/>
-              </a:schemeClr>
-            </a:gs>
-          </a:gsLst>
-          <a:path path="circle">
-            <a:fillToRect l="50000" t="50000" r="50000" b="50000"/>
-          </a:path>
+          <a:lin ang="5400000" scaled="0"/>
         </a:gradFill>
       </a:bgFillStyleLst>
     </a:fmtScheme>
   </a:themeElements>
-  <a:objectDefaults>
-    <a:spDef>
-      <a:spPr/>
-      <a:bodyPr/>
-      <a:lstStyle/>
-      <a:style>
-        <a:lnRef idx="1">
-          <a:schemeClr val="accent1"/>
-        </a:lnRef>
-        <a:fillRef idx="3">
-          <a:schemeClr val="accent1"/>
-        </a:fillRef>
-        <a:effectRef idx="2">
-          <a:schemeClr val="accent1"/>
-        </a:effectRef>
-        <a:fontRef idx="minor">
-          <a:schemeClr val="lt1"/>
-        </a:fontRef>
-      </a:style>
-    </a:spDef>
-    <a:lnDef>
-      <a:spPr/>
-      <a:bodyPr/>
-      <a:lstStyle/>
-      <a:style>
-        <a:lnRef idx="2">
-          <a:schemeClr val="accent1"/>
-        </a:lnRef>
-        <a:fillRef idx="0">
-          <a:schemeClr val="accent1"/>
-        </a:fillRef>
-        <a:effectRef idx="1">
-          <a:schemeClr val="accent1"/>
-        </a:effectRef>
-        <a:fontRef idx="minor">
-          <a:schemeClr val="tx1"/>
-        </a:fontRef>
-      </a:style>
-    </a:lnDef>
-  </a:objectDefaults>
+  <a:objectDefaults/>
   <a:extraClrSchemeLst/>
+  <a:extLst>
+    <a:ext uri="{05A4C25C-085E-4340-85A3-A5531E510DB2}">
+      <thm15:themeFamily xmlns:thm15="http://schemas.microsoft.com/office/thememl/2012/main" name="Office Theme" id="{62F939B6-93AF-4DB8-9C6B-D6C7DFDC589F}" vid="{4A3C46E8-61CC-4603-A589-7422A47A8E4A}"/>
+    </a:ext>
+  </a:extLst>
 </a:theme>
 </file>
--- a/Knowledge/3-Work knowledge/1-Software Engineering/2-General Technologies/9-Databases/5-My Source/2-SQL/1-Intro to SQL/5-SQL Injection.docx
+++ b/Knowledge/3-Work knowledge/1-Software Engineering/2-General Technologies/9-Databases/5-My Source/2-SQL/1-Intro to SQL/5-SQL Injection.docx
@@ -31,8 +31,14 @@
       </w:r>
     </w:p>
     <w:p>
-      <w:r>
-        <w:rPr>
+      <w:pPr>
+        <w:rPr>
+          <w:rFonts w:ascii="Arial" w:hAnsi="Arial" w:cs="Arial"/>
+        </w:rPr>
+      </w:pPr>
+      <w:r>
+        <w:rPr>
+          <w:rFonts w:ascii="Arial" w:hAnsi="Arial" w:cs="Arial"/>
           <w:b/>
           <w:color w:val="000000"/>
           <w:sz w:val="18"/>
@@ -42,14 +48,36 @@
       </w:r>
       <w:r>
         <w:rPr>
-          <w:color w:val="000000"/>
-          <w:sz w:val="18"/>
-          <w:highlight w:val="lightGray"/>
-        </w:rPr>
-        <w:t xml:space="preserve">: Persons Table -&gt; ID Column: 1, Name_En Column: Motasem Essam] -&gt; </w:t>
-      </w:r>
-      <w:r>
-        <w:rPr>
+          <w:rFonts w:ascii="Arial" w:hAnsi="Arial" w:cs="Arial"/>
+          <w:color w:val="000000"/>
+          <w:sz w:val="18"/>
+          <w:highlight w:val="lightGray"/>
+        </w:rPr>
+        <w:t xml:space="preserve">: Persons Table -&gt; ID Column: 1, </w:t>
+      </w:r>
+      <w:proofErr w:type="spellStart"/>
+      <w:r>
+        <w:rPr>
+          <w:rFonts w:ascii="Arial" w:hAnsi="Arial" w:cs="Arial"/>
+          <w:color w:val="000000"/>
+          <w:sz w:val="18"/>
+          <w:highlight w:val="lightGray"/>
+        </w:rPr>
+        <w:t>Name_En</w:t>
+      </w:r>
+      <w:proofErr w:type="spellEnd"/>
+      <w:r>
+        <w:rPr>
+          <w:rFonts w:ascii="Arial" w:hAnsi="Arial" w:cs="Arial"/>
+          <w:color w:val="000000"/>
+          <w:sz w:val="18"/>
+          <w:highlight w:val="lightGray"/>
+        </w:rPr>
+        <w:t xml:space="preserve"> Column: Motasem Essam] -&gt; </w:t>
+      </w:r>
+      <w:r>
+        <w:rPr>
+          <w:rFonts w:ascii="Arial" w:hAnsi="Arial" w:cs="Arial"/>
           <w:b/>
           <w:color w:val="000000"/>
           <w:sz w:val="18"/>
@@ -59,6 +87,7 @@
       </w:r>
       <w:r>
         <w:rPr>
+          <w:rFonts w:ascii="Arial" w:hAnsi="Arial" w:cs="Arial"/>
           <w:color w:val="000000"/>
           <w:sz w:val="18"/>
           <w:highlight w:val="lightGray"/>
@@ -67,6 +96,7 @@
       </w:r>
       <w:r>
         <w:rPr>
+          <w:rFonts w:ascii="Arial" w:hAnsi="Arial" w:cs="Arial"/>
           <w:b/>
           <w:color w:val="000000"/>
           <w:sz w:val="18"/>
@@ -76,6 +106,7 @@
       </w:r>
       <w:r>
         <w:rPr>
+          <w:rFonts w:ascii="Arial" w:hAnsi="Arial" w:cs="Arial"/>
           <w:color w:val="000000"/>
           <w:sz w:val="18"/>
           <w:highlight w:val="lightGray"/>
@@ -149,6 +180,7 @@
     <w:p>
       <w:r>
         <w:rPr>
+          <w:rFonts w:ascii="Arial" w:hAnsi="Arial" w:cs="Arial"/>
           <w:b/>
           <w:color w:val="000000"/>
           <w:sz w:val="18"/>
@@ -158,14 +190,36 @@
       </w:r>
       <w:r>
         <w:rPr>
-          <w:color w:val="000000"/>
-          <w:sz w:val="18"/>
-          <w:highlight w:val="lightGray"/>
-        </w:rPr>
-        <w:t xml:space="preserve">: Persons Table -&gt; ID Column: 1, Name_En Column: Motasem Essam] -&gt; </w:t>
-      </w:r>
-      <w:r>
-        <w:rPr>
+          <w:rFonts w:ascii="Arial" w:hAnsi="Arial" w:cs="Arial"/>
+          <w:color w:val="000000"/>
+          <w:sz w:val="18"/>
+          <w:highlight w:val="lightGray"/>
+        </w:rPr>
+        <w:t xml:space="preserve">: Persons Table -&gt; ID Column: 1, </w:t>
+      </w:r>
+      <w:proofErr w:type="spellStart"/>
+      <w:r>
+        <w:rPr>
+          <w:rFonts w:ascii="Arial" w:hAnsi="Arial" w:cs="Arial"/>
+          <w:color w:val="000000"/>
+          <w:sz w:val="18"/>
+          <w:highlight w:val="lightGray"/>
+        </w:rPr>
+        <w:t>Name_En</w:t>
+      </w:r>
+      <w:proofErr w:type="spellEnd"/>
+      <w:r>
+        <w:rPr>
+          <w:rFonts w:ascii="Arial" w:hAnsi="Arial" w:cs="Arial"/>
+          <w:color w:val="000000"/>
+          <w:sz w:val="18"/>
+          <w:highlight w:val="lightGray"/>
+        </w:rPr>
+        <w:t xml:space="preserve"> Column: Motasem Essam] -&gt; </w:t>
+      </w:r>
+      <w:r>
+        <w:rPr>
+          <w:rFonts w:ascii="Arial" w:hAnsi="Arial" w:cs="Arial"/>
           <w:b/>
           <w:color w:val="000000"/>
           <w:sz w:val="18"/>
@@ -175,6 +229,7 @@
       </w:r>
       <w:r>
         <w:rPr>
+          <w:rFonts w:ascii="Arial" w:hAnsi="Arial" w:cs="Arial"/>
           <w:color w:val="000000"/>
           <w:sz w:val="18"/>
           <w:highlight w:val="lightGray"/>
@@ -183,6 +238,7 @@
       </w:r>
       <w:r>
         <w:rPr>
+          <w:rFonts w:ascii="Arial" w:hAnsi="Arial" w:cs="Arial"/>
           <w:b/>
           <w:color w:val="000000"/>
           <w:sz w:val="18"/>
@@ -192,6 +248,7 @@
       </w:r>
       <w:r>
         <w:rPr>
+          <w:rFonts w:ascii="Arial" w:hAnsi="Arial" w:cs="Arial"/>
           <w:color w:val="000000"/>
           <w:sz w:val="18"/>
           <w:highlight w:val="lightGray"/>
@@ -352,6 +409,7 @@
     <w:p>
       <w:r>
         <w:rPr>
+          <w:rFonts w:ascii="Arial" w:hAnsi="Arial" w:cs="Arial"/>
           <w:b/>
           <w:color w:val="000000"/>
           <w:sz w:val="18"/>
@@ -361,14 +419,36 @@
       </w:r>
       <w:r>
         <w:rPr>
-          <w:color w:val="000000"/>
-          <w:sz w:val="18"/>
-          <w:highlight w:val="lightGray"/>
-        </w:rPr>
-        <w:t xml:space="preserve">: Persons Table -&gt; ID Column: 1, Name_En Column: Motasem Essam] -&gt; </w:t>
-      </w:r>
-      <w:r>
-        <w:rPr>
+          <w:rFonts w:ascii="Arial" w:hAnsi="Arial" w:cs="Arial"/>
+          <w:color w:val="000000"/>
+          <w:sz w:val="18"/>
+          <w:highlight w:val="lightGray"/>
+        </w:rPr>
+        <w:t xml:space="preserve">: Persons Table -&gt; ID Column: 1, </w:t>
+      </w:r>
+      <w:proofErr w:type="spellStart"/>
+      <w:r>
+        <w:rPr>
+          <w:rFonts w:ascii="Arial" w:hAnsi="Arial" w:cs="Arial"/>
+          <w:color w:val="000000"/>
+          <w:sz w:val="18"/>
+          <w:highlight w:val="lightGray"/>
+        </w:rPr>
+        <w:t>Name_En</w:t>
+      </w:r>
+      <w:proofErr w:type="spellEnd"/>
+      <w:r>
+        <w:rPr>
+          <w:rFonts w:ascii="Arial" w:hAnsi="Arial" w:cs="Arial"/>
+          <w:color w:val="000000"/>
+          <w:sz w:val="18"/>
+          <w:highlight w:val="lightGray"/>
+        </w:rPr>
+        <w:t xml:space="preserve"> Column: Motasem Essam] -&gt; </w:t>
+      </w:r>
+      <w:r>
+        <w:rPr>
+          <w:rFonts w:ascii="Arial" w:hAnsi="Arial" w:cs="Arial"/>
           <w:b/>
           <w:color w:val="000000"/>
           <w:sz w:val="18"/>
@@ -378,6 +458,7 @@
       </w:r>
       <w:r>
         <w:rPr>
+          <w:rFonts w:ascii="Arial" w:hAnsi="Arial" w:cs="Arial"/>
           <w:color w:val="000000"/>
           <w:sz w:val="18"/>
           <w:highlight w:val="lightGray"/>
@@ -386,6 +467,7 @@
       </w:r>
       <w:r>
         <w:rPr>
+          <w:rFonts w:ascii="Arial" w:hAnsi="Arial" w:cs="Arial"/>
           <w:b/>
           <w:color w:val="000000"/>
           <w:sz w:val="18"/>
@@ -395,6 +477,7 @@
       </w:r>
       <w:r>
         <w:rPr>
+          <w:rFonts w:ascii="Arial" w:hAnsi="Arial" w:cs="Arial"/>
           <w:color w:val="000000"/>
           <w:sz w:val="18"/>
           <w:highlight w:val="lightGray"/>
@@ -511,6 +594,7 @@
         <w:rPr>
           <w:rFonts w:ascii="Roboto Mono" w:hAnsi="Roboto Mono"/>
         </w:rPr>
+        <w:lastRenderedPageBreak/>
         <w:t>The application creates a query like:</w:t>
       </w:r>
     </w:p>
@@ -671,6 +755,7 @@
     <w:p>
       <w:r>
         <w:rPr>
+          <w:rFonts w:ascii="Arial" w:hAnsi="Arial" w:cs="Arial"/>
           <w:b/>
           <w:color w:val="000000"/>
           <w:sz w:val="18"/>
@@ -680,14 +765,36 @@
       </w:r>
       <w:r>
         <w:rPr>
-          <w:color w:val="000000"/>
-          <w:sz w:val="18"/>
-          <w:highlight w:val="lightGray"/>
-        </w:rPr>
-        <w:t xml:space="preserve">: Persons Table -&gt; ID Column: 1, Name_En Column: Motasem Essam] -&gt; </w:t>
-      </w:r>
-      <w:r>
-        <w:rPr>
+          <w:rFonts w:ascii="Arial" w:hAnsi="Arial" w:cs="Arial"/>
+          <w:color w:val="000000"/>
+          <w:sz w:val="18"/>
+          <w:highlight w:val="lightGray"/>
+        </w:rPr>
+        <w:t xml:space="preserve">: Persons Table -&gt; ID Column: 1, </w:t>
+      </w:r>
+      <w:proofErr w:type="spellStart"/>
+      <w:r>
+        <w:rPr>
+          <w:rFonts w:ascii="Arial" w:hAnsi="Arial" w:cs="Arial"/>
+          <w:color w:val="000000"/>
+          <w:sz w:val="18"/>
+          <w:highlight w:val="lightGray"/>
+        </w:rPr>
+        <w:t>Name_En</w:t>
+      </w:r>
+      <w:proofErr w:type="spellEnd"/>
+      <w:r>
+        <w:rPr>
+          <w:rFonts w:ascii="Arial" w:hAnsi="Arial" w:cs="Arial"/>
+          <w:color w:val="000000"/>
+          <w:sz w:val="18"/>
+          <w:highlight w:val="lightGray"/>
+        </w:rPr>
+        <w:t xml:space="preserve"> Column: Motasem Essam] -&gt; </w:t>
+      </w:r>
+      <w:r>
+        <w:rPr>
+          <w:rFonts w:ascii="Arial" w:hAnsi="Arial" w:cs="Arial"/>
           <w:b/>
           <w:color w:val="000000"/>
           <w:sz w:val="18"/>
@@ -697,6 +804,7 @@
       </w:r>
       <w:r>
         <w:rPr>
+          <w:rFonts w:ascii="Arial" w:hAnsi="Arial" w:cs="Arial"/>
           <w:color w:val="000000"/>
           <w:sz w:val="18"/>
           <w:highlight w:val="lightGray"/>
@@ -705,6 +813,7 @@
       </w:r>
       <w:r>
         <w:rPr>
+          <w:rFonts w:ascii="Arial" w:hAnsi="Arial" w:cs="Arial"/>
           <w:b/>
           <w:color w:val="000000"/>
           <w:sz w:val="18"/>
@@ -714,6 +823,7 @@
       </w:r>
       <w:r>
         <w:rPr>
+          <w:rFonts w:ascii="Arial" w:hAnsi="Arial" w:cs="Arial"/>
           <w:color w:val="000000"/>
           <w:sz w:val="18"/>
           <w:highlight w:val="lightGray"/>
@@ -804,7 +914,21 @@
         <w:rPr>
           <w:rFonts w:ascii="Roboto Mono" w:hAnsi="Roboto Mono"/>
         </w:rPr>
-        <w:t>$sql = "SELECT * FROM Users</w:t>
+        <w:t>$</w:t>
+      </w:r>
+      <w:proofErr w:type="spellStart"/>
+      <w:r>
+        <w:rPr>
+          <w:rFonts w:ascii="Roboto Mono" w:hAnsi="Roboto Mono"/>
+        </w:rPr>
+        <w:t>sql</w:t>
+      </w:r>
+      <w:proofErr w:type="spellEnd"/>
+      <w:r>
+        <w:rPr>
+          <w:rFonts w:ascii="Roboto Mono" w:hAnsi="Roboto Mono"/>
+        </w:rPr>
+        <w:t xml:space="preserve"> = "SELECT * FROM Users</w:t>
       </w:r>
     </w:p>
     <w:p>
@@ -882,6 +1006,7 @@
         <w:rPr>
           <w:rFonts w:ascii="Segoe UI Emoji" w:hAnsi="Segoe UI Emoji" w:cs="Segoe UI Emoji"/>
         </w:rPr>
+        <w:lastRenderedPageBreak/>
         <w:t>🚨</w:t>
       </w:r>
       <w:r>
@@ -891,6 +1016,7 @@
     <w:p>
       <w:r>
         <w:rPr>
+          <w:rFonts w:ascii="Arial" w:hAnsi="Arial" w:cs="Arial"/>
           <w:b/>
           <w:color w:val="000000"/>
           <w:sz w:val="18"/>
@@ -900,14 +1026,36 @@
       </w:r>
       <w:r>
         <w:rPr>
-          <w:color w:val="000000"/>
-          <w:sz w:val="18"/>
-          <w:highlight w:val="lightGray"/>
-        </w:rPr>
-        <w:t xml:space="preserve">: Persons Table -&gt; ID Column: 1, Name_En Column: Motasem Essam] -&gt; </w:t>
-      </w:r>
-      <w:r>
-        <w:rPr>
+          <w:rFonts w:ascii="Arial" w:hAnsi="Arial" w:cs="Arial"/>
+          <w:color w:val="000000"/>
+          <w:sz w:val="18"/>
+          <w:highlight w:val="lightGray"/>
+        </w:rPr>
+        <w:t xml:space="preserve">: Persons Table -&gt; ID Column: 1, </w:t>
+      </w:r>
+      <w:proofErr w:type="spellStart"/>
+      <w:r>
+        <w:rPr>
+          <w:rFonts w:ascii="Arial" w:hAnsi="Arial" w:cs="Arial"/>
+          <w:color w:val="000000"/>
+          <w:sz w:val="18"/>
+          <w:highlight w:val="lightGray"/>
+        </w:rPr>
+        <w:t>Name_En</w:t>
+      </w:r>
+      <w:proofErr w:type="spellEnd"/>
+      <w:r>
+        <w:rPr>
+          <w:rFonts w:ascii="Arial" w:hAnsi="Arial" w:cs="Arial"/>
+          <w:color w:val="000000"/>
+          <w:sz w:val="18"/>
+          <w:highlight w:val="lightGray"/>
+        </w:rPr>
+        <w:t xml:space="preserve"> Column: Motasem Essam] -&gt; </w:t>
+      </w:r>
+      <w:r>
+        <w:rPr>
+          <w:rFonts w:ascii="Arial" w:hAnsi="Arial" w:cs="Arial"/>
           <w:b/>
           <w:color w:val="000000"/>
           <w:sz w:val="18"/>
@@ -917,6 +1065,7 @@
       </w:r>
       <w:r>
         <w:rPr>
+          <w:rFonts w:ascii="Arial" w:hAnsi="Arial" w:cs="Arial"/>
           <w:color w:val="000000"/>
           <w:sz w:val="18"/>
           <w:highlight w:val="lightGray"/>
@@ -925,6 +1074,7 @@
       </w:r>
       <w:r>
         <w:rPr>
+          <w:rFonts w:ascii="Arial" w:hAnsi="Arial" w:cs="Arial"/>
           <w:b/>
           <w:color w:val="000000"/>
           <w:sz w:val="18"/>
@@ -934,6 +1084,7 @@
       </w:r>
       <w:r>
         <w:rPr>
+          <w:rFonts w:ascii="Arial" w:hAnsi="Arial" w:cs="Arial"/>
           <w:color w:val="000000"/>
           <w:sz w:val="18"/>
           <w:highlight w:val="lightGray"/>
@@ -1374,6 +1525,7 @@
         <w:rPr>
           <w:rFonts w:ascii="Roboto Mono" w:hAnsi="Roboto Mono"/>
         </w:rPr>
+        <w:lastRenderedPageBreak/>
         <w:t>'1'='1'</w:t>
       </w:r>
     </w:p>
@@ -1435,6 +1587,7 @@
     <w:p>
       <w:r>
         <w:rPr>
+          <w:rFonts w:ascii="Arial" w:hAnsi="Arial" w:cs="Arial"/>
           <w:b/>
           <w:color w:val="000000"/>
           <w:sz w:val="18"/>
@@ -1444,14 +1597,36 @@
       </w:r>
       <w:r>
         <w:rPr>
-          <w:color w:val="000000"/>
-          <w:sz w:val="18"/>
-          <w:highlight w:val="lightGray"/>
-        </w:rPr>
-        <w:t xml:space="preserve">: Persons Table -&gt; ID Column: 1, Name_En Column: Motasem Essam] -&gt; </w:t>
-      </w:r>
-      <w:r>
-        <w:rPr>
+          <w:rFonts w:ascii="Arial" w:hAnsi="Arial" w:cs="Arial"/>
+          <w:color w:val="000000"/>
+          <w:sz w:val="18"/>
+          <w:highlight w:val="lightGray"/>
+        </w:rPr>
+        <w:t xml:space="preserve">: Persons Table -&gt; ID Column: 1, </w:t>
+      </w:r>
+      <w:proofErr w:type="spellStart"/>
+      <w:r>
+        <w:rPr>
+          <w:rFonts w:ascii="Arial" w:hAnsi="Arial" w:cs="Arial"/>
+          <w:color w:val="000000"/>
+          <w:sz w:val="18"/>
+          <w:highlight w:val="lightGray"/>
+        </w:rPr>
+        <w:t>Name_En</w:t>
+      </w:r>
+      <w:proofErr w:type="spellEnd"/>
+      <w:r>
+        <w:rPr>
+          <w:rFonts w:ascii="Arial" w:hAnsi="Arial" w:cs="Arial"/>
+          <w:color w:val="000000"/>
+          <w:sz w:val="18"/>
+          <w:highlight w:val="lightGray"/>
+        </w:rPr>
+        <w:t xml:space="preserve"> Column: Motasem Essam] -&gt; </w:t>
+      </w:r>
+      <w:r>
+        <w:rPr>
+          <w:rFonts w:ascii="Arial" w:hAnsi="Arial" w:cs="Arial"/>
           <w:b/>
           <w:color w:val="000000"/>
           <w:sz w:val="18"/>
@@ -1461,6 +1636,7 @@
       </w:r>
       <w:r>
         <w:rPr>
+          <w:rFonts w:ascii="Arial" w:hAnsi="Arial" w:cs="Arial"/>
           <w:color w:val="000000"/>
           <w:sz w:val="18"/>
           <w:highlight w:val="lightGray"/>
@@ -1469,6 +1645,7 @@
       </w:r>
       <w:r>
         <w:rPr>
+          <w:rFonts w:ascii="Arial" w:hAnsi="Arial" w:cs="Arial"/>
           <w:b/>
           <w:color w:val="000000"/>
           <w:sz w:val="18"/>
@@ -1478,6 +1655,7 @@
       </w:r>
       <w:r>
         <w:rPr>
+          <w:rFonts w:ascii="Arial" w:hAnsi="Arial" w:cs="Arial"/>
           <w:color w:val="000000"/>
           <w:sz w:val="18"/>
           <w:highlight w:val="lightGray"/>
@@ -1833,6 +2011,7 @@
         <w:rPr>
           <w:rFonts w:ascii="Roboto Mono" w:hAnsi="Roboto Mono"/>
         </w:rPr>
+        <w:lastRenderedPageBreak/>
         <w:t>This can return all users.</w:t>
       </w:r>
     </w:p>
@@ -1874,6 +2053,7 @@
       </w:pPr>
       <w:r>
         <w:rPr>
+          <w:rFonts w:ascii="Arial" w:hAnsi="Arial" w:cs="Arial"/>
           <w:b/>
           <w:color w:val="000000"/>
           <w:sz w:val="18"/>
@@ -1883,14 +2063,36 @@
       </w:r>
       <w:r>
         <w:rPr>
-          <w:color w:val="000000"/>
-          <w:sz w:val="18"/>
-          <w:highlight w:val="lightGray"/>
-        </w:rPr>
-        <w:t xml:space="preserve">: Persons Table -&gt; ID Column: 1, Name_En Column: Motasem Essam] -&gt; </w:t>
-      </w:r>
-      <w:r>
-        <w:rPr>
+          <w:rFonts w:ascii="Arial" w:hAnsi="Arial" w:cs="Arial"/>
+          <w:color w:val="000000"/>
+          <w:sz w:val="18"/>
+          <w:highlight w:val="lightGray"/>
+        </w:rPr>
+        <w:t xml:space="preserve">: Persons Table -&gt; ID Column: 1, </w:t>
+      </w:r>
+      <w:proofErr w:type="spellStart"/>
+      <w:r>
+        <w:rPr>
+          <w:rFonts w:ascii="Arial" w:hAnsi="Arial" w:cs="Arial"/>
+          <w:color w:val="000000"/>
+          <w:sz w:val="18"/>
+          <w:highlight w:val="lightGray"/>
+        </w:rPr>
+        <w:t>Name_En</w:t>
+      </w:r>
+      <w:proofErr w:type="spellEnd"/>
+      <w:r>
+        <w:rPr>
+          <w:rFonts w:ascii="Arial" w:hAnsi="Arial" w:cs="Arial"/>
+          <w:color w:val="000000"/>
+          <w:sz w:val="18"/>
+          <w:highlight w:val="lightGray"/>
+        </w:rPr>
+        <w:t xml:space="preserve"> Column: Motasem Essam] -&gt; </w:t>
+      </w:r>
+      <w:r>
+        <w:rPr>
+          <w:rFonts w:ascii="Arial" w:hAnsi="Arial" w:cs="Arial"/>
           <w:b/>
           <w:color w:val="000000"/>
           <w:sz w:val="18"/>
@@ -1900,6 +2102,7 @@
       </w:r>
       <w:r>
         <w:rPr>
+          <w:rFonts w:ascii="Arial" w:hAnsi="Arial" w:cs="Arial"/>
           <w:color w:val="000000"/>
           <w:sz w:val="18"/>
           <w:highlight w:val="lightGray"/>
@@ -1908,6 +2111,7 @@
       </w:r>
       <w:r>
         <w:rPr>
+          <w:rFonts w:ascii="Arial" w:hAnsi="Arial" w:cs="Arial"/>
           <w:b/>
           <w:color w:val="000000"/>
           <w:sz w:val="18"/>
@@ -1917,6 +2121,7 @@
       </w:r>
       <w:r>
         <w:rPr>
+          <w:rFonts w:ascii="Arial" w:hAnsi="Arial" w:cs="Arial"/>
           <w:color w:val="000000"/>
           <w:sz w:val="18"/>
           <w:highlight w:val="lightGray"/>
@@ -2307,6 +2512,7 @@
     <w:p>
       <w:r>
         <w:rPr>
+          <w:rFonts w:ascii="Arial" w:hAnsi="Arial" w:cs="Arial"/>
           <w:b/>
           <w:color w:val="000000"/>
           <w:sz w:val="18"/>
@@ -2316,14 +2522,36 @@
       </w:r>
       <w:r>
         <w:rPr>
-          <w:color w:val="000000"/>
-          <w:sz w:val="18"/>
-          <w:highlight w:val="lightGray"/>
-        </w:rPr>
-        <w:t xml:space="preserve">: Persons Table -&gt; ID Column: 1, Name_En Column: Motasem Essam] -&gt; </w:t>
-      </w:r>
-      <w:r>
-        <w:rPr>
+          <w:rFonts w:ascii="Arial" w:hAnsi="Arial" w:cs="Arial"/>
+          <w:color w:val="000000"/>
+          <w:sz w:val="18"/>
+          <w:highlight w:val="lightGray"/>
+        </w:rPr>
+        <w:t xml:space="preserve">: Persons Table -&gt; ID Column: 1, </w:t>
+      </w:r>
+      <w:proofErr w:type="spellStart"/>
+      <w:r>
+        <w:rPr>
+          <w:rFonts w:ascii="Arial" w:hAnsi="Arial" w:cs="Arial"/>
+          <w:color w:val="000000"/>
+          <w:sz w:val="18"/>
+          <w:highlight w:val="lightGray"/>
+        </w:rPr>
+        <w:t>Name_En</w:t>
+      </w:r>
+      <w:proofErr w:type="spellEnd"/>
+      <w:r>
+        <w:rPr>
+          <w:rFonts w:ascii="Arial" w:hAnsi="Arial" w:cs="Arial"/>
+          <w:color w:val="000000"/>
+          <w:sz w:val="18"/>
+          <w:highlight w:val="lightGray"/>
+        </w:rPr>
+        <w:t xml:space="preserve"> Column: Motasem Essam] -&gt; </w:t>
+      </w:r>
+      <w:r>
+        <w:rPr>
+          <w:rFonts w:ascii="Arial" w:hAnsi="Arial" w:cs="Arial"/>
           <w:b/>
           <w:color w:val="000000"/>
           <w:sz w:val="18"/>
@@ -2333,6 +2561,7 @@
       </w:r>
       <w:r>
         <w:rPr>
+          <w:rFonts w:ascii="Arial" w:hAnsi="Arial" w:cs="Arial"/>
           <w:color w:val="000000"/>
           <w:sz w:val="18"/>
           <w:highlight w:val="lightGray"/>
@@ -2341,6 +2570,7 @@
       </w:r>
       <w:r>
         <w:rPr>
+          <w:rFonts w:ascii="Arial" w:hAnsi="Arial" w:cs="Arial"/>
           <w:b/>
           <w:color w:val="000000"/>
           <w:sz w:val="18"/>
@@ -2350,6 +2580,7 @@
       </w:r>
       <w:r>
         <w:rPr>
+          <w:rFonts w:ascii="Arial" w:hAnsi="Arial" w:cs="Arial"/>
           <w:color w:val="000000"/>
           <w:sz w:val="18"/>
           <w:highlight w:val="lightGray"/>
@@ -2459,6 +2690,7 @@
         <w:rPr>
           <w:rFonts w:ascii="Roboto Mono" w:hAnsi="Roboto Mono"/>
         </w:rPr>
+        <w:lastRenderedPageBreak/>
         <w:t>SELECT * FROM Customers;</w:t>
       </w:r>
     </w:p>
@@ -2579,7 +2811,21 @@
         <w:rPr>
           <w:rFonts w:ascii="Roboto Mono" w:hAnsi="Roboto Mono"/>
         </w:rPr>
-        <w:t>SET IsAdmin = 1;</w:t>
+        <w:t xml:space="preserve">SET </w:t>
+      </w:r>
+      <w:proofErr w:type="spellStart"/>
+      <w:r>
+        <w:rPr>
+          <w:rFonts w:ascii="Roboto Mono" w:hAnsi="Roboto Mono"/>
+        </w:rPr>
+        <w:t>IsAdmin</w:t>
+      </w:r>
+      <w:proofErr w:type="spellEnd"/>
+      <w:r>
+        <w:rPr>
+          <w:rFonts w:ascii="Roboto Mono" w:hAnsi="Roboto Mono"/>
+        </w:rPr>
+        <w:t xml:space="preserve"> = 1;</w:t>
       </w:r>
     </w:p>
     <w:p>
@@ -2828,6 +3074,7 @@
     <w:p>
       <w:r>
         <w:rPr>
+          <w:rFonts w:ascii="Arial" w:hAnsi="Arial" w:cs="Arial"/>
           <w:b/>
           <w:color w:val="000000"/>
           <w:sz w:val="18"/>
@@ -2837,14 +3084,36 @@
       </w:r>
       <w:r>
         <w:rPr>
-          <w:color w:val="000000"/>
-          <w:sz w:val="18"/>
-          <w:highlight w:val="lightGray"/>
-        </w:rPr>
-        <w:t xml:space="preserve">: Persons Table -&gt; ID Column: 1, Name_En Column: Motasem Essam] -&gt; </w:t>
-      </w:r>
-      <w:r>
-        <w:rPr>
+          <w:rFonts w:ascii="Arial" w:hAnsi="Arial" w:cs="Arial"/>
+          <w:color w:val="000000"/>
+          <w:sz w:val="18"/>
+          <w:highlight w:val="lightGray"/>
+        </w:rPr>
+        <w:t xml:space="preserve">: Persons Table -&gt; ID Column: 1, </w:t>
+      </w:r>
+      <w:proofErr w:type="spellStart"/>
+      <w:r>
+        <w:rPr>
+          <w:rFonts w:ascii="Arial" w:hAnsi="Arial" w:cs="Arial"/>
+          <w:color w:val="000000"/>
+          <w:sz w:val="18"/>
+          <w:highlight w:val="lightGray"/>
+        </w:rPr>
+        <w:t>Name_En</w:t>
+      </w:r>
+      <w:proofErr w:type="spellEnd"/>
+      <w:r>
+        <w:rPr>
+          <w:rFonts w:ascii="Arial" w:hAnsi="Arial" w:cs="Arial"/>
+          <w:color w:val="000000"/>
+          <w:sz w:val="18"/>
+          <w:highlight w:val="lightGray"/>
+        </w:rPr>
+        <w:t xml:space="preserve"> Column: Motasem Essam] -&gt; </w:t>
+      </w:r>
+      <w:r>
+        <w:rPr>
+          <w:rFonts w:ascii="Arial" w:hAnsi="Arial" w:cs="Arial"/>
           <w:b/>
           <w:color w:val="000000"/>
           <w:sz w:val="18"/>
@@ -2854,6 +3123,7 @@
       </w:r>
       <w:r>
         <w:rPr>
+          <w:rFonts w:ascii="Arial" w:hAnsi="Arial" w:cs="Arial"/>
           <w:color w:val="000000"/>
           <w:sz w:val="18"/>
           <w:highlight w:val="lightGray"/>
@@ -2862,6 +3132,7 @@
       </w:r>
       <w:r>
         <w:rPr>
+          <w:rFonts w:ascii="Arial" w:hAnsi="Arial" w:cs="Arial"/>
           <w:b/>
           <w:color w:val="000000"/>
           <w:sz w:val="18"/>
@@ -2871,6 +3142,7 @@
       </w:r>
       <w:r>
         <w:rPr>
+          <w:rFonts w:ascii="Arial" w:hAnsi="Arial" w:cs="Arial"/>
           <w:color w:val="000000"/>
           <w:sz w:val="18"/>
           <w:highlight w:val="lightGray"/>
@@ -2915,6 +3187,7 @@
         <w:rPr>
           <w:noProof/>
         </w:rPr>
+        <w:lastRenderedPageBreak/>
         <w:drawing>
           <wp:inline distT="0" distB="0" distL="0" distR="0" wp14:anchorId="62925665" wp14:editId="23094BD7">
             <wp:extent cx="5943600" cy="925830"/>
@@ -2975,7 +3248,21 @@
         <w:rPr>
           <w:rFonts w:ascii="Roboto Mono" w:hAnsi="Roboto Mono"/>
         </w:rPr>
-        <w:t>$sql = "SELECT *</w:t>
+        <w:t>$</w:t>
+      </w:r>
+      <w:proofErr w:type="spellStart"/>
+      <w:r>
+        <w:rPr>
+          <w:rFonts w:ascii="Roboto Mono" w:hAnsi="Roboto Mono"/>
+        </w:rPr>
+        <w:t>sql</w:t>
+      </w:r>
+      <w:proofErr w:type="spellEnd"/>
+      <w:r>
+        <w:rPr>
+          <w:rFonts w:ascii="Roboto Mono" w:hAnsi="Roboto Mono"/>
+        </w:rPr>
+        <w:t xml:space="preserve"> = "SELECT *</w:t>
       </w:r>
     </w:p>
     <w:p>
@@ -3140,7 +3427,21 @@
         <w:rPr>
           <w:rFonts w:ascii="Roboto Mono" w:hAnsi="Roboto Mono"/>
         </w:rPr>
-        <w:t>$stmt = $conn-&gt;prepare(</w:t>
+        <w:t>$</w:t>
+      </w:r>
+      <w:proofErr w:type="spellStart"/>
+      <w:r>
+        <w:rPr>
+          <w:rFonts w:ascii="Roboto Mono" w:hAnsi="Roboto Mono"/>
+        </w:rPr>
+        <w:t>stmt</w:t>
+      </w:r>
+      <w:proofErr w:type="spellEnd"/>
+      <w:r>
+        <w:rPr>
+          <w:rFonts w:ascii="Roboto Mono" w:hAnsi="Roboto Mono"/>
+        </w:rPr>
+        <w:t xml:space="preserve"> = $conn-&gt;prepare(</w:t>
       </w:r>
     </w:p>
     <w:p>
@@ -3227,6 +3528,7 @@
     <w:p>
       <w:r>
         <w:rPr>
+          <w:rFonts w:ascii="Arial" w:hAnsi="Arial" w:cs="Arial"/>
           <w:b/>
           <w:color w:val="000000"/>
           <w:sz w:val="18"/>
@@ -3236,14 +3538,36 @@
       </w:r>
       <w:r>
         <w:rPr>
-          <w:color w:val="000000"/>
-          <w:sz w:val="18"/>
-          <w:highlight w:val="lightGray"/>
-        </w:rPr>
-        <w:t xml:space="preserve">: Persons Table -&gt; ID Column: 1, Name_En Column: Motasem Essam] -&gt; </w:t>
-      </w:r>
-      <w:r>
-        <w:rPr>
+          <w:rFonts w:ascii="Arial" w:hAnsi="Arial" w:cs="Arial"/>
+          <w:color w:val="000000"/>
+          <w:sz w:val="18"/>
+          <w:highlight w:val="lightGray"/>
+        </w:rPr>
+        <w:t xml:space="preserve">: Persons Table -&gt; ID Column: 1, </w:t>
+      </w:r>
+      <w:proofErr w:type="spellStart"/>
+      <w:r>
+        <w:rPr>
+          <w:rFonts w:ascii="Arial" w:hAnsi="Arial" w:cs="Arial"/>
+          <w:color w:val="000000"/>
+          <w:sz w:val="18"/>
+          <w:highlight w:val="lightGray"/>
+        </w:rPr>
+        <w:t>Name_En</w:t>
+      </w:r>
+      <w:proofErr w:type="spellEnd"/>
+      <w:r>
+        <w:rPr>
+          <w:rFonts w:ascii="Arial" w:hAnsi="Arial" w:cs="Arial"/>
+          <w:color w:val="000000"/>
+          <w:sz w:val="18"/>
+          <w:highlight w:val="lightGray"/>
+        </w:rPr>
+        <w:t xml:space="preserve"> Column: Motasem Essam] -&gt; </w:t>
+      </w:r>
+      <w:r>
+        <w:rPr>
+          <w:rFonts w:ascii="Arial" w:hAnsi="Arial" w:cs="Arial"/>
           <w:b/>
           <w:color w:val="000000"/>
           <w:sz w:val="18"/>
@@ -3253,6 +3577,7 @@
       </w:r>
       <w:r>
         <w:rPr>
+          <w:rFonts w:ascii="Arial" w:hAnsi="Arial" w:cs="Arial"/>
           <w:color w:val="000000"/>
           <w:sz w:val="18"/>
           <w:highlight w:val="lightGray"/>
@@ -3261,6 +3586,7 @@
       </w:r>
       <w:r>
         <w:rPr>
+          <w:rFonts w:ascii="Arial" w:hAnsi="Arial" w:cs="Arial"/>
           <w:b/>
           <w:color w:val="000000"/>
           <w:sz w:val="18"/>
@@ -3270,6 +3596,7 @@
       </w:r>
       <w:r>
         <w:rPr>
+          <w:rFonts w:ascii="Arial" w:hAnsi="Arial" w:cs="Arial"/>
           <w:color w:val="000000"/>
           <w:sz w:val="18"/>
           <w:highlight w:val="lightGray"/>
@@ -3317,6 +3644,7 @@
         <w:rPr>
           <w:rFonts w:ascii="Roboto Mono" w:hAnsi="Roboto Mono"/>
         </w:rPr>
+        <w:lastRenderedPageBreak/>
         <w:t>Example:</w:t>
       </w:r>
     </w:p>
@@ -3390,7 +3718,35 @@
         <w:rPr>
           <w:rFonts w:ascii="Roboto Mono" w:hAnsi="Roboto Mono"/>
         </w:rPr>
-        <w:t>$stmt = $pdo-&gt;prepare(</w:t>
+        <w:t>$</w:t>
+      </w:r>
+      <w:proofErr w:type="spellStart"/>
+      <w:r>
+        <w:rPr>
+          <w:rFonts w:ascii="Roboto Mono" w:hAnsi="Roboto Mono"/>
+        </w:rPr>
+        <w:t>stmt</w:t>
+      </w:r>
+      <w:proofErr w:type="spellEnd"/>
+      <w:r>
+        <w:rPr>
+          <w:rFonts w:ascii="Roboto Mono" w:hAnsi="Roboto Mono"/>
+        </w:rPr>
+        <w:t xml:space="preserve"> = $</w:t>
+      </w:r>
+      <w:proofErr w:type="spellStart"/>
+      <w:r>
+        <w:rPr>
+          <w:rFonts w:ascii="Roboto Mono" w:hAnsi="Roboto Mono"/>
+        </w:rPr>
+        <w:t>pdo</w:t>
+      </w:r>
+      <w:proofErr w:type="spellEnd"/>
+      <w:r>
+        <w:rPr>
+          <w:rFonts w:ascii="Roboto Mono" w:hAnsi="Roboto Mono"/>
+        </w:rPr>
+        <w:t>-&gt;prepare(</w:t>
       </w:r>
     </w:p>
     <w:p>
@@ -3818,8 +4174,17 @@
         <w:rPr>
           <w:rFonts w:ascii="Roboto Mono" w:hAnsi="Roboto Mono"/>
         </w:rPr>
-        <w:t>Only numbers allowed for UserID</w:t>
-      </w:r>
+        <w:lastRenderedPageBreak/>
+        <w:t xml:space="preserve">Only numbers allowed for </w:t>
+      </w:r>
+      <w:proofErr w:type="spellStart"/>
+      <w:r>
+        <w:rPr>
+          <w:rFonts w:ascii="Roboto Mono" w:hAnsi="Roboto Mono"/>
+        </w:rPr>
+        <w:t>UserID</w:t>
+      </w:r>
+      <w:proofErr w:type="spellEnd"/>
     </w:p>
     <w:p>
       <w:pPr>
@@ -4220,6 +4585,7 @@
       </w:pPr>
       <w:r>
         <w:rPr>
+          <w:rFonts w:ascii="Arial" w:hAnsi="Arial" w:cs="Arial"/>
           <w:b/>
           <w:color w:val="000000"/>
           <w:sz w:val="18"/>
@@ -4229,14 +4595,36 @@
       </w:r>
       <w:r>
         <w:rPr>
-          <w:color w:val="000000"/>
-          <w:sz w:val="18"/>
-          <w:highlight w:val="lightGray"/>
-        </w:rPr>
-        <w:t xml:space="preserve">: Persons Table -&gt; ID Column: 1, Name_En Column: Motasem Essam] -&gt; </w:t>
-      </w:r>
-      <w:r>
-        <w:rPr>
+          <w:rFonts w:ascii="Arial" w:hAnsi="Arial" w:cs="Arial"/>
+          <w:color w:val="000000"/>
+          <w:sz w:val="18"/>
+          <w:highlight w:val="lightGray"/>
+        </w:rPr>
+        <w:t xml:space="preserve">: Persons Table -&gt; ID Column: 1, </w:t>
+      </w:r>
+      <w:proofErr w:type="spellStart"/>
+      <w:r>
+        <w:rPr>
+          <w:rFonts w:ascii="Arial" w:hAnsi="Arial" w:cs="Arial"/>
+          <w:color w:val="000000"/>
+          <w:sz w:val="18"/>
+          <w:highlight w:val="lightGray"/>
+        </w:rPr>
+        <w:t>Name_En</w:t>
+      </w:r>
+      <w:proofErr w:type="spellEnd"/>
+      <w:r>
+        <w:rPr>
+          <w:rFonts w:ascii="Arial" w:hAnsi="Arial" w:cs="Arial"/>
+          <w:color w:val="000000"/>
+          <w:sz w:val="18"/>
+          <w:highlight w:val="lightGray"/>
+        </w:rPr>
+        <w:t xml:space="preserve"> Column: Motasem Essam] -&gt; </w:t>
+      </w:r>
+      <w:r>
+        <w:rPr>
+          <w:rFonts w:ascii="Arial" w:hAnsi="Arial" w:cs="Arial"/>
           <w:b/>
           <w:color w:val="000000"/>
           <w:sz w:val="18"/>
@@ -4246,6 +4634,7 @@
       </w:r>
       <w:r>
         <w:rPr>
+          <w:rFonts w:ascii="Arial" w:hAnsi="Arial" w:cs="Arial"/>
           <w:color w:val="000000"/>
           <w:sz w:val="18"/>
           <w:highlight w:val="lightGray"/>
@@ -4254,6 +4643,7 @@
       </w:r>
       <w:r>
         <w:rPr>
+          <w:rFonts w:ascii="Arial" w:hAnsi="Arial" w:cs="Arial"/>
           <w:b/>
           <w:color w:val="000000"/>
           <w:sz w:val="18"/>
@@ -4263,6 +4653,7 @@
       </w:r>
       <w:r>
         <w:rPr>
+          <w:rFonts w:ascii="Arial" w:hAnsi="Arial" w:cs="Arial"/>
           <w:color w:val="000000"/>
           <w:sz w:val="18"/>
           <w:highlight w:val="lightGray"/>
@@ -4275,6 +4666,7 @@
         <w:rPr>
           <w:noProof/>
         </w:rPr>
+        <w:lastRenderedPageBreak/>
         <w:drawing>
           <wp:inline distT="0" distB="0" distL="0" distR="0" wp14:anchorId="0CBA7127" wp14:editId="67939665">
             <wp:extent cx="5943600" cy="1567815"/>
@@ -4572,6 +4964,7 @@
     <w:p>
       <w:r>
         <w:rPr>
+          <w:rFonts w:ascii="Arial" w:hAnsi="Arial" w:cs="Arial"/>
           <w:b/>
           <w:color w:val="000000"/>
           <w:sz w:val="18"/>
@@ -4581,14 +4974,36 @@
       </w:r>
       <w:r>
         <w:rPr>
-          <w:color w:val="000000"/>
-          <w:sz w:val="18"/>
-          <w:highlight w:val="lightGray"/>
-        </w:rPr>
-        <w:t xml:space="preserve">: Persons Table -&gt; ID Column: 1, Name_En Column: Motasem Essam] -&gt; </w:t>
-      </w:r>
-      <w:r>
-        <w:rPr>
+          <w:rFonts w:ascii="Arial" w:hAnsi="Arial" w:cs="Arial"/>
+          <w:color w:val="000000"/>
+          <w:sz w:val="18"/>
+          <w:highlight w:val="lightGray"/>
+        </w:rPr>
+        <w:t xml:space="preserve">: Persons Table -&gt; ID Column: 1, </w:t>
+      </w:r>
+      <w:proofErr w:type="spellStart"/>
+      <w:r>
+        <w:rPr>
+          <w:rFonts w:ascii="Arial" w:hAnsi="Arial" w:cs="Arial"/>
+          <w:color w:val="000000"/>
+          <w:sz w:val="18"/>
+          <w:highlight w:val="lightGray"/>
+        </w:rPr>
+        <w:t>Name_En</w:t>
+      </w:r>
+      <w:proofErr w:type="spellEnd"/>
+      <w:r>
+        <w:rPr>
+          <w:rFonts w:ascii="Arial" w:hAnsi="Arial" w:cs="Arial"/>
+          <w:color w:val="000000"/>
+          <w:sz w:val="18"/>
+          <w:highlight w:val="lightGray"/>
+        </w:rPr>
+        <w:t xml:space="preserve"> Column: Motasem Essam] -&gt; </w:t>
+      </w:r>
+      <w:r>
+        <w:rPr>
+          <w:rFonts w:ascii="Arial" w:hAnsi="Arial" w:cs="Arial"/>
           <w:b/>
           <w:color w:val="000000"/>
           <w:sz w:val="18"/>
@@ -4598,6 +5013,7 @@
       </w:r>
       <w:r>
         <w:rPr>
+          <w:rFonts w:ascii="Arial" w:hAnsi="Arial" w:cs="Arial"/>
           <w:color w:val="000000"/>
           <w:sz w:val="18"/>
           <w:highlight w:val="lightGray"/>
@@ -4606,6 +5022,7 @@
       </w:r>
       <w:r>
         <w:rPr>
+          <w:rFonts w:ascii="Arial" w:hAnsi="Arial" w:cs="Arial"/>
           <w:b/>
           <w:color w:val="000000"/>
           <w:sz w:val="18"/>
@@ -4615,6 +5032,7 @@
       </w:r>
       <w:r>
         <w:rPr>
+          <w:rFonts w:ascii="Arial" w:hAnsi="Arial" w:cs="Arial"/>
           <w:color w:val="000000"/>
           <w:sz w:val="18"/>
           <w:highlight w:val="lightGray"/>
@@ -4722,6 +5140,7 @@
         <w:rPr>
           <w:rFonts w:ascii="Roboto Mono" w:hAnsi="Roboto Mono"/>
         </w:rPr>
+        <w:lastRenderedPageBreak/>
         <w:t>Is one of the most well-known web vulnerabilities</w:t>
       </w:r>
     </w:p>
@@ -4757,6 +5176,7 @@
     <w:p>
       <w:r>
         <w:rPr>
+          <w:rFonts w:ascii="Arial" w:hAnsi="Arial" w:cs="Arial"/>
           <w:b/>
           <w:color w:val="000000"/>
           <w:sz w:val="18"/>
@@ -4766,14 +5186,36 @@
       </w:r>
       <w:r>
         <w:rPr>
-          <w:color w:val="000000"/>
-          <w:sz w:val="18"/>
-          <w:highlight w:val="lightGray"/>
-        </w:rPr>
-        <w:t xml:space="preserve">: Persons Table -&gt; ID Column: 1, Name_En Column: Motasem Essam] -&gt; </w:t>
-      </w:r>
-      <w:r>
-        <w:rPr>
+          <w:rFonts w:ascii="Arial" w:hAnsi="Arial" w:cs="Arial"/>
+          <w:color w:val="000000"/>
+          <w:sz w:val="18"/>
+          <w:highlight w:val="lightGray"/>
+        </w:rPr>
+        <w:t xml:space="preserve">: Persons Table -&gt; ID Column: 1, </w:t>
+      </w:r>
+      <w:proofErr w:type="spellStart"/>
+      <w:r>
+        <w:rPr>
+          <w:rFonts w:ascii="Arial" w:hAnsi="Arial" w:cs="Arial"/>
+          <w:color w:val="000000"/>
+          <w:sz w:val="18"/>
+          <w:highlight w:val="lightGray"/>
+        </w:rPr>
+        <w:t>Name_En</w:t>
+      </w:r>
+      <w:proofErr w:type="spellEnd"/>
+      <w:r>
+        <w:rPr>
+          <w:rFonts w:ascii="Arial" w:hAnsi="Arial" w:cs="Arial"/>
+          <w:color w:val="000000"/>
+          <w:sz w:val="18"/>
+          <w:highlight w:val="lightGray"/>
+        </w:rPr>
+        <w:t xml:space="preserve"> Column: Motasem Essam] -&gt; </w:t>
+      </w:r>
+      <w:r>
+        <w:rPr>
+          <w:rFonts w:ascii="Arial" w:hAnsi="Arial" w:cs="Arial"/>
           <w:b/>
           <w:color w:val="000000"/>
           <w:sz w:val="18"/>
@@ -4783,6 +5225,7 @@
       </w:r>
       <w:r>
         <w:rPr>
+          <w:rFonts w:ascii="Arial" w:hAnsi="Arial" w:cs="Arial"/>
           <w:color w:val="000000"/>
           <w:sz w:val="18"/>
           <w:highlight w:val="lightGray"/>
@@ -4791,6 +5234,7 @@
       </w:r>
       <w:r>
         <w:rPr>
+          <w:rFonts w:ascii="Arial" w:hAnsi="Arial" w:cs="Arial"/>
           <w:b/>
           <w:color w:val="000000"/>
           <w:sz w:val="18"/>
@@ -4800,6 +5244,7 @@
       </w:r>
       <w:r>
         <w:rPr>
+          <w:rFonts w:ascii="Arial" w:hAnsi="Arial" w:cs="Arial"/>
           <w:color w:val="000000"/>
           <w:sz w:val="18"/>
           <w:highlight w:val="lightGray"/>
@@ -4951,6 +5396,7 @@
     <w:p>
       <w:r>
         <w:rPr>
+          <w:rFonts w:ascii="Arial" w:hAnsi="Arial" w:cs="Arial"/>
           <w:b/>
           <w:color w:val="000000"/>
           <w:sz w:val="18"/>
@@ -4960,14 +5406,36 @@
       </w:r>
       <w:r>
         <w:rPr>
-          <w:color w:val="000000"/>
-          <w:sz w:val="18"/>
-          <w:highlight w:val="lightGray"/>
-        </w:rPr>
-        <w:t xml:space="preserve">: Persons Table -&gt; ID Column: 1, Name_En Column: Motasem Essam] -&gt; </w:t>
-      </w:r>
-      <w:r>
-        <w:rPr>
+          <w:rFonts w:ascii="Arial" w:hAnsi="Arial" w:cs="Arial"/>
+          <w:color w:val="000000"/>
+          <w:sz w:val="18"/>
+          <w:highlight w:val="lightGray"/>
+        </w:rPr>
+        <w:t xml:space="preserve">: Persons Table -&gt; ID Column: 1, </w:t>
+      </w:r>
+      <w:proofErr w:type="spellStart"/>
+      <w:r>
+        <w:rPr>
+          <w:rFonts w:ascii="Arial" w:hAnsi="Arial" w:cs="Arial"/>
+          <w:color w:val="000000"/>
+          <w:sz w:val="18"/>
+          <w:highlight w:val="lightGray"/>
+        </w:rPr>
+        <w:t>Name_En</w:t>
+      </w:r>
+      <w:proofErr w:type="spellEnd"/>
+      <w:r>
+        <w:rPr>
+          <w:rFonts w:ascii="Arial" w:hAnsi="Arial" w:cs="Arial"/>
+          <w:color w:val="000000"/>
+          <w:sz w:val="18"/>
+          <w:highlight w:val="lightGray"/>
+        </w:rPr>
+        <w:t xml:space="preserve"> Column: Motasem Essam] -&gt; </w:t>
+      </w:r>
+      <w:r>
+        <w:rPr>
+          <w:rFonts w:ascii="Arial" w:hAnsi="Arial" w:cs="Arial"/>
           <w:b/>
           <w:color w:val="000000"/>
           <w:sz w:val="18"/>
@@ -4977,6 +5445,7 @@
       </w:r>
       <w:r>
         <w:rPr>
+          <w:rFonts w:ascii="Arial" w:hAnsi="Arial" w:cs="Arial"/>
           <w:color w:val="000000"/>
           <w:sz w:val="18"/>
           <w:highlight w:val="lightGray"/>
@@ -4985,6 +5454,7 @@
       </w:r>
       <w:r>
         <w:rPr>
+          <w:rFonts w:ascii="Arial" w:hAnsi="Arial" w:cs="Arial"/>
           <w:b/>
           <w:color w:val="000000"/>
           <w:sz w:val="18"/>
@@ -4994,6 +5464,7 @@
       </w:r>
       <w:r>
         <w:rPr>
+          <w:rFonts w:ascii="Arial" w:hAnsi="Arial" w:cs="Arial"/>
           <w:color w:val="000000"/>
           <w:sz w:val="18"/>
           <w:highlight w:val="lightGray"/>
@@ -5269,6 +5740,7 @@
         <w:rPr>
           <w:rFonts w:ascii="Roboto Mono" w:hAnsi="Roboto Mono"/>
         </w:rPr>
+        <w:lastRenderedPageBreak/>
         <w:t>If the receptionist blindly follows the instructions, security is compromised.</w:t>
       </w:r>
     </w:p>
@@ -5371,6 +5843,7 @@
     <w:p>
       <w:r>
         <w:rPr>
+          <w:rFonts w:ascii="Arial" w:hAnsi="Arial" w:cs="Arial"/>
           <w:b/>
           <w:color w:val="000000"/>
           <w:sz w:val="18"/>
@@ -5380,14 +5853,36 @@
       </w:r>
       <w:r>
         <w:rPr>
-          <w:color w:val="000000"/>
-          <w:sz w:val="18"/>
-          <w:highlight w:val="lightGray"/>
-        </w:rPr>
-        <w:t xml:space="preserve">: Persons Table -&gt; ID Column: 1, Name_En Column: Motasem Essam] -&gt; </w:t>
-      </w:r>
-      <w:r>
-        <w:rPr>
+          <w:rFonts w:ascii="Arial" w:hAnsi="Arial" w:cs="Arial"/>
+          <w:color w:val="000000"/>
+          <w:sz w:val="18"/>
+          <w:highlight w:val="lightGray"/>
+        </w:rPr>
+        <w:t xml:space="preserve">: Persons Table -&gt; ID Column: 1, </w:t>
+      </w:r>
+      <w:proofErr w:type="spellStart"/>
+      <w:r>
+        <w:rPr>
+          <w:rFonts w:ascii="Arial" w:hAnsi="Arial" w:cs="Arial"/>
+          <w:color w:val="000000"/>
+          <w:sz w:val="18"/>
+          <w:highlight w:val="lightGray"/>
+        </w:rPr>
+        <w:t>Name_En</w:t>
+      </w:r>
+      <w:proofErr w:type="spellEnd"/>
+      <w:r>
+        <w:rPr>
+          <w:rFonts w:ascii="Arial" w:hAnsi="Arial" w:cs="Arial"/>
+          <w:color w:val="000000"/>
+          <w:sz w:val="18"/>
+          <w:highlight w:val="lightGray"/>
+        </w:rPr>
+        <w:t xml:space="preserve"> Column: Motasem Essam] -&gt; </w:t>
+      </w:r>
+      <w:r>
+        <w:rPr>
+          <w:rFonts w:ascii="Arial" w:hAnsi="Arial" w:cs="Arial"/>
           <w:b/>
           <w:color w:val="000000"/>
           <w:sz w:val="18"/>
@@ -5397,6 +5892,7 @@
       </w:r>
       <w:r>
         <w:rPr>
+          <w:rFonts w:ascii="Arial" w:hAnsi="Arial" w:cs="Arial"/>
           <w:color w:val="000000"/>
           <w:sz w:val="18"/>
           <w:highlight w:val="lightGray"/>
@@ -5405,6 +5901,7 @@
       </w:r>
       <w:r>
         <w:rPr>
+          <w:rFonts w:ascii="Arial" w:hAnsi="Arial" w:cs="Arial"/>
           <w:b/>
           <w:color w:val="000000"/>
           <w:sz w:val="18"/>
@@ -5414,6 +5911,7 @@
       </w:r>
       <w:r>
         <w:rPr>
+          <w:rFonts w:ascii="Arial" w:hAnsi="Arial" w:cs="Arial"/>
           <w:color w:val="000000"/>
           <w:sz w:val="18"/>
           <w:highlight w:val="lightGray"/>
